--- a/_output/cc-behave-supplemental.docx
+++ b/_output/cc-behave-supplemental.docx
@@ -15,31 +15,7 @@
         <w:pStyle w:val="FirstParagraph"/>
       </w:pPr>
       <w:r>
-        <w:t xml:space="preserve">These supplemental materials report the single-orientation structural</w:t>
-      </w:r>
-      <w:r>
-        <w:t xml:space="preserve"> </w:t>
-      </w:r>
-      <w:r>
-        <w:t xml:space="preserve">equation models — cultural cognition predicting the Connectedness to</w:t>
-      </w:r>
-      <w:r>
-        <w:t xml:space="preserve"> </w:t>
-      </w:r>
-      <w:r>
-        <w:t xml:space="preserve">Nature Scale (CNS) and the New Ecological Paradigm (NEP) separately — and</w:t>
-      </w:r>
-      <w:r>
-        <w:t xml:space="preserve"> </w:t>
-      </w:r>
-      <w:r>
-        <w:t xml:space="preserve">the associated mediation analysis. The combined model that integrates both</w:t>
-      </w:r>
-      <w:r>
-        <w:t xml:space="preserve"> </w:t>
-      </w:r>
-      <w:r>
-        <w:t xml:space="preserve">orientations is reported in the main text.</w:t>
+        <w:t xml:space="preserve">These supplemental materials report the single-orientation structural equation models — cultural cognition predicting the Connectedness to Nature Scale (CNS) and the New Ecological Paradigm (NEP) separately — the associated mediation analysis, and the full combined model estimated with the four separate worldview measures (hierarchy, egalitarianism, individualism, communitarianism). The main text reports the combined model with the four worldview measures collapsed into two composite groups, Hierarch-Individualist (HIER-INDIV) and Egalitarian-Communitarian (EGAL-COMM); the four-measure version here is the specification the composite-group model replaces.</w:t>
       </w:r>
     </w:p>
     <w:bookmarkStart w:id="35" w:name="single-orientation-structural-models"/>
@@ -75,7 +51,7 @@
               <w:pStyle w:val="ImageCaption"/>
             </w:pPr>
             <w:r>
-              <w:t xml:space="preserve">Figure 1: Measurement and structural model of cultural cognition, the Connectedness to Nature Scale, and public and private pro-environmental behaviors. Standardized coefficients shown; * p&lt;0.05, ** p&lt;0.01, *** p&lt;0.001.</w:t>
+              <w:t xml:space="preserve">Figure 1: Measurement and structural model of cultural cognition, the Connectedness to Nature Scale, and public and private pro-environmental behaviors. Controlling for age, gender, race, education, and household income (paths not shown). Standardized coefficients shown; * p&lt;0.05, ** p&lt;0.01, *** p&lt;0.001.</w:t>
             </w:r>
           </w:p>
           <w:p>
@@ -154,7 +130,7 @@
               <w:pStyle w:val="ImageCaption"/>
             </w:pPr>
             <w:r>
-              <w:t xml:space="preserve">Figure 2: Measurement and structural model of cultural cognition, the New Ecological Paradigm, and public and private pro-environmental behaviors. Standardized coefficients shown; * p&lt;0.05, ** p&lt;0.01, *** p&lt;0.001.</w:t>
+              <w:t xml:space="preserve">Figure 2: Measurement and structural model of cultural cognition, the New Ecological Paradigm, and public and private pro-environmental behaviors. Controlling for age, gender, race, education, and household income (paths not shown). Standardized coefficients shown; * p&lt;0.05, ** p&lt;0.01, *** p&lt;0.001.</w:t>
             </w:r>
           </w:p>
           <w:p>
@@ -233,7 +209,7 @@
               <w:pStyle w:val="ImageCaption"/>
             </w:pPr>
             <w:r>
-              <w:t xml:space="preserve">Table 1: Model fit statistics for the CNS and NEP single-orientation structural equation models</w:t>
+              <w:t xml:space="preserve">Table 1: Model fit statistics for the CNS and NEP single-orientation structural equation models. Both models control for age, gender, race, education, and household income.</w:t>
             </w:r>
           </w:p>
           <w:tbl>
@@ -411,85 +387,85 @@
                     <w:jc w:val="center"/>
                   </w:pPr>
                   <w:r>
-                    <w:t xml:space="preserve">100</w:t>
-                  </w:r>
-                </w:p>
-              </w:tc>
-              <w:tc>
-                <w:tcPr/>
-                <w:p>
-                  <w:pPr>
-                    <w:pStyle w:val="Compact"/>
-                    <w:jc w:val="right"/>
-                    <w:jc w:val="center"/>
-                  </w:pPr>
-                  <w:r>
-                    <w:t xml:space="preserve">227.27</w:t>
-                  </w:r>
-                </w:p>
-              </w:tc>
-              <w:tc>
-                <w:tcPr/>
-                <w:p>
-                  <w:pPr>
-                    <w:pStyle w:val="Compact"/>
-                    <w:jc w:val="right"/>
-                    <w:jc w:val="center"/>
-                  </w:pPr>
-                  <w:r>
-                    <w:t xml:space="preserve">0.050</w:t>
-                  </w:r>
-                </w:p>
-              </w:tc>
-              <w:tc>
-                <w:tcPr/>
-                <w:p>
-                  <w:pPr>
-                    <w:pStyle w:val="Compact"/>
-                    <w:jc w:val="right"/>
-                    <w:jc w:val="center"/>
-                  </w:pPr>
-                  <w:r>
-                    <w:t xml:space="preserve">[0.042, 0.059]</w:t>
-                  </w:r>
-                </w:p>
-              </w:tc>
-              <w:tc>
-                <w:tcPr/>
-                <w:p>
-                  <w:pPr>
-                    <w:pStyle w:val="Compact"/>
-                    <w:jc w:val="right"/>
-                    <w:jc w:val="center"/>
-                  </w:pPr>
-                  <w:r>
-                    <w:t xml:space="preserve">0.954</w:t>
-                  </w:r>
-                </w:p>
-              </w:tc>
-              <w:tc>
-                <w:tcPr/>
-                <w:p>
-                  <w:pPr>
-                    <w:pStyle w:val="Compact"/>
-                    <w:jc w:val="right"/>
-                    <w:jc w:val="center"/>
-                  </w:pPr>
-                  <w:r>
-                    <w:t xml:space="preserve">0.937</w:t>
-                  </w:r>
-                </w:p>
-              </w:tc>
-              <w:tc>
-                <w:tcPr/>
-                <w:p>
-                  <w:pPr>
-                    <w:pStyle w:val="Compact"/>
-                    <w:jc w:val="right"/>
-                    <w:jc w:val="center"/>
-                  </w:pPr>
-                  <w:r>
-                    <w:t xml:space="preserve">0.049</w:t>
+                    <w:t xml:space="preserve">170</w:t>
+                  </w:r>
+                </w:p>
+              </w:tc>
+              <w:tc>
+                <w:tcPr/>
+                <w:p>
+                  <w:pPr>
+                    <w:pStyle w:val="Compact"/>
+                    <w:jc w:val="right"/>
+                    <w:jc w:val="center"/>
+                  </w:pPr>
+                  <w:r>
+                    <w:t xml:space="preserve">447.42</w:t>
+                  </w:r>
+                </w:p>
+              </w:tc>
+              <w:tc>
+                <w:tcPr/>
+                <w:p>
+                  <w:pPr>
+                    <w:pStyle w:val="Compact"/>
+                    <w:jc w:val="right"/>
+                    <w:jc w:val="center"/>
+                  </w:pPr>
+                  <w:r>
+                    <w:t xml:space="preserve">0.057</w:t>
+                  </w:r>
+                </w:p>
+              </w:tc>
+              <w:tc>
+                <w:tcPr/>
+                <w:p>
+                  <w:pPr>
+                    <w:pStyle w:val="Compact"/>
+                    <w:jc w:val="right"/>
+                    <w:jc w:val="center"/>
+                  </w:pPr>
+                  <w:r>
+                    <w:t xml:space="preserve">[0.051, 0.064]</w:t>
+                  </w:r>
+                </w:p>
+              </w:tc>
+              <w:tc>
+                <w:tcPr/>
+                <w:p>
+                  <w:pPr>
+                    <w:pStyle w:val="Compact"/>
+                    <w:jc w:val="right"/>
+                    <w:jc w:val="center"/>
+                  </w:pPr>
+                  <w:r>
+                    <w:t xml:space="preserve">0.906</w:t>
+                  </w:r>
+                </w:p>
+              </w:tc>
+              <w:tc>
+                <w:tcPr/>
+                <w:p>
+                  <w:pPr>
+                    <w:pStyle w:val="Compact"/>
+                    <w:jc w:val="right"/>
+                    <w:jc w:val="center"/>
+                  </w:pPr>
+                  <w:r>
+                    <w:t xml:space="preserve">0.877</w:t>
+                  </w:r>
+                </w:p>
+              </w:tc>
+              <w:tc>
+                <w:tcPr/>
+                <w:p>
+                  <w:pPr>
+                    <w:pStyle w:val="Compact"/>
+                    <w:jc w:val="right"/>
+                    <w:jc w:val="center"/>
+                  </w:pPr>
+                  <w:r>
+                    <w:t xml:space="preserve">0.077</w:t>
                   </w:r>
                 </w:p>
               </w:tc>
@@ -530,85 +506,85 @@
                     <w:jc w:val="center"/>
                   </w:pPr>
                   <w:r>
-                    <w:t xml:space="preserve">100</w:t>
-                  </w:r>
-                </w:p>
-              </w:tc>
-              <w:tc>
-                <w:tcPr/>
-                <w:p>
-                  <w:pPr>
-                    <w:pStyle w:val="Compact"/>
-                    <w:jc w:val="right"/>
-                    <w:jc w:val="center"/>
-                  </w:pPr>
-                  <w:r>
-                    <w:t xml:space="preserve">371.14</w:t>
-                  </w:r>
-                </w:p>
-              </w:tc>
-              <w:tc>
-                <w:tcPr/>
-                <w:p>
-                  <w:pPr>
-                    <w:pStyle w:val="Compact"/>
-                    <w:jc w:val="right"/>
-                    <w:jc w:val="center"/>
-                  </w:pPr>
-                  <w:r>
-                    <w:t xml:space="preserve">0.074</w:t>
-                  </w:r>
-                </w:p>
-              </w:tc>
-              <w:tc>
-                <w:tcPr/>
-                <w:p>
-                  <w:pPr>
-                    <w:pStyle w:val="Compact"/>
-                    <w:jc w:val="right"/>
-                    <w:jc w:val="center"/>
-                  </w:pPr>
-                  <w:r>
-                    <w:t xml:space="preserve">[0.066, 0.082]</w:t>
-                  </w:r>
-                </w:p>
-              </w:tc>
-              <w:tc>
-                <w:tcPr/>
-                <w:p>
-                  <w:pPr>
-                    <w:pStyle w:val="Compact"/>
-                    <w:jc w:val="right"/>
-                    <w:jc w:val="center"/>
-                  </w:pPr>
-                  <w:r>
-                    <w:t xml:space="preserve">0.911</w:t>
-                  </w:r>
-                </w:p>
-              </w:tc>
-              <w:tc>
-                <w:tcPr/>
-                <w:p>
-                  <w:pPr>
-                    <w:pStyle w:val="Compact"/>
-                    <w:jc w:val="right"/>
-                    <w:jc w:val="center"/>
-                  </w:pPr>
-                  <w:r>
-                    <w:t xml:space="preserve">0.879</w:t>
-                  </w:r>
-                </w:p>
-              </w:tc>
-              <w:tc>
-                <w:tcPr/>
-                <w:p>
-                  <w:pPr>
-                    <w:pStyle w:val="Compact"/>
-                    <w:jc w:val="right"/>
-                    <w:jc w:val="center"/>
-                  </w:pPr>
-                  <w:r>
-                    <w:t xml:space="preserve">0.067</w:t>
+                    <w:t xml:space="preserve">170</w:t>
+                  </w:r>
+                </w:p>
+              </w:tc>
+              <w:tc>
+                <w:tcPr/>
+                <w:p>
+                  <w:pPr>
+                    <w:pStyle w:val="Compact"/>
+                    <w:jc w:val="right"/>
+                    <w:jc w:val="center"/>
+                  </w:pPr>
+                  <w:r>
+                    <w:t xml:space="preserve">608.59</w:t>
+                  </w:r>
+                </w:p>
+              </w:tc>
+              <w:tc>
+                <w:tcPr/>
+                <w:p>
+                  <w:pPr>
+                    <w:pStyle w:val="Compact"/>
+                    <w:jc w:val="right"/>
+                    <w:jc w:val="center"/>
+                  </w:pPr>
+                  <w:r>
+                    <w:t xml:space="preserve">0.072</w:t>
+                  </w:r>
+                </w:p>
+              </w:tc>
+              <w:tc>
+                <w:tcPr/>
+                <w:p>
+                  <w:pPr>
+                    <w:pStyle w:val="Compact"/>
+                    <w:jc w:val="right"/>
+                    <w:jc w:val="center"/>
+                  </w:pPr>
+                  <w:r>
+                    <w:t xml:space="preserve">[0.066, 0.078]</w:t>
+                  </w:r>
+                </w:p>
+              </w:tc>
+              <w:tc>
+                <w:tcPr/>
+                <w:p>
+                  <w:pPr>
+                    <w:pStyle w:val="Compact"/>
+                    <w:jc w:val="right"/>
+                    <w:jc w:val="center"/>
+                  </w:pPr>
+                  <w:r>
+                    <w:t xml:space="preserve">0.866</w:t>
+                  </w:r>
+                </w:p>
+              </w:tc>
+              <w:tc>
+                <w:tcPr/>
+                <w:p>
+                  <w:pPr>
+                    <w:pStyle w:val="Compact"/>
+                    <w:jc w:val="right"/>
+                    <w:jc w:val="center"/>
+                  </w:pPr>
+                  <w:r>
+                    <w:t xml:space="preserve">0.826</w:t>
+                  </w:r>
+                </w:p>
+              </w:tc>
+              <w:tc>
+                <w:tcPr/>
+                <w:p>
+                  <w:pPr>
+                    <w:pStyle w:val="Compact"/>
+                    <w:jc w:val="right"/>
+                    <w:jc w:val="center"/>
+                  </w:pPr>
+                  <w:r>
+                    <w:t xml:space="preserve">0.088</w:t>
                   </w:r>
                 </w:p>
               </w:tc>
@@ -620,13 +596,13 @@
       </w:tr>
     </w:tbl>
     <w:bookmarkEnd w:id="35"/>
-    <w:bookmarkStart w:id="40" w:name="X6ae8f49109075555e434b86493e1683070a13c8"/>
+    <w:bookmarkStart w:id="42" w:name="X627d865e4c53eb7b73f71825712314709167a98"/>
     <w:p>
       <w:pPr>
         <w:pStyle w:val="Heading1"/>
       </w:pPr>
       <w:r>
-        <w:t xml:space="preserve">Full combined model with measurement detail</w:t>
+        <w:t xml:space="preserve">Full combined model with the four separate worldview measures</w:t>
       </w:r>
     </w:p>
     <w:p>
@@ -634,25 +610,7 @@
         <w:pStyle w:val="FirstParagraph"/>
       </w:pPr>
       <w:r>
-        <w:t xml:space="preserve">The main text reports the structural portion of the full combined model</w:t>
-      </w:r>
-      <w:r>
-        <w:t xml:space="preserve"> </w:t>
-      </w:r>
-      <w:r>
-        <w:t xml:space="preserve">(cultural cognition → NEP → CNS → behavior, with direct paths). Figure S3</w:t>
-      </w:r>
-      <w:r>
-        <w:t xml:space="preserve"> </w:t>
-      </w:r>
-      <w:r>
-        <w:t xml:space="preserve">shows the same model with the full measurement model — the latent constructs</w:t>
-      </w:r>
-      <w:r>
-        <w:t xml:space="preserve"> </w:t>
-      </w:r>
-      <w:r>
-        <w:t xml:space="preserve">and their indicators — included.</w:t>
+        <w:t xml:space="preserve">This section reports the full combined model (cultural worldviews → NEP → CNS → behavior, with direct paths) estimated with the four separate worldview measures — hierarchy, egalitarianism, individualism, and communitarianism — as latent predictors. The main text reports the same model with these four measures collapsed into the two composite groups described above; this specification is the one the composite-group model replaces.</w:t>
       </w:r>
     </w:p>
     <w:tbl>
@@ -668,7 +626,7 @@
       <w:tr>
         <w:tc>
           <w:tcPr/>
-          <w:bookmarkStart w:id="39" w:name="fig-serial"/>
+          <w:bookmarkStart w:id="39" w:name="fig-structural-4wv"/>
           <w:p>
             <w:pPr>
               <w:jc w:val="center"/>
@@ -679,7 +637,7 @@
               <w:pStyle w:val="ImageCaption"/>
             </w:pPr>
             <w:r>
-              <w:t xml:space="preserve">Figure 3: Full combined model including the measurement model (latent constructs and their indicators) and the structural paths: cultural cognition → New Ecological Paradigm → Connectedness to Nature → public and private pro-environmental behavior, with direct paths. Standardized coefficients shown; * p&lt;0.05, ** p&lt;0.01, *** p&lt;0.001.</w:t>
+              <w:t xml:space="preserve">Figure 3: Structural model of the full combined SEM with the four separate worldview measures: cultural cognition → New Ecological Paradigm → Connectedness to Nature → public and private pro-environmental behavior, with direct paths. Controlling for age, gender, race, education, and household income (paths not shown). The measurement (indicator) portion is omitted for clarity; standardized coefficients shown; * p&lt;0.05, ** p&lt;0.01, *** p&lt;0.001.</w:t>
             </w:r>
           </w:p>
           <w:p>
@@ -697,7 +655,7 @@
                     <a:graphicData uri="http://schemas.openxmlformats.org/drawingml/2006/picture">
                       <pic:pic>
                         <pic:nvPicPr>
-                          <pic:cNvPr descr="cc-behave-supplemental_files/figure-docx/fig-serial-1.png" id="38" name="Picture"/>
+                          <pic:cNvPr descr="cc-behave-supplemental_files/figure-docx/fig-structural-4wv-1.png" id="38" name="Picture"/>
                           <pic:cNvPicPr>
                             <a:picLocks noChangeArrowheads="1" noChangeAspect="1"/>
                           </pic:cNvPicPr>
@@ -734,8 +692,1428 @@
         </w:tc>
       </w:tr>
     </w:tbl>
-    <w:bookmarkEnd w:id="40"/>
-    <w:bookmarkStart w:id="42" w:name="mediation-analysis"/>
+    <w:tbl>
+      <w:tblPr>
+        <w:tblStyle w:val="Table"/>
+        <w:tblW w:type="pct" w:w="5000"/>
+        <w:tblLayout w:type="fixed"/>
+        <w:tblLook w:firstRow="0" w:lastRow="0" w:firstColumn="0" w:lastColumn="0" w:noHBand="0" w:noVBand="0" w:val="0000"/>
+      </w:tblPr>
+      <w:tblGrid>
+        <w:gridCol w:w="7920"/>
+      </w:tblGrid>
+      <w:tr>
+        <w:tc>
+          <w:tcPr/>
+          <w:bookmarkStart w:id="40" w:name="tbl-serial-fit-4wv"/>
+          <w:p>
+            <w:pPr>
+              <w:jc w:val="center"/>
+            </w:pPr>
+            <w:pPr>
+              <w:jc w:val="left"/>
+              <w:spacing w:before="200"/>
+              <w:pStyle w:val="ImageCaption"/>
+            </w:pPr>
+            <w:r>
+              <w:t xml:space="preserve">Table 2: Fit comparison of the strict serial chain versus the full combined model with direct paths added, four separate worldview measures. Both models control for age, gender, race, education, and household income.</w:t>
+            </w:r>
+          </w:p>
+          <w:tbl>
+            <w:tblPr>
+              <w:tblStyle w:val="Table"/>
+              <w:tblW w:type="pct" w:w="5000"/>
+              <w:tblLayout w:type="fixed"/>
+              <w:tblLook w:firstRow="1" w:lastRow="0" w:firstColumn="0" w:lastColumn="0" w:noHBand="0" w:noVBand="0" w:val="0020"/>
+            </w:tblPr>
+            <w:tblGrid>
+              <w:gridCol w:w="1980"/>
+              <w:gridCol w:w="630"/>
+              <w:gridCol w:w="360"/>
+              <w:gridCol w:w="540"/>
+              <w:gridCol w:w="540"/>
+              <w:gridCol w:w="540"/>
+              <w:gridCol w:w="1350"/>
+              <w:gridCol w:w="540"/>
+              <w:gridCol w:w="720"/>
+              <w:gridCol w:w="720"/>
+            </w:tblGrid>
+            <w:tr>
+              <w:trPr>
+                <w:tblHeader w:val="on"/>
+              </w:trPr>
+              <w:tc>
+                <w:tcPr/>
+                <w:p>
+                  <w:pPr>
+                    <w:pStyle w:val="Compact"/>
+                    <w:jc w:val="left"/>
+                    <w:jc w:val="center"/>
+                  </w:pPr>
+                  <w:r>
+                    <w:t xml:space="preserve">Model</w:t>
+                  </w:r>
+                </w:p>
+              </w:tc>
+              <w:tc>
+                <w:tcPr/>
+                <w:p>
+                  <w:pPr>
+                    <w:pStyle w:val="Compact"/>
+                    <w:jc w:val="right"/>
+                    <w:jc w:val="center"/>
+                  </w:pPr>
+                  <w:r>
+                    <w:t xml:space="preserve">Chi-sq</w:t>
+                  </w:r>
+                </w:p>
+              </w:tc>
+              <w:tc>
+                <w:tcPr/>
+                <w:p>
+                  <w:pPr>
+                    <w:pStyle w:val="Compact"/>
+                    <w:jc w:val="right"/>
+                    <w:jc w:val="center"/>
+                  </w:pPr>
+                  <w:r>
+                    <w:t xml:space="preserve">df</w:t>
+                  </w:r>
+                </w:p>
+              </w:tc>
+              <w:tc>
+                <w:tcPr/>
+                <w:p>
+                  <w:pPr>
+                    <w:pStyle w:val="Compact"/>
+                    <w:jc w:val="right"/>
+                    <w:jc w:val="center"/>
+                  </w:pPr>
+                  <w:r>
+                    <w:t xml:space="preserve">CFI</w:t>
+                  </w:r>
+                </w:p>
+              </w:tc>
+              <w:tc>
+                <w:tcPr/>
+                <w:p>
+                  <w:pPr>
+                    <w:pStyle w:val="Compact"/>
+                    <w:jc w:val="right"/>
+                    <w:jc w:val="center"/>
+                  </w:pPr>
+                  <w:r>
+                    <w:t xml:space="preserve">TLI</w:t>
+                  </w:r>
+                </w:p>
+              </w:tc>
+              <w:tc>
+                <w:tcPr/>
+                <w:p>
+                  <w:pPr>
+                    <w:pStyle w:val="Compact"/>
+                    <w:jc w:val="right"/>
+                    <w:jc w:val="center"/>
+                  </w:pPr>
+                  <w:r>
+                    <w:t xml:space="preserve">RMSEA</w:t>
+                  </w:r>
+                </w:p>
+              </w:tc>
+              <w:tc>
+                <w:tcPr/>
+                <w:p>
+                  <w:pPr>
+                    <w:pStyle w:val="Compact"/>
+                    <w:jc w:val="right"/>
+                    <w:jc w:val="center"/>
+                  </w:pPr>
+                  <w:r>
+                    <w:t xml:space="preserve">RMSEA 90% CI</w:t>
+                  </w:r>
+                </w:p>
+              </w:tc>
+              <w:tc>
+                <w:tcPr/>
+                <w:p>
+                  <w:pPr>
+                    <w:pStyle w:val="Compact"/>
+                    <w:jc w:val="right"/>
+                    <w:jc w:val="center"/>
+                  </w:pPr>
+                  <w:r>
+                    <w:t xml:space="preserve">SRMR</w:t>
+                  </w:r>
+                </w:p>
+              </w:tc>
+              <w:tc>
+                <w:tcPr/>
+                <w:p>
+                  <w:pPr>
+                    <w:pStyle w:val="Compact"/>
+                    <w:jc w:val="right"/>
+                    <w:jc w:val="center"/>
+                  </w:pPr>
+                  <w:r>
+                    <w:t xml:space="preserve">AIC</w:t>
+                  </w:r>
+                </w:p>
+              </w:tc>
+              <w:tc>
+                <w:tcPr/>
+                <w:p>
+                  <w:pPr>
+                    <w:pStyle w:val="Compact"/>
+                    <w:jc w:val="right"/>
+                    <w:jc w:val="center"/>
+                  </w:pPr>
+                  <w:r>
+                    <w:t xml:space="preserve">BIC</w:t>
+                  </w:r>
+                </w:p>
+              </w:tc>
+            </w:tr>
+            <w:tr>
+              <w:tc>
+                <w:tcPr/>
+                <w:p>
+                  <w:pPr>
+                    <w:pStyle w:val="Compact"/>
+                    <w:jc w:val="left"/>
+                    <w:jc w:val="center"/>
+                  </w:pPr>
+                  <w:r>
+                    <w:t xml:space="preserve">Serial chain</w:t>
+                  </w:r>
+                </w:p>
+              </w:tc>
+              <w:tc>
+                <w:tcPr/>
+                <w:p>
+                  <w:pPr>
+                    <w:pStyle w:val="Compact"/>
+                    <w:jc w:val="right"/>
+                    <w:jc w:val="center"/>
+                  </w:pPr>
+                  <w:r>
+                    <w:t xml:space="preserve">748.42</w:t>
+                  </w:r>
+                </w:p>
+              </w:tc>
+              <w:tc>
+                <w:tcPr/>
+                <w:p>
+                  <w:pPr>
+                    <w:pStyle w:val="Compact"/>
+                    <w:jc w:val="right"/>
+                    <w:jc w:val="center"/>
+                  </w:pPr>
+                  <w:r>
+                    <w:t xml:space="preserve">238</w:t>
+                  </w:r>
+                </w:p>
+              </w:tc>
+              <w:tc>
+                <w:tcPr/>
+                <w:p>
+                  <w:pPr>
+                    <w:pStyle w:val="Compact"/>
+                    <w:jc w:val="right"/>
+                    <w:jc w:val="center"/>
+                  </w:pPr>
+                  <w:r>
+                    <w:t xml:space="preserve">0.863</w:t>
+                  </w:r>
+                </w:p>
+              </w:tc>
+              <w:tc>
+                <w:tcPr/>
+                <w:p>
+                  <w:pPr>
+                    <w:pStyle w:val="Compact"/>
+                    <w:jc w:val="right"/>
+                    <w:jc w:val="center"/>
+                  </w:pPr>
+                  <w:r>
+                    <w:t xml:space="preserve">0.833</w:t>
+                  </w:r>
+                </w:p>
+              </w:tc>
+              <w:tc>
+                <w:tcPr/>
+                <w:p>
+                  <w:pPr>
+                    <w:pStyle w:val="Compact"/>
+                    <w:jc w:val="right"/>
+                    <w:jc w:val="center"/>
+                  </w:pPr>
+                  <w:r>
+                    <w:t xml:space="preserve">0.065</w:t>
+                  </w:r>
+                </w:p>
+              </w:tc>
+              <w:tc>
+                <w:tcPr/>
+                <w:p>
+                  <w:pPr>
+                    <w:pStyle w:val="Compact"/>
+                    <w:jc w:val="right"/>
+                    <w:jc w:val="center"/>
+                  </w:pPr>
+                  <w:r>
+                    <w:t xml:space="preserve">[0.060, 0.071]</w:t>
+                  </w:r>
+                </w:p>
+              </w:tc>
+              <w:tc>
+                <w:tcPr/>
+                <w:p>
+                  <w:pPr>
+                    <w:pStyle w:val="Compact"/>
+                    <w:jc w:val="right"/>
+                    <w:jc w:val="center"/>
+                  </w:pPr>
+                  <w:r>
+                    <w:t xml:space="preserve">0.085</w:t>
+                  </w:r>
+                </w:p>
+              </w:tc>
+              <w:tc>
+                <w:tcPr/>
+                <w:p>
+                  <w:pPr>
+                    <w:pStyle w:val="Compact"/>
+                    <w:jc w:val="right"/>
+                    <w:jc w:val="center"/>
+                  </w:pPr>
+                  <w:r>
+                    <w:t xml:space="preserve">25523.7</w:t>
+                  </w:r>
+                </w:p>
+              </w:tc>
+              <w:tc>
+                <w:tcPr/>
+                <w:p>
+                  <w:pPr>
+                    <w:pStyle w:val="Compact"/>
+                    <w:jc w:val="right"/>
+                    <w:jc w:val="center"/>
+                  </w:pPr>
+                  <w:r>
+                    <w:t xml:space="preserve">25827.3</w:t>
+                  </w:r>
+                </w:p>
+              </w:tc>
+            </w:tr>
+            <w:tr>
+              <w:tc>
+                <w:tcPr/>
+                <w:p>
+                  <w:pPr>
+                    <w:pStyle w:val="Compact"/>
+                    <w:jc w:val="left"/>
+                    <w:jc w:val="center"/>
+                  </w:pPr>
+                  <w:r>
+                    <w:t xml:space="preserve">Full (+ direct paths)</w:t>
+                  </w:r>
+                </w:p>
+              </w:tc>
+              <w:tc>
+                <w:tcPr/>
+                <w:p>
+                  <w:pPr>
+                    <w:pStyle w:val="Compact"/>
+                    <w:jc w:val="right"/>
+                    <w:jc w:val="center"/>
+                  </w:pPr>
+                  <w:r>
+                    <w:t xml:space="preserve">680.38</w:t>
+                  </w:r>
+                </w:p>
+              </w:tc>
+              <w:tc>
+                <w:tcPr/>
+                <w:p>
+                  <w:pPr>
+                    <w:pStyle w:val="Compact"/>
+                    <w:jc w:val="right"/>
+                    <w:jc w:val="center"/>
+                  </w:pPr>
+                  <w:r>
+                    <w:t xml:space="preserve">224</w:t>
+                  </w:r>
+                </w:p>
+              </w:tc>
+              <w:tc>
+                <w:tcPr/>
+                <w:p>
+                  <w:pPr>
+                    <w:pStyle w:val="Compact"/>
+                    <w:jc w:val="right"/>
+                    <w:jc w:val="center"/>
+                  </w:pPr>
+                  <w:r>
+                    <w:t xml:space="preserve">0.877</w:t>
+                  </w:r>
+                </w:p>
+              </w:tc>
+              <w:tc>
+                <w:tcPr/>
+                <w:p>
+                  <w:pPr>
+                    <w:pStyle w:val="Compact"/>
+                    <w:jc w:val="right"/>
+                    <w:jc w:val="center"/>
+                  </w:pPr>
+                  <w:r>
+                    <w:t xml:space="preserve">0.841</w:t>
+                  </w:r>
+                </w:p>
+              </w:tc>
+              <w:tc>
+                <w:tcPr/>
+                <w:p>
+                  <w:pPr>
+                    <w:pStyle w:val="Compact"/>
+                    <w:jc w:val="right"/>
+                    <w:jc w:val="center"/>
+                  </w:pPr>
+                  <w:r>
+                    <w:t xml:space="preserve">0.064</w:t>
+                  </w:r>
+                </w:p>
+              </w:tc>
+              <w:tc>
+                <w:tcPr/>
+                <w:p>
+                  <w:pPr>
+                    <w:pStyle w:val="Compact"/>
+                    <w:jc w:val="right"/>
+                    <w:jc w:val="center"/>
+                  </w:pPr>
+                  <w:r>
+                    <w:t xml:space="preserve">[0.058, 0.069]</w:t>
+                  </w:r>
+                </w:p>
+              </w:tc>
+              <w:tc>
+                <w:tcPr/>
+                <w:p>
+                  <w:pPr>
+                    <w:pStyle w:val="Compact"/>
+                    <w:jc w:val="right"/>
+                    <w:jc w:val="center"/>
+                  </w:pPr>
+                  <w:r>
+                    <w:t xml:space="preserve">0.081</w:t>
+                  </w:r>
+                </w:p>
+              </w:tc>
+              <w:tc>
+                <w:tcPr/>
+                <w:p>
+                  <w:pPr>
+                    <w:pStyle w:val="Compact"/>
+                    <w:jc w:val="right"/>
+                    <w:jc w:val="center"/>
+                  </w:pPr>
+                  <w:r>
+                    <w:t xml:space="preserve">25483.6</w:t>
+                  </w:r>
+                </w:p>
+              </w:tc>
+              <w:tc>
+                <w:tcPr/>
+                <w:p>
+                  <w:pPr>
+                    <w:pStyle w:val="Compact"/>
+                    <w:jc w:val="right"/>
+                    <w:jc w:val="center"/>
+                  </w:pPr>
+                  <w:r>
+                    <w:t xml:space="preserve">25846.3</w:t>
+                  </w:r>
+                </w:p>
+              </w:tc>
+            </w:tr>
+          </w:tbl>
+          <w:bookmarkEnd w:id="40"/>
+          <w:p/>
+        </w:tc>
+      </w:tr>
+    </w:tbl>
+    <w:p>
+      <w:pPr>
+        <w:pStyle w:val="BodyText"/>
+      </w:pPr>
+      <w:r>
+        <w:t xml:space="preserve">Nested</w:t>
+      </w:r>
+      <w:r>
+        <w:t xml:space="preserve"> </w:t>
+      </w:r>
+      <m:oMath>
+        <m:sSup>
+          <m:e>
+            <m:r>
+              <m:t>χ</m:t>
+            </m:r>
+          </m:e>
+          <m:sup>
+            <m:r>
+              <m:t>2</m:t>
+            </m:r>
+          </m:sup>
+        </m:sSup>
+      </m:oMath>
+      <w:r>
+        <w:t xml:space="preserve"> </w:t>
+      </w:r>
+      <w:r>
+        <w:t xml:space="preserve">difference test (serial chain nested in full model):</w:t>
+      </w:r>
+      <w:r>
+        <w:t xml:space="preserve"> </w:t>
+      </w:r>
+      <m:oMath>
+        <m:r>
+          <m:rPr>
+            <m:sty m:val="p"/>
+          </m:rPr>
+          <m:t>Δ</m:t>
+        </m:r>
+        <m:sSup>
+          <m:e>
+            <m:r>
+              <m:t>χ</m:t>
+            </m:r>
+          </m:e>
+          <m:sup>
+            <m:r>
+              <m:t>2</m:t>
+            </m:r>
+          </m:sup>
+        </m:sSup>
+        <m:r>
+          <m:rPr>
+            <m:sty m:val="p"/>
+          </m:rPr>
+          <m:t>(</m:t>
+        </m:r>
+        <m:r>
+          <m:t>14</m:t>
+        </m:r>
+        <m:r>
+          <m:rPr>
+            <m:sty m:val="p"/>
+          </m:rPr>
+          <m:t>)</m:t>
+        </m:r>
+        <m:r>
+          <m:rPr>
+            <m:sty m:val="p"/>
+          </m:rPr>
+          <m:t>=</m:t>
+        </m:r>
+        <m:r>
+          <m:t>68.04</m:t>
+        </m:r>
+      </m:oMath>
+      <w:r>
+        <w:t xml:space="preserve">,</w:t>
+      </w:r>
+      <w:r>
+        <w:t xml:space="preserve"> </w:t>
+      </w:r>
+      <m:oMath>
+        <m:r>
+          <m:t>p</m:t>
+        </m:r>
+        <m:r>
+          <m:rPr>
+            <m:sty m:val="p"/>
+          </m:rPr>
+          <m:t>=</m:t>
+        </m:r>
+        <m:r>
+          <m:t>0.0000</m:t>
+        </m:r>
+      </m:oMath>
+      <w:r>
+        <w:t xml:space="preserve">. The direct paths jointly improve fit.</w:t>
+      </w:r>
+    </w:p>
+    <w:tbl>
+      <w:tblPr>
+        <w:tblStyle w:val="Table"/>
+        <w:tblW w:type="pct" w:w="5000"/>
+        <w:tblLayout w:type="fixed"/>
+        <w:tblLook w:firstRow="0" w:lastRow="0" w:firstColumn="0" w:lastColumn="0" w:noHBand="0" w:noVBand="0" w:val="0000"/>
+      </w:tblPr>
+      <w:tblGrid>
+        <w:gridCol w:w="7920"/>
+      </w:tblGrid>
+      <w:tr>
+        <w:tc>
+          <w:tcPr/>
+          <w:bookmarkStart w:id="41" w:name="tbl-serial-effects-4wv"/>
+          <w:p>
+            <w:pPr>
+              <w:jc w:val="center"/>
+            </w:pPr>
+            <w:pPr>
+              <w:jc w:val="left"/>
+              <w:spacing w:before="200"/>
+              <w:pStyle w:val="ImageCaption"/>
+            </w:pPr>
+            <w:r>
+              <w:t xml:space="preserve">Table 3: Standardized decomposition of cultural cognition effects on public and private behavior in the full combined model, four separate worldview measures, controlling for age, gender, race, education, and household income († p&lt;0.10, * p&lt;0.05, ** p&lt;0.01, *** p&lt;0.001)</w:t>
+            </w:r>
+          </w:p>
+          <w:tbl>
+            <w:tblPr>
+              <w:tblStyle w:val="Table"/>
+              <w:tblW w:type="pct" w:w="5000"/>
+              <w:tblLayout w:type="fixed"/>
+              <w:tblLook w:firstRow="1" w:lastRow="0" w:firstColumn="0" w:lastColumn="0" w:noHBand="0" w:noVBand="0" w:val="0020"/>
+            </w:tblPr>
+            <w:tblGrid>
+              <w:gridCol w:w="1819"/>
+              <w:gridCol w:w="856"/>
+              <w:gridCol w:w="856"/>
+              <w:gridCol w:w="1819"/>
+              <w:gridCol w:w="1605"/>
+              <w:gridCol w:w="963"/>
+            </w:tblGrid>
+            <w:tr>
+              <w:trPr>
+                <w:tblHeader w:val="on"/>
+              </w:trPr>
+              <w:tc>
+                <w:tcPr/>
+                <w:p>
+                  <w:pPr>
+                    <w:pStyle w:val="Compact"/>
+                    <w:jc w:val="left"/>
+                    <w:jc w:val="center"/>
+                  </w:pPr>
+                  <w:r>
+                    <w:t xml:space="preserve">Predictor</w:t>
+                  </w:r>
+                </w:p>
+              </w:tc>
+              <w:tc>
+                <w:tcPr/>
+                <w:p>
+                  <w:pPr>
+                    <w:pStyle w:val="Compact"/>
+                    <w:jc w:val="left"/>
+                    <w:jc w:val="center"/>
+                  </w:pPr>
+                  <w:r>
+                    <w:t xml:space="preserve">Outcome</w:t>
+                  </w:r>
+                </w:p>
+              </w:tc>
+              <w:tc>
+                <w:tcPr/>
+                <w:p>
+                  <w:pPr>
+                    <w:pStyle w:val="Compact"/>
+                    <w:jc w:val="right"/>
+                    <w:jc w:val="center"/>
+                  </w:pPr>
+                  <w:r>
+                    <w:t xml:space="preserve">Direct</w:t>
+                  </w:r>
+                </w:p>
+              </w:tc>
+              <w:tc>
+                <w:tcPr/>
+                <w:p>
+                  <w:pPr>
+                    <w:pStyle w:val="Compact"/>
+                    <w:jc w:val="right"/>
+                    <w:jc w:val="center"/>
+                  </w:pPr>
+                  <w:r>
+                    <w:t xml:space="preserve">Serial (NEP→CNS)</w:t>
+                  </w:r>
+                </w:p>
+              </w:tc>
+              <w:tc>
+                <w:tcPr/>
+                <w:p>
+                  <w:pPr>
+                    <w:pStyle w:val="Compact"/>
+                    <w:jc w:val="right"/>
+                    <w:jc w:val="center"/>
+                  </w:pPr>
+                  <w:r>
+                    <w:t xml:space="preserve">Total indirect</w:t>
+                  </w:r>
+                </w:p>
+              </w:tc>
+              <w:tc>
+                <w:tcPr/>
+                <w:p>
+                  <w:pPr>
+                    <w:pStyle w:val="Compact"/>
+                    <w:jc w:val="right"/>
+                    <w:jc w:val="center"/>
+                  </w:pPr>
+                  <w:r>
+                    <w:t xml:space="preserve">Total</w:t>
+                  </w:r>
+                </w:p>
+              </w:tc>
+            </w:tr>
+            <w:tr>
+              <w:tc>
+                <w:tcPr/>
+                <w:p>
+                  <w:pPr>
+                    <w:pStyle w:val="Compact"/>
+                    <w:jc w:val="left"/>
+                    <w:jc w:val="center"/>
+                  </w:pPr>
+                  <w:r>
+                    <w:t xml:space="preserve">Egalitarianism</w:t>
+                  </w:r>
+                </w:p>
+              </w:tc>
+              <w:tc>
+                <w:tcPr/>
+                <w:p>
+                  <w:pPr>
+                    <w:pStyle w:val="Compact"/>
+                    <w:jc w:val="left"/>
+                    <w:jc w:val="center"/>
+                  </w:pPr>
+                  <w:r>
+                    <w:t xml:space="preserve">Public</w:t>
+                  </w:r>
+                </w:p>
+              </w:tc>
+              <w:tc>
+                <w:tcPr/>
+                <w:p>
+                  <w:pPr>
+                    <w:pStyle w:val="Compact"/>
+                    <w:jc w:val="right"/>
+                    <w:jc w:val="center"/>
+                  </w:pPr>
+                  <w:r>
+                    <w:t xml:space="preserve">0.213*</w:t>
+                  </w:r>
+                </w:p>
+              </w:tc>
+              <w:tc>
+                <w:tcPr/>
+                <w:p>
+                  <w:pPr>
+                    <w:pStyle w:val="Compact"/>
+                    <w:jc w:val="right"/>
+                    <w:jc w:val="center"/>
+                  </w:pPr>
+                  <w:r>
+                    <w:t xml:space="preserve">0.057*</w:t>
+                  </w:r>
+                </w:p>
+              </w:tc>
+              <w:tc>
+                <w:tcPr/>
+                <w:p>
+                  <w:pPr>
+                    <w:pStyle w:val="Compact"/>
+                    <w:jc w:val="right"/>
+                    <w:jc w:val="center"/>
+                  </w:pPr>
+                  <w:r>
+                    <w:t xml:space="preserve">0.176**</w:t>
+                  </w:r>
+                </w:p>
+              </w:tc>
+              <w:tc>
+                <w:tcPr/>
+                <w:p>
+                  <w:pPr>
+                    <w:pStyle w:val="Compact"/>
+                    <w:jc w:val="right"/>
+                    <w:jc w:val="center"/>
+                  </w:pPr>
+                  <w:r>
+                    <w:t xml:space="preserve">0.389***</w:t>
+                  </w:r>
+                </w:p>
+              </w:tc>
+            </w:tr>
+            <w:tr>
+              <w:tc>
+                <w:tcPr/>
+                <w:p>
+                  <w:pPr>
+                    <w:pStyle w:val="Compact"/>
+                    <w:jc w:val="left"/>
+                    <w:jc w:val="center"/>
+                  </w:pPr>
+                  <w:r>
+                    <w:t xml:space="preserve">Egalitarianism</w:t>
+                  </w:r>
+                </w:p>
+              </w:tc>
+              <w:tc>
+                <w:tcPr/>
+                <w:p>
+                  <w:pPr>
+                    <w:pStyle w:val="Compact"/>
+                    <w:jc w:val="left"/>
+                    <w:jc w:val="center"/>
+                  </w:pPr>
+                  <w:r>
+                    <w:t xml:space="preserve">Private</w:t>
+                  </w:r>
+                </w:p>
+              </w:tc>
+              <w:tc>
+                <w:tcPr/>
+                <w:p>
+                  <w:pPr>
+                    <w:pStyle w:val="Compact"/>
+                    <w:jc w:val="right"/>
+                    <w:jc w:val="center"/>
+                  </w:pPr>
+                  <w:r>
+                    <w:t xml:space="preserve">-0.023</w:t>
+                  </w:r>
+                </w:p>
+              </w:tc>
+              <w:tc>
+                <w:tcPr/>
+                <w:p>
+                  <w:pPr>
+                    <w:pStyle w:val="Compact"/>
+                    <w:jc w:val="right"/>
+                    <w:jc w:val="center"/>
+                  </w:pPr>
+                  <w:r>
+                    <w:t xml:space="preserve">0.071**</w:t>
+                  </w:r>
+                </w:p>
+              </w:tc>
+              <w:tc>
+                <w:tcPr/>
+                <w:p>
+                  <w:pPr>
+                    <w:pStyle w:val="Compact"/>
+                    <w:jc w:val="right"/>
+                    <w:jc w:val="center"/>
+                  </w:pPr>
+                  <w:r>
+                    <w:t xml:space="preserve">0.220***</w:t>
+                  </w:r>
+                </w:p>
+              </w:tc>
+              <w:tc>
+                <w:tcPr/>
+                <w:p>
+                  <w:pPr>
+                    <w:pStyle w:val="Compact"/>
+                    <w:jc w:val="right"/>
+                    <w:jc w:val="center"/>
+                  </w:pPr>
+                  <w:r>
+                    <w:t xml:space="preserve">0.197**</w:t>
+                  </w:r>
+                </w:p>
+              </w:tc>
+            </w:tr>
+            <w:tr>
+              <w:tc>
+                <w:tcPr/>
+                <w:p>
+                  <w:pPr>
+                    <w:pStyle w:val="Compact"/>
+                    <w:jc w:val="left"/>
+                    <w:jc w:val="center"/>
+                  </w:pPr>
+                  <w:r>
+                    <w:t xml:space="preserve">Communitarianism</w:t>
+                  </w:r>
+                </w:p>
+              </w:tc>
+              <w:tc>
+                <w:tcPr/>
+                <w:p>
+                  <w:pPr>
+                    <w:pStyle w:val="Compact"/>
+                    <w:jc w:val="left"/>
+                    <w:jc w:val="center"/>
+                  </w:pPr>
+                  <w:r>
+                    <w:t xml:space="preserve">Public</w:t>
+                  </w:r>
+                </w:p>
+              </w:tc>
+              <w:tc>
+                <w:tcPr/>
+                <w:p>
+                  <w:pPr>
+                    <w:pStyle w:val="Compact"/>
+                    <w:jc w:val="right"/>
+                    <w:jc w:val="center"/>
+                  </w:pPr>
+                  <w:r>
+                    <w:t xml:space="preserve">0.058</w:t>
+                  </w:r>
+                </w:p>
+              </w:tc>
+              <w:tc>
+                <w:tcPr/>
+                <w:p>
+                  <w:pPr>
+                    <w:pStyle w:val="Compact"/>
+                    <w:jc w:val="right"/>
+                    <w:jc w:val="center"/>
+                  </w:pPr>
+                  <w:r>
+                    <w:t xml:space="preserve">0.008</w:t>
+                  </w:r>
+                </w:p>
+              </w:tc>
+              <w:tc>
+                <w:tcPr/>
+                <w:p>
+                  <w:pPr>
+                    <w:pStyle w:val="Compact"/>
+                    <w:jc w:val="right"/>
+                    <w:jc w:val="center"/>
+                  </w:pPr>
+                  <w:r>
+                    <w:t xml:space="preserve">0.076**</w:t>
+                  </w:r>
+                </w:p>
+              </w:tc>
+              <w:tc>
+                <w:tcPr/>
+                <w:p>
+                  <w:pPr>
+                    <w:pStyle w:val="Compact"/>
+                    <w:jc w:val="right"/>
+                    <w:jc w:val="center"/>
+                  </w:pPr>
+                  <w:r>
+                    <w:t xml:space="preserve">0.134*</w:t>
+                  </w:r>
+                </w:p>
+              </w:tc>
+            </w:tr>
+            <w:tr>
+              <w:tc>
+                <w:tcPr/>
+                <w:p>
+                  <w:pPr>
+                    <w:pStyle w:val="Compact"/>
+                    <w:jc w:val="left"/>
+                    <w:jc w:val="center"/>
+                  </w:pPr>
+                  <w:r>
+                    <w:t xml:space="preserve">Communitarianism</w:t>
+                  </w:r>
+                </w:p>
+              </w:tc>
+              <w:tc>
+                <w:tcPr/>
+                <w:p>
+                  <w:pPr>
+                    <w:pStyle w:val="Compact"/>
+                    <w:jc w:val="left"/>
+                    <w:jc w:val="center"/>
+                  </w:pPr>
+                  <w:r>
+                    <w:t xml:space="preserve">Private</w:t>
+                  </w:r>
+                </w:p>
+              </w:tc>
+              <w:tc>
+                <w:tcPr/>
+                <w:p>
+                  <w:pPr>
+                    <w:pStyle w:val="Compact"/>
+                    <w:jc w:val="right"/>
+                    <w:jc w:val="center"/>
+                  </w:pPr>
+                  <w:r>
+                    <w:t xml:space="preserve">-0.141*</w:t>
+                  </w:r>
+                </w:p>
+              </w:tc>
+              <w:tc>
+                <w:tcPr/>
+                <w:p>
+                  <w:pPr>
+                    <w:pStyle w:val="Compact"/>
+                    <w:jc w:val="right"/>
+                    <w:jc w:val="center"/>
+                  </w:pPr>
+                  <w:r>
+                    <w:t xml:space="preserve">0.010</w:t>
+                  </w:r>
+                </w:p>
+              </w:tc>
+              <w:tc>
+                <w:tcPr/>
+                <w:p>
+                  <w:pPr>
+                    <w:pStyle w:val="Compact"/>
+                    <w:jc w:val="right"/>
+                    <w:jc w:val="center"/>
+                  </w:pPr>
+                  <w:r>
+                    <w:t xml:space="preserve">0.095**</w:t>
+                  </w:r>
+                </w:p>
+              </w:tc>
+              <w:tc>
+                <w:tcPr/>
+                <w:p>
+                  <w:pPr>
+                    <w:pStyle w:val="Compact"/>
+                    <w:jc w:val="right"/>
+                    <w:jc w:val="center"/>
+                  </w:pPr>
+                  <w:r>
+                    <w:t xml:space="preserve">-0.046</w:t>
+                  </w:r>
+                </w:p>
+              </w:tc>
+            </w:tr>
+            <w:tr>
+              <w:tc>
+                <w:tcPr/>
+                <w:p>
+                  <w:pPr>
+                    <w:pStyle w:val="Compact"/>
+                    <w:jc w:val="left"/>
+                    <w:jc w:val="center"/>
+                  </w:pPr>
+                  <w:r>
+                    <w:t xml:space="preserve">Hierarchy</w:t>
+                  </w:r>
+                </w:p>
+              </w:tc>
+              <w:tc>
+                <w:tcPr/>
+                <w:p>
+                  <w:pPr>
+                    <w:pStyle w:val="Compact"/>
+                    <w:jc w:val="left"/>
+                    <w:jc w:val="center"/>
+                  </w:pPr>
+                  <w:r>
+                    <w:t xml:space="preserve">Public</w:t>
+                  </w:r>
+                </w:p>
+              </w:tc>
+              <w:tc>
+                <w:tcPr/>
+                <w:p>
+                  <w:pPr>
+                    <w:pStyle w:val="Compact"/>
+                    <w:jc w:val="right"/>
+                    <w:jc w:val="center"/>
+                  </w:pPr>
+                  <w:r>
+                    <w:t xml:space="preserve">0.171†</w:t>
+                  </w:r>
+                </w:p>
+              </w:tc>
+              <w:tc>
+                <w:tcPr/>
+                <w:p>
+                  <w:pPr>
+                    <w:pStyle w:val="Compact"/>
+                    <w:jc w:val="right"/>
+                    <w:jc w:val="center"/>
+                  </w:pPr>
+                  <w:r>
+                    <w:t xml:space="preserve">-0.016</w:t>
+                  </w:r>
+                </w:p>
+              </w:tc>
+              <w:tc>
+                <w:tcPr/>
+                <w:p>
+                  <w:pPr>
+                    <w:pStyle w:val="Compact"/>
+                    <w:jc w:val="right"/>
+                    <w:jc w:val="center"/>
+                  </w:pPr>
+                  <w:r>
+                    <w:t xml:space="preserve">-0.093*</w:t>
+                  </w:r>
+                </w:p>
+              </w:tc>
+              <w:tc>
+                <w:tcPr/>
+                <w:p>
+                  <w:pPr>
+                    <w:pStyle w:val="Compact"/>
+                    <w:jc w:val="right"/>
+                    <w:jc w:val="center"/>
+                  </w:pPr>
+                  <w:r>
+                    <w:t xml:space="preserve">0.078</w:t>
+                  </w:r>
+                </w:p>
+              </w:tc>
+            </w:tr>
+            <w:tr>
+              <w:tc>
+                <w:tcPr/>
+                <w:p>
+                  <w:pPr>
+                    <w:pStyle w:val="Compact"/>
+                    <w:jc w:val="left"/>
+                    <w:jc w:val="center"/>
+                  </w:pPr>
+                  <w:r>
+                    <w:t xml:space="preserve">Hierarchy</w:t>
+                  </w:r>
+                </w:p>
+              </w:tc>
+              <w:tc>
+                <w:tcPr/>
+                <w:p>
+                  <w:pPr>
+                    <w:pStyle w:val="Compact"/>
+                    <w:jc w:val="left"/>
+                    <w:jc w:val="center"/>
+                  </w:pPr>
+                  <w:r>
+                    <w:t xml:space="preserve">Private</w:t>
+                  </w:r>
+                </w:p>
+              </w:tc>
+              <w:tc>
+                <w:tcPr/>
+                <w:p>
+                  <w:pPr>
+                    <w:pStyle w:val="Compact"/>
+                    <w:jc w:val="right"/>
+                    <w:jc w:val="center"/>
+                  </w:pPr>
+                  <w:r>
+                    <w:t xml:space="preserve">-0.066</w:t>
+                  </w:r>
+                </w:p>
+              </w:tc>
+              <w:tc>
+                <w:tcPr/>
+                <w:p>
+                  <w:pPr>
+                    <w:pStyle w:val="Compact"/>
+                    <w:jc w:val="right"/>
+                    <w:jc w:val="center"/>
+                  </w:pPr>
+                  <w:r>
+                    <w:t xml:space="preserve">-0.020</w:t>
+                  </w:r>
+                </w:p>
+              </w:tc>
+              <w:tc>
+                <w:tcPr/>
+                <w:p>
+                  <w:pPr>
+                    <w:pStyle w:val="Compact"/>
+                    <w:jc w:val="right"/>
+                    <w:jc w:val="center"/>
+                  </w:pPr>
+                  <w:r>
+                    <w:t xml:space="preserve">-0.116*</w:t>
+                  </w:r>
+                </w:p>
+              </w:tc>
+              <w:tc>
+                <w:tcPr/>
+                <w:p>
+                  <w:pPr>
+                    <w:pStyle w:val="Compact"/>
+                    <w:jc w:val="right"/>
+                    <w:jc w:val="center"/>
+                  </w:pPr>
+                  <w:r>
+                    <w:t xml:space="preserve">-0.182†</w:t>
+                  </w:r>
+                </w:p>
+              </w:tc>
+            </w:tr>
+            <w:tr>
+              <w:tc>
+                <w:tcPr/>
+                <w:p>
+                  <w:pPr>
+                    <w:pStyle w:val="Compact"/>
+                    <w:jc w:val="left"/>
+                    <w:jc w:val="center"/>
+                  </w:pPr>
+                  <w:r>
+                    <w:t xml:space="preserve">Individualism</w:t>
+                  </w:r>
+                </w:p>
+              </w:tc>
+              <w:tc>
+                <w:tcPr/>
+                <w:p>
+                  <w:pPr>
+                    <w:pStyle w:val="Compact"/>
+                    <w:jc w:val="left"/>
+                    <w:jc w:val="center"/>
+                  </w:pPr>
+                  <w:r>
+                    <w:t xml:space="preserve">Public</w:t>
+                  </w:r>
+                </w:p>
+              </w:tc>
+              <w:tc>
+                <w:tcPr/>
+                <w:p>
+                  <w:pPr>
+                    <w:pStyle w:val="Compact"/>
+                    <w:jc w:val="right"/>
+                    <w:jc w:val="center"/>
+                  </w:pPr>
+                  <w:r>
+                    <w:t xml:space="preserve">0.047</w:t>
+                  </w:r>
+                </w:p>
+              </w:tc>
+              <w:tc>
+                <w:tcPr/>
+                <w:p>
+                  <w:pPr>
+                    <w:pStyle w:val="Compact"/>
+                    <w:jc w:val="right"/>
+                    <w:jc w:val="center"/>
+                  </w:pPr>
+                  <w:r>
+                    <w:t xml:space="preserve">-0.009</w:t>
+                  </w:r>
+                </w:p>
+              </w:tc>
+              <w:tc>
+                <w:tcPr/>
+                <w:p>
+                  <w:pPr>
+                    <w:pStyle w:val="Compact"/>
+                    <w:jc w:val="right"/>
+                    <w:jc w:val="center"/>
+                  </w:pPr>
+                  <w:r>
+                    <w:t xml:space="preserve">0.038</w:t>
+                  </w:r>
+                </w:p>
+              </w:tc>
+              <w:tc>
+                <w:tcPr/>
+                <w:p>
+                  <w:pPr>
+                    <w:pStyle w:val="Compact"/>
+                    <w:jc w:val="right"/>
+                    <w:jc w:val="center"/>
+                  </w:pPr>
+                  <w:r>
+                    <w:t xml:space="preserve">0.086</w:t>
+                  </w:r>
+                </w:p>
+              </w:tc>
+            </w:tr>
+            <w:tr>
+              <w:tc>
+                <w:tcPr/>
+                <w:p>
+                  <w:pPr>
+                    <w:pStyle w:val="Compact"/>
+                    <w:jc w:val="left"/>
+                    <w:jc w:val="center"/>
+                  </w:pPr>
+                  <w:r>
+                    <w:t xml:space="preserve">Individualism</w:t>
+                  </w:r>
+                </w:p>
+              </w:tc>
+              <w:tc>
+                <w:tcPr/>
+                <w:p>
+                  <w:pPr>
+                    <w:pStyle w:val="Compact"/>
+                    <w:jc w:val="left"/>
+                    <w:jc w:val="center"/>
+                  </w:pPr>
+                  <w:r>
+                    <w:t xml:space="preserve">Private</w:t>
+                  </w:r>
+                </w:p>
+              </w:tc>
+              <w:tc>
+                <w:tcPr/>
+                <w:p>
+                  <w:pPr>
+                    <w:pStyle w:val="Compact"/>
+                    <w:jc w:val="right"/>
+                    <w:jc w:val="center"/>
+                  </w:pPr>
+                  <w:r>
+                    <w:t xml:space="preserve">-0.018</w:t>
+                  </w:r>
+                </w:p>
+              </w:tc>
+              <w:tc>
+                <w:tcPr/>
+                <w:p>
+                  <w:pPr>
+                    <w:pStyle w:val="Compact"/>
+                    <w:jc w:val="right"/>
+                    <w:jc w:val="center"/>
+                  </w:pPr>
+                  <w:r>
+                    <w:t xml:space="preserve">-0.011</w:t>
+                  </w:r>
+                </w:p>
+              </w:tc>
+              <w:tc>
+                <w:tcPr/>
+                <w:p>
+                  <w:pPr>
+                    <w:pStyle w:val="Compact"/>
+                    <w:jc w:val="right"/>
+                    <w:jc w:val="center"/>
+                  </w:pPr>
+                  <w:r>
+                    <w:t xml:space="preserve">0.048</w:t>
+                  </w:r>
+                </w:p>
+              </w:tc>
+              <w:tc>
+                <w:tcPr/>
+                <w:p>
+                  <w:pPr>
+                    <w:pStyle w:val="Compact"/>
+                    <w:jc w:val="right"/>
+                    <w:jc w:val="center"/>
+                  </w:pPr>
+                  <w:r>
+                    <w:t xml:space="preserve">0.029</w:t>
+                  </w:r>
+                </w:p>
+              </w:tc>
+            </w:tr>
+          </w:tbl>
+          <w:bookmarkEnd w:id="41"/>
+          <w:p/>
+        </w:tc>
+      </w:tr>
+    </w:tbl>
+    <w:bookmarkEnd w:id="42"/>
+    <w:bookmarkStart w:id="47" w:name="X6ae8f49109075555e434b86493e1683070a13c8"/>
+    <w:p>
+      <w:pPr>
+        <w:pStyle w:val="Heading1"/>
+      </w:pPr>
+      <w:r>
+        <w:t xml:space="preserve">Full combined model with measurement detail</w:t>
+      </w:r>
+    </w:p>
+    <w:p>
+      <w:pPr>
+        <w:pStyle w:val="FirstParagraph"/>
+      </w:pPr>
+      <w:r>
+        <w:t xml:space="preserve">Figure S4 shows the same four-worldview-measure full combined model with the full measurement model — the latent constructs and their indicators — included.</w:t>
+      </w:r>
+    </w:p>
+    <w:tbl>
+      <w:tblPr>
+        <w:tblStyle w:val="Table"/>
+        <w:tblW w:type="pct" w:w="5000"/>
+        <w:tblLayout w:type="fixed"/>
+        <w:tblLook w:firstRow="0" w:lastRow="0" w:firstColumn="0" w:lastColumn="0" w:noHBand="0" w:noVBand="0" w:val="0000"/>
+      </w:tblPr>
+      <w:tblGrid>
+        <w:gridCol w:w="7920"/>
+      </w:tblGrid>
+      <w:tr>
+        <w:tc>
+          <w:tcPr/>
+          <w:bookmarkStart w:id="46" w:name="fig-serial"/>
+          <w:p>
+            <w:pPr>
+              <w:jc w:val="center"/>
+            </w:pPr>
+            <w:pPr>
+              <w:jc w:val="left"/>
+              <w:spacing w:before="200"/>
+              <w:pStyle w:val="ImageCaption"/>
+            </w:pPr>
+            <w:r>
+              <w:t xml:space="preserve">Figure 4: Full combined model including the measurement model (latent constructs and their indicators) and the structural paths: cultural cognition → New Ecological Paradigm → Connectedness to Nature → public and private pro-environmental behavior, with direct paths. Controlling for age, gender, race, education, and household income (paths not shown). Standardized coefficients shown; * p&lt;0.05, ** p&lt;0.01, *** p&lt;0.001.</w:t>
+            </w:r>
+          </w:p>
+          <w:p>
+            <w:pPr>
+              <w:pStyle w:val="Compact"/>
+              <w:jc w:val="center"/>
+            </w:pPr>
+            <w:r>
+              <w:drawing>
+                <wp:inline>
+                  <wp:extent cx="6642100" cy="4797072"/>
+                  <wp:effectExtent b="0" l="0" r="0" t="0"/>
+                  <wp:docPr descr="" title="" id="44" name="Picture"/>
+                  <a:graphic>
+                    <a:graphicData uri="http://schemas.openxmlformats.org/drawingml/2006/picture">
+                      <pic:pic>
+                        <pic:nvPicPr>
+                          <pic:cNvPr descr="cc-behave-supplemental_files/figure-docx/fig-serial-1.png" id="45" name="Picture"/>
+                          <pic:cNvPicPr>
+                            <a:picLocks noChangeArrowheads="1" noChangeAspect="1"/>
+                          </pic:cNvPicPr>
+                        </pic:nvPicPr>
+                        <pic:blipFill>
+                          <a:blip r:embed="rId43"/>
+                          <a:stretch>
+                            <a:fillRect/>
+                          </a:stretch>
+                        </pic:blipFill>
+                        <pic:spPr bwMode="auto">
+                          <a:xfrm>
+                            <a:off x="0" y="0"/>
+                            <a:ext cx="6642100" cy="4797072"/>
+                          </a:xfrm>
+                          <a:prstGeom prst="rect">
+                            <a:avLst/>
+                          </a:prstGeom>
+                          <a:noFill/>
+                          <a:ln w="9525">
+                            <a:noFill/>
+                            <a:headEnd/>
+                            <a:tailEnd/>
+                          </a:ln>
+                        </pic:spPr>
+                      </pic:pic>
+                    </a:graphicData>
+                  </a:graphic>
+                </wp:inline>
+              </w:drawing>
+            </w:r>
+          </w:p>
+          <w:bookmarkEnd w:id="46"/>
+        </w:tc>
+      </w:tr>
+    </w:tbl>
+    <w:bookmarkEnd w:id="47"/>
+    <w:bookmarkStart w:id="49" w:name="mediation-analysis"/>
     <w:p>
       <w:pPr>
         <w:pStyle w:val="Heading1"/>
@@ -757,7 +2135,7 @@
       <w:tr>
         <w:tc>
           <w:tcPr/>
-          <w:bookmarkStart w:id="41" w:name="tbl-mediation"/>
+          <w:bookmarkStart w:id="48" w:name="tbl-mediation"/>
           <w:p>
             <w:pPr>
               <w:jc w:val="center"/>
@@ -768,7 +2146,7 @@
               <w:pStyle w:val="ImageCaption"/>
             </w:pPr>
             <w:r>
-              <w:t xml:space="preserve">Table 2: Mediation analysis: standardized direct, indirect, and total effects of cultural cognition on public and private pro-environmental behavior († p&lt;0.10, * p&lt;0.05, ** p&lt;0.01, *** p&lt;0.001)</w:t>
+              <w:t xml:space="preserve">Table 4: Mediation analysis: standardized direct, indirect, and total effects of cultural cognition on public and private pro-environmental behavior, controlling for age, gender, race, education, and household income († p&lt;0.10, * p&lt;0.05, ** p&lt;0.01, *** p&lt;0.001)</w:t>
             </w:r>
           </w:p>
           <w:tbl>
@@ -890,33 +2268,33 @@
                     <w:jc w:val="center"/>
                   </w:pPr>
                   <w:r>
-                    <w:t xml:space="preserve">0.271***</w:t>
-                  </w:r>
-                </w:p>
-              </w:tc>
-              <w:tc>
-                <w:tcPr/>
-                <w:p>
-                  <w:pPr>
-                    <w:pStyle w:val="Compact"/>
-                    <w:jc w:val="right"/>
-                    <w:jc w:val="center"/>
-                  </w:pPr>
-                  <w:r>
-                    <w:t xml:space="preserve">0.085**</w:t>
-                  </w:r>
-                </w:p>
-              </w:tc>
-              <w:tc>
-                <w:tcPr/>
-                <w:p>
-                  <w:pPr>
-                    <w:pStyle w:val="Compact"/>
-                    <w:jc w:val="right"/>
-                    <w:jc w:val="center"/>
-                  </w:pPr>
-                  <w:r>
-                    <w:t xml:space="preserve">0.356***</w:t>
+                    <w:t xml:space="preserve">0.286***</w:t>
+                  </w:r>
+                </w:p>
+              </w:tc>
+              <w:tc>
+                <w:tcPr/>
+                <w:p>
+                  <w:pPr>
+                    <w:pStyle w:val="Compact"/>
+                    <w:jc w:val="right"/>
+                    <w:jc w:val="center"/>
+                  </w:pPr>
+                  <w:r>
+                    <w:t xml:space="preserve">0.099**</w:t>
+                  </w:r>
+                </w:p>
+              </w:tc>
+              <w:tc>
+                <w:tcPr/>
+                <w:p>
+                  <w:pPr>
+                    <w:pStyle w:val="Compact"/>
+                    <w:jc w:val="right"/>
+                    <w:jc w:val="center"/>
+                  </w:pPr>
+                  <w:r>
+                    <w:t xml:space="preserve">0.385***</w:t>
                   </w:r>
                 </w:p>
               </w:tc>
@@ -957,33 +2335,33 @@
                     <w:jc w:val="center"/>
                   </w:pPr>
                   <w:r>
-                    <w:t xml:space="preserve">0.017</w:t>
-                  </w:r>
-                </w:p>
-              </w:tc>
-              <w:tc>
-                <w:tcPr/>
-                <w:p>
-                  <w:pPr>
-                    <w:pStyle w:val="Compact"/>
-                    <w:jc w:val="right"/>
-                    <w:jc w:val="center"/>
-                  </w:pPr>
-                  <w:r>
-                    <w:t xml:space="preserve">0.120**</w:t>
-                  </w:r>
-                </w:p>
-              </w:tc>
-              <w:tc>
-                <w:tcPr/>
-                <w:p>
-                  <w:pPr>
-                    <w:pStyle w:val="Compact"/>
-                    <w:jc w:val="right"/>
-                    <w:jc w:val="center"/>
-                  </w:pPr>
-                  <w:r>
-                    <w:t xml:space="preserve">0.137†</w:t>
+                    <w:t xml:space="preserve">0.072</w:t>
+                  </w:r>
+                </w:p>
+              </w:tc>
+              <w:tc>
+                <w:tcPr/>
+                <w:p>
+                  <w:pPr>
+                    <w:pStyle w:val="Compact"/>
+                    <w:jc w:val="right"/>
+                    <w:jc w:val="center"/>
+                  </w:pPr>
+                  <w:r>
+                    <w:t xml:space="preserve">0.124**</w:t>
+                  </w:r>
+                </w:p>
+              </w:tc>
+              <w:tc>
+                <w:tcPr/>
+                <w:p>
+                  <w:pPr>
+                    <w:pStyle w:val="Compact"/>
+                    <w:jc w:val="right"/>
+                    <w:jc w:val="center"/>
+                  </w:pPr>
+                  <w:r>
+                    <w:t xml:space="preserve">0.197**</w:t>
                   </w:r>
                 </w:p>
               </w:tc>
@@ -1024,33 +2402,33 @@
                     <w:jc w:val="center"/>
                   </w:pPr>
                   <w:r>
-                    <w:t xml:space="preserve">0.128*</w:t>
-                  </w:r>
-                </w:p>
-              </w:tc>
-              <w:tc>
-                <w:tcPr/>
-                <w:p>
-                  <w:pPr>
-                    <w:pStyle w:val="Compact"/>
-                    <w:jc w:val="right"/>
-                    <w:jc w:val="center"/>
-                  </w:pPr>
-                  <w:r>
-                    <w:t xml:space="preserve">0.054*</w:t>
-                  </w:r>
-                </w:p>
-              </w:tc>
-              <w:tc>
-                <w:tcPr/>
-                <w:p>
-                  <w:pPr>
-                    <w:pStyle w:val="Compact"/>
-                    <w:jc w:val="right"/>
-                    <w:jc w:val="center"/>
-                  </w:pPr>
-                  <w:r>
-                    <w:t xml:space="preserve">0.182**</w:t>
+                    <w:t xml:space="preserve">0.065</w:t>
+                  </w:r>
+                </w:p>
+              </w:tc>
+              <w:tc>
+                <w:tcPr/>
+                <w:p>
+                  <w:pPr>
+                    <w:pStyle w:val="Compact"/>
+                    <w:jc w:val="right"/>
+                    <w:jc w:val="center"/>
+                  </w:pPr>
+                  <w:r>
+                    <w:t xml:space="preserve">0.071*</w:t>
+                  </w:r>
+                </w:p>
+              </w:tc>
+              <w:tc>
+                <w:tcPr/>
+                <w:p>
+                  <w:pPr>
+                    <w:pStyle w:val="Compact"/>
+                    <w:jc w:val="right"/>
+                    <w:jc w:val="center"/>
+                  </w:pPr>
+                  <w:r>
+                    <w:t xml:space="preserve">0.135*</w:t>
                   </w:r>
                 </w:p>
               </w:tc>
@@ -1091,33 +2469,33 @@
                     <w:jc w:val="center"/>
                   </w:pPr>
                   <w:r>
-                    <w:t xml:space="preserve">-0.159*</w:t>
-                  </w:r>
-                </w:p>
-              </w:tc>
-              <w:tc>
-                <w:tcPr/>
-                <w:p>
-                  <w:pPr>
-                    <w:pStyle w:val="Compact"/>
-                    <w:jc w:val="right"/>
-                    <w:jc w:val="center"/>
-                  </w:pPr>
-                  <w:r>
-                    <w:t xml:space="preserve">0.076*</w:t>
-                  </w:r>
-                </w:p>
-              </w:tc>
-              <w:tc>
-                <w:tcPr/>
-                <w:p>
-                  <w:pPr>
-                    <w:pStyle w:val="Compact"/>
-                    <w:jc w:val="right"/>
-                    <w:jc w:val="center"/>
-                  </w:pPr>
-                  <w:r>
-                    <w:t xml:space="preserve">-0.083</w:t>
+                    <w:t xml:space="preserve">-0.136*</w:t>
+                  </w:r>
+                </w:p>
+              </w:tc>
+              <w:tc>
+                <w:tcPr/>
+                <w:p>
+                  <w:pPr>
+                    <w:pStyle w:val="Compact"/>
+                    <w:jc w:val="right"/>
+                    <w:jc w:val="center"/>
+                  </w:pPr>
+                  <w:r>
+                    <w:t xml:space="preserve">0.089*</w:t>
+                  </w:r>
+                </w:p>
+              </w:tc>
+              <w:tc>
+                <w:tcPr/>
+                <w:p>
+                  <w:pPr>
+                    <w:pStyle w:val="Compact"/>
+                    <w:jc w:val="right"/>
+                    <w:jc w:val="center"/>
+                  </w:pPr>
+                  <w:r>
+                    <w:t xml:space="preserve">-0.047</w:t>
                   </w:r>
                 </w:p>
               </w:tc>
@@ -1158,33 +2536,33 @@
                     <w:jc w:val="center"/>
                   </w:pPr>
                   <w:r>
-                    <w:t xml:space="preserve">0.229*</w:t>
-                  </w:r>
-                </w:p>
-              </w:tc>
-              <w:tc>
-                <w:tcPr/>
-                <w:p>
-                  <w:pPr>
-                    <w:pStyle w:val="Compact"/>
-                    <w:jc w:val="right"/>
-                    <w:jc w:val="center"/>
-                  </w:pPr>
-                  <w:r>
-                    <w:t xml:space="preserve">0.131*</w:t>
-                  </w:r>
-                </w:p>
-              </w:tc>
-              <w:tc>
-                <w:tcPr/>
-                <w:p>
-                  <w:pPr>
-                    <w:pStyle w:val="Compact"/>
-                    <w:jc w:val="right"/>
-                    <w:jc w:val="center"/>
-                  </w:pPr>
-                  <w:r>
-                    <w:t xml:space="preserve">0.360***</w:t>
+                    <w:t xml:space="preserve">0.249**</w:t>
+                  </w:r>
+                </w:p>
+              </w:tc>
+              <w:tc>
+                <w:tcPr/>
+                <w:p>
+                  <w:pPr>
+                    <w:pStyle w:val="Compact"/>
+                    <w:jc w:val="right"/>
+                    <w:jc w:val="center"/>
+                  </w:pPr>
+                  <w:r>
+                    <w:t xml:space="preserve">0.140**</w:t>
+                  </w:r>
+                </w:p>
+              </w:tc>
+              <w:tc>
+                <w:tcPr/>
+                <w:p>
+                  <w:pPr>
+                    <w:pStyle w:val="Compact"/>
+                    <w:jc w:val="right"/>
+                    <w:jc w:val="center"/>
+                  </w:pPr>
+                  <w:r>
+                    <w:t xml:space="preserve">0.389***</w:t>
                   </w:r>
                 </w:p>
               </w:tc>
@@ -1225,33 +2603,33 @@
                     <w:jc w:val="center"/>
                   </w:pPr>
                   <w:r>
-                    <w:t xml:space="preserve">-0.051</w:t>
-                  </w:r>
-                </w:p>
-              </w:tc>
-              <w:tc>
-                <w:tcPr/>
-                <w:p>
-                  <w:pPr>
-                    <w:pStyle w:val="Compact"/>
-                    <w:jc w:val="right"/>
-                    <w:jc w:val="center"/>
-                  </w:pPr>
-                  <w:r>
-                    <w:t xml:space="preserve">0.191**</w:t>
-                  </w:r>
-                </w:p>
-              </w:tc>
-              <w:tc>
-                <w:tcPr/>
-                <w:p>
-                  <w:pPr>
-                    <w:pStyle w:val="Compact"/>
-                    <w:jc w:val="right"/>
-                    <w:jc w:val="center"/>
-                  </w:pPr>
-                  <w:r>
-                    <w:t xml:space="preserve">0.139†</w:t>
+                    <w:t xml:space="preserve">0.022</w:t>
+                  </w:r>
+                </w:p>
+              </w:tc>
+              <w:tc>
+                <w:tcPr/>
+                <w:p>
+                  <w:pPr>
+                    <w:pStyle w:val="Compact"/>
+                    <w:jc w:val="right"/>
+                    <w:jc w:val="center"/>
+                  </w:pPr>
+                  <w:r>
+                    <w:t xml:space="preserve">0.177**</w:t>
+                  </w:r>
+                </w:p>
+              </w:tc>
+              <w:tc>
+                <w:tcPr/>
+                <w:p>
+                  <w:pPr>
+                    <w:pStyle w:val="Compact"/>
+                    <w:jc w:val="right"/>
+                    <w:jc w:val="center"/>
+                  </w:pPr>
+                  <w:r>
+                    <w:t xml:space="preserve">0.199**</w:t>
                   </w:r>
                 </w:p>
               </w:tc>
@@ -1292,33 +2670,33 @@
                     <w:jc w:val="center"/>
                   </w:pPr>
                   <w:r>
-                    <w:t xml:space="preserve">0.167**</w:t>
-                  </w:r>
-                </w:p>
-              </w:tc>
-              <w:tc>
-                <w:tcPr/>
-                <w:p>
-                  <w:pPr>
-                    <w:pStyle w:val="Compact"/>
-                    <w:jc w:val="right"/>
-                    <w:jc w:val="center"/>
-                  </w:pPr>
-                  <w:r>
-                    <w:t xml:space="preserve">0.014</w:t>
-                  </w:r>
-                </w:p>
-              </w:tc>
-              <w:tc>
-                <w:tcPr/>
-                <w:p>
-                  <w:pPr>
-                    <w:pStyle w:val="Compact"/>
-                    <w:jc w:val="right"/>
-                    <w:jc w:val="center"/>
-                  </w:pPr>
-                  <w:r>
-                    <w:t xml:space="preserve">0.182**</w:t>
+                    <w:t xml:space="preserve">0.116†</w:t>
+                  </w:r>
+                </w:p>
+              </w:tc>
+              <w:tc>
+                <w:tcPr/>
+                <w:p>
+                  <w:pPr>
+                    <w:pStyle w:val="Compact"/>
+                    <w:jc w:val="right"/>
+                    <w:jc w:val="center"/>
+                  </w:pPr>
+                  <w:r>
+                    <w:t xml:space="preserve">0.019</w:t>
+                  </w:r>
+                </w:p>
+              </w:tc>
+              <w:tc>
+                <w:tcPr/>
+                <w:p>
+                  <w:pPr>
+                    <w:pStyle w:val="Compact"/>
+                    <w:jc w:val="right"/>
+                    <w:jc w:val="center"/>
+                  </w:pPr>
+                  <w:r>
+                    <w:t xml:space="preserve">0.135*</w:t>
                   </w:r>
                 </w:p>
               </w:tc>
@@ -1359,39 +2737,508 @@
                     <w:jc w:val="center"/>
                   </w:pPr>
                   <w:r>
-                    <w:t xml:space="preserve">-0.105</w:t>
-                  </w:r>
-                </w:p>
-              </w:tc>
-              <w:tc>
-                <w:tcPr/>
-                <w:p>
-                  <w:pPr>
-                    <w:pStyle w:val="Compact"/>
-                    <w:jc w:val="right"/>
-                    <w:jc w:val="center"/>
-                  </w:pPr>
-                  <w:r>
-                    <w:t xml:space="preserve">0.021</w:t>
-                  </w:r>
-                </w:p>
-              </w:tc>
-              <w:tc>
-                <w:tcPr/>
-                <w:p>
-                  <w:pPr>
-                    <w:pStyle w:val="Compact"/>
-                    <w:jc w:val="right"/>
-                    <w:jc w:val="center"/>
-                  </w:pPr>
-                  <w:r>
-                    <w:t xml:space="preserve">-0.085</w:t>
+                    <w:t xml:space="preserve">-0.073</w:t>
+                  </w:r>
+                </w:p>
+              </w:tc>
+              <w:tc>
+                <w:tcPr/>
+                <w:p>
+                  <w:pPr>
+                    <w:pStyle w:val="Compact"/>
+                    <w:jc w:val="right"/>
+                    <w:jc w:val="center"/>
+                  </w:pPr>
+                  <w:r>
+                    <w:t xml:space="preserve">0.024</w:t>
+                  </w:r>
+                </w:p>
+              </w:tc>
+              <w:tc>
+                <w:tcPr/>
+                <w:p>
+                  <w:pPr>
+                    <w:pStyle w:val="Compact"/>
+                    <w:jc w:val="right"/>
+                    <w:jc w:val="center"/>
+                  </w:pPr>
+                  <w:r>
+                    <w:t xml:space="preserve">-0.049</w:t>
                   </w:r>
                 </w:p>
               </w:tc>
             </w:tr>
           </w:tbl>
-          <w:bookmarkEnd w:id="41"/>
+          <w:bookmarkEnd w:id="48"/>
+          <w:p/>
+        </w:tc>
+      </w:tr>
+    </w:tbl>
+    <w:bookmarkEnd w:id="49"/>
+    <w:bookmarkStart w:id="51" w:name="demographic-control-coefficients"/>
+    <w:p>
+      <w:pPr>
+        <w:pStyle w:val="Heading1"/>
+      </w:pPr>
+      <w:r>
+        <w:t xml:space="preserve">Demographic control coefficients</w:t>
+      </w:r>
+    </w:p>
+    <w:p>
+      <w:pPr>
+        <w:pStyle w:val="FirstParagraph"/>
+      </w:pPr>
+      <w:r>
+        <w:t xml:space="preserve">Every model above and in the main text controls for age, gender (male), race (white), education, and household income, but these coefficients are omitted from the path diagrams and decomposition tables for readability. Table S6 reports the standardized control coefficients from the full combined model reported in the main text (HIER-INDIV and EGAL-COMM in place of the four separate worldview measures; main-text Table 6).</w:t>
+      </w:r>
+    </w:p>
+    <w:tbl>
+      <w:tblPr>
+        <w:tblStyle w:val="Table"/>
+        <w:tblW w:type="pct" w:w="5000"/>
+        <w:tblLayout w:type="fixed"/>
+        <w:tblLook w:firstRow="0" w:lastRow="0" w:firstColumn="0" w:lastColumn="0" w:noHBand="0" w:noVBand="0" w:val="0000"/>
+      </w:tblPr>
+      <w:tblGrid>
+        <w:gridCol w:w="7920"/>
+      </w:tblGrid>
+      <w:tr>
+        <w:tc>
+          <w:tcPr/>
+          <w:bookmarkStart w:id="50" w:name="tbl-hiec-controls"/>
+          <w:p>
+            <w:pPr>
+              <w:jc w:val="center"/>
+            </w:pPr>
+            <w:pPr>
+              <w:jc w:val="left"/>
+              <w:spacing w:before="200"/>
+              <w:pStyle w:val="ImageCaption"/>
+            </w:pPr>
+            <w:r>
+              <w:t xml:space="preserve">Table 5: Standardized demographic control coefficients from the full combined model reported in the main text (HIER-INDIV/EGAL-COMM), by outcome († p&lt;0.10, * p&lt;0.05, ** p&lt;0.01, *** p&lt;0.001)</w:t>
+            </w:r>
+          </w:p>
+          <w:tbl>
+            <w:tblPr>
+              <w:tblStyle w:val="Table"/>
+              <w:tblW w:type="auto" w:w="0"/>
+              <w:tblLook w:firstRow="1" w:lastRow="0" w:firstColumn="0" w:lastColumn="0" w:noHBand="0" w:noVBand="0" w:val="0020"/>
+            </w:tblPr>
+            <w:tblGrid>
+              <w:gridCol w:w="1584"/>
+              <w:gridCol w:w="1584"/>
+              <w:gridCol w:w="1584"/>
+              <w:gridCol w:w="1584"/>
+              <w:gridCol w:w="1584"/>
+            </w:tblGrid>
+            <w:tr>
+              <w:trPr>
+                <w:tblHeader w:val="on"/>
+              </w:trPr>
+              <w:tc>
+                <w:tcPr/>
+                <w:p>
+                  <w:pPr>
+                    <w:pStyle w:val="Compact"/>
+                    <w:jc w:val="left"/>
+                    <w:jc w:val="center"/>
+                  </w:pPr>
+                  <w:r>
+                    <w:t xml:space="preserve">Control</w:t>
+                  </w:r>
+                </w:p>
+              </w:tc>
+              <w:tc>
+                <w:tcPr/>
+                <w:p>
+                  <w:pPr>
+                    <w:pStyle w:val="Compact"/>
+                    <w:jc w:val="right"/>
+                    <w:jc w:val="center"/>
+                  </w:pPr>
+                  <w:r>
+                    <w:t xml:space="preserve">NEP</w:t>
+                  </w:r>
+                </w:p>
+              </w:tc>
+              <w:tc>
+                <w:tcPr/>
+                <w:p>
+                  <w:pPr>
+                    <w:pStyle w:val="Compact"/>
+                    <w:jc w:val="right"/>
+                    <w:jc w:val="center"/>
+                  </w:pPr>
+                  <w:r>
+                    <w:t xml:space="preserve">CNS</w:t>
+                  </w:r>
+                </w:p>
+              </w:tc>
+              <w:tc>
+                <w:tcPr/>
+                <w:p>
+                  <w:pPr>
+                    <w:pStyle w:val="Compact"/>
+                    <w:jc w:val="right"/>
+                    <w:jc w:val="center"/>
+                  </w:pPr>
+                  <w:r>
+                    <w:t xml:space="preserve">Public</w:t>
+                  </w:r>
+                </w:p>
+              </w:tc>
+              <w:tc>
+                <w:tcPr/>
+                <w:p>
+                  <w:pPr>
+                    <w:pStyle w:val="Compact"/>
+                    <w:jc w:val="right"/>
+                    <w:jc w:val="center"/>
+                  </w:pPr>
+                  <w:r>
+                    <w:t xml:space="preserve">Private</w:t>
+                  </w:r>
+                </w:p>
+              </w:tc>
+            </w:tr>
+            <w:tr>
+              <w:tc>
+                <w:tcPr/>
+                <w:p>
+                  <w:pPr>
+                    <w:pStyle w:val="Compact"/>
+                    <w:jc w:val="left"/>
+                    <w:jc w:val="center"/>
+                  </w:pPr>
+                  <w:r>
+                    <w:t xml:space="preserve">Age</w:t>
+                  </w:r>
+                </w:p>
+              </w:tc>
+              <w:tc>
+                <w:tcPr/>
+                <w:p>
+                  <w:pPr>
+                    <w:pStyle w:val="Compact"/>
+                    <w:jc w:val="right"/>
+                    <w:jc w:val="center"/>
+                  </w:pPr>
+                  <w:r>
+                    <w:t xml:space="preserve">-0.040</w:t>
+                  </w:r>
+                </w:p>
+              </w:tc>
+              <w:tc>
+                <w:tcPr/>
+                <w:p>
+                  <w:pPr>
+                    <w:pStyle w:val="Compact"/>
+                    <w:jc w:val="right"/>
+                    <w:jc w:val="center"/>
+                  </w:pPr>
+                  <w:r>
+                    <w:t xml:space="preserve">0.090†</w:t>
+                  </w:r>
+                </w:p>
+              </w:tc>
+              <w:tc>
+                <w:tcPr/>
+                <w:p>
+                  <w:pPr>
+                    <w:pStyle w:val="Compact"/>
+                    <w:jc w:val="right"/>
+                    <w:jc w:val="center"/>
+                  </w:pPr>
+                  <w:r>
+                    <w:t xml:space="preserve">-0.205***</w:t>
+                  </w:r>
+                </w:p>
+              </w:tc>
+              <w:tc>
+                <w:tcPr/>
+                <w:p>
+                  <w:pPr>
+                    <w:pStyle w:val="Compact"/>
+                    <w:jc w:val="right"/>
+                    <w:jc w:val="center"/>
+                  </w:pPr>
+                  <w:r>
+                    <w:t xml:space="preserve">0.147**</w:t>
+                  </w:r>
+                </w:p>
+              </w:tc>
+            </w:tr>
+            <w:tr>
+              <w:tc>
+                <w:tcPr/>
+                <w:p>
+                  <w:pPr>
+                    <w:pStyle w:val="Compact"/>
+                    <w:jc w:val="left"/>
+                    <w:jc w:val="center"/>
+                  </w:pPr>
+                  <w:r>
+                    <w:t xml:space="preserve">Male</w:t>
+                  </w:r>
+                </w:p>
+              </w:tc>
+              <w:tc>
+                <w:tcPr/>
+                <w:p>
+                  <w:pPr>
+                    <w:pStyle w:val="Compact"/>
+                    <w:jc w:val="right"/>
+                    <w:jc w:val="center"/>
+                  </w:pPr>
+                  <w:r>
+                    <w:t xml:space="preserve">-0.072</w:t>
+                  </w:r>
+                </w:p>
+              </w:tc>
+              <w:tc>
+                <w:tcPr/>
+                <w:p>
+                  <w:pPr>
+                    <w:pStyle w:val="Compact"/>
+                    <w:jc w:val="right"/>
+                    <w:jc w:val="center"/>
+                  </w:pPr>
+                  <w:r>
+                    <w:t xml:space="preserve">0.010</w:t>
+                  </w:r>
+                </w:p>
+              </w:tc>
+              <w:tc>
+                <w:tcPr/>
+                <w:p>
+                  <w:pPr>
+                    <w:pStyle w:val="Compact"/>
+                    <w:jc w:val="right"/>
+                    <w:jc w:val="center"/>
+                  </w:pPr>
+                  <w:r>
+                    <w:t xml:space="preserve">0.068</w:t>
+                  </w:r>
+                </w:p>
+              </w:tc>
+              <w:tc>
+                <w:tcPr/>
+                <w:p>
+                  <w:pPr>
+                    <w:pStyle w:val="Compact"/>
+                    <w:jc w:val="right"/>
+                    <w:jc w:val="center"/>
+                  </w:pPr>
+                  <w:r>
+                    <w:t xml:space="preserve">-0.132**</w:t>
+                  </w:r>
+                </w:p>
+              </w:tc>
+            </w:tr>
+            <w:tr>
+              <w:tc>
+                <w:tcPr/>
+                <w:p>
+                  <w:pPr>
+                    <w:pStyle w:val="Compact"/>
+                    <w:jc w:val="left"/>
+                    <w:jc w:val="center"/>
+                  </w:pPr>
+                  <w:r>
+                    <w:t xml:space="preserve">White</w:t>
+                  </w:r>
+                </w:p>
+              </w:tc>
+              <w:tc>
+                <w:tcPr/>
+                <w:p>
+                  <w:pPr>
+                    <w:pStyle w:val="Compact"/>
+                    <w:jc w:val="right"/>
+                    <w:jc w:val="center"/>
+                  </w:pPr>
+                  <w:r>
+                    <w:t xml:space="preserve">-0.030</w:t>
+                  </w:r>
+                </w:p>
+              </w:tc>
+              <w:tc>
+                <w:tcPr/>
+                <w:p>
+                  <w:pPr>
+                    <w:pStyle w:val="Compact"/>
+                    <w:jc w:val="right"/>
+                    <w:jc w:val="center"/>
+                  </w:pPr>
+                  <w:r>
+                    <w:t xml:space="preserve">0.026</w:t>
+                  </w:r>
+                </w:p>
+              </w:tc>
+              <w:tc>
+                <w:tcPr/>
+                <w:p>
+                  <w:pPr>
+                    <w:pStyle w:val="Compact"/>
+                    <w:jc w:val="right"/>
+                    <w:jc w:val="center"/>
+                  </w:pPr>
+                  <w:r>
+                    <w:t xml:space="preserve">-0.012</w:t>
+                  </w:r>
+                </w:p>
+              </w:tc>
+              <w:tc>
+                <w:tcPr/>
+                <w:p>
+                  <w:pPr>
+                    <w:pStyle w:val="Compact"/>
+                    <w:jc w:val="right"/>
+                    <w:jc w:val="center"/>
+                  </w:pPr>
+                  <w:r>
+                    <w:t xml:space="preserve">0.068</w:t>
+                  </w:r>
+                </w:p>
+              </w:tc>
+            </w:tr>
+            <w:tr>
+              <w:tc>
+                <w:tcPr/>
+                <w:p>
+                  <w:pPr>
+                    <w:pStyle w:val="Compact"/>
+                    <w:jc w:val="left"/>
+                    <w:jc w:val="center"/>
+                  </w:pPr>
+                  <w:r>
+                    <w:t xml:space="preserve">Education</w:t>
+                  </w:r>
+                </w:p>
+              </w:tc>
+              <w:tc>
+                <w:tcPr/>
+                <w:p>
+                  <w:pPr>
+                    <w:pStyle w:val="Compact"/>
+                    <w:jc w:val="right"/>
+                    <w:jc w:val="center"/>
+                  </w:pPr>
+                  <w:r>
+                    <w:t xml:space="preserve">-0.078</w:t>
+                  </w:r>
+                </w:p>
+              </w:tc>
+              <w:tc>
+                <w:tcPr/>
+                <w:p>
+                  <w:pPr>
+                    <w:pStyle w:val="Compact"/>
+                    <w:jc w:val="right"/>
+                    <w:jc w:val="center"/>
+                  </w:pPr>
+                  <w:r>
+                    <w:t xml:space="preserve">0.019</w:t>
+                  </w:r>
+                </w:p>
+              </w:tc>
+              <w:tc>
+                <w:tcPr/>
+                <w:p>
+                  <w:pPr>
+                    <w:pStyle w:val="Compact"/>
+                    <w:jc w:val="right"/>
+                    <w:jc w:val="center"/>
+                  </w:pPr>
+                  <w:r>
+                    <w:t xml:space="preserve">0.064</w:t>
+                  </w:r>
+                </w:p>
+              </w:tc>
+              <w:tc>
+                <w:tcPr/>
+                <w:p>
+                  <w:pPr>
+                    <w:pStyle w:val="Compact"/>
+                    <w:jc w:val="right"/>
+                    <w:jc w:val="center"/>
+                  </w:pPr>
+                  <w:r>
+                    <w:t xml:space="preserve">0.050</w:t>
+                  </w:r>
+                </w:p>
+              </w:tc>
+            </w:tr>
+            <w:tr>
+              <w:tc>
+                <w:tcPr/>
+                <w:p>
+                  <w:pPr>
+                    <w:pStyle w:val="Compact"/>
+                    <w:jc w:val="left"/>
+                    <w:jc w:val="center"/>
+                  </w:pPr>
+                  <w:r>
+                    <w:t xml:space="preserve">Household income</w:t>
+                  </w:r>
+                </w:p>
+              </w:tc>
+              <w:tc>
+                <w:tcPr/>
+                <w:p>
+                  <w:pPr>
+                    <w:pStyle w:val="Compact"/>
+                    <w:jc w:val="right"/>
+                    <w:jc w:val="center"/>
+                  </w:pPr>
+                  <w:r>
+                    <w:t xml:space="preserve">-0.066</w:t>
+                  </w:r>
+                </w:p>
+              </w:tc>
+              <w:tc>
+                <w:tcPr/>
+                <w:p>
+                  <w:pPr>
+                    <w:pStyle w:val="Compact"/>
+                    <w:jc w:val="right"/>
+                    <w:jc w:val="center"/>
+                  </w:pPr>
+                  <w:r>
+                    <w:t xml:space="preserve">-0.045</w:t>
+                  </w:r>
+                </w:p>
+              </w:tc>
+              <w:tc>
+                <w:tcPr/>
+                <w:p>
+                  <w:pPr>
+                    <w:pStyle w:val="Compact"/>
+                    <w:jc w:val="right"/>
+                    <w:jc w:val="center"/>
+                  </w:pPr>
+                  <w:r>
+                    <w:t xml:space="preserve">0.095*</w:t>
+                  </w:r>
+                </w:p>
+              </w:tc>
+              <w:tc>
+                <w:tcPr/>
+                <w:p>
+                  <w:pPr>
+                    <w:pStyle w:val="Compact"/>
+                    <w:jc w:val="right"/>
+                    <w:jc w:val="center"/>
+                  </w:pPr>
+                  <w:r>
+                    <w:t xml:space="preserve">0.128**</w:t>
+                  </w:r>
+                </w:p>
+              </w:tc>
+            </w:tr>
+          </w:tbl>
+          <w:bookmarkEnd w:id="50"/>
           <w:p/>
         </w:tc>
       </w:tr>
@@ -1401,8 +3248,8 @@
         <w:br w:type="page"/>
       </w:r>
     </w:p>
-    <w:bookmarkEnd w:id="42"/>
-    <w:bookmarkStart w:id="43" w:name="references"/>
+    <w:bookmarkEnd w:id="51"/>
+    <w:bookmarkStart w:id="52" w:name="references"/>
     <w:p>
       <w:pPr>
         <w:pStyle w:val="Heading1"/>
@@ -1416,7 +3263,7 @@
         <w:pStyle w:val="FirstParagraph"/>
       </w:pPr>
     </w:p>
-    <w:bookmarkEnd w:id="43"/>
+    <w:bookmarkEnd w:id="52"/>
     <w:sectPr>
       <w:headerReference r:id="rId12" w:type="even"/>
       <w:headerReference r:id="rId13" w:type="default"/>

--- a/_output/cc-behave-supplemental.docx
+++ b/_output/cc-behave-supplemental.docx
@@ -426,7 +426,7 @@
                     <w:jc w:val="center"/>
                   </w:pPr>
                   <w:r>
-                    <w:t xml:space="preserve">[0.051, 0.064]</w:t>
+                    <w:t xml:space="preserve">(0.051, 0.064)</w:t>
                   </w:r>
                 </w:p>
               </w:tc>
@@ -545,7 +545,7 @@
                     <w:jc w:val="center"/>
                   </w:pPr>
                   <w:r>
-                    <w:t xml:space="preserve">[0.066, 0.078]</w:t>
+                    <w:t xml:space="preserve">(0.066, 0.078)</w:t>
                   </w:r>
                 </w:p>
               </w:tc>
@@ -596,7 +596,1771 @@
       </w:tr>
     </w:tbl>
     <w:bookmarkEnd w:id="35"/>
-    <w:bookmarkStart w:id="42" w:name="X627d865e4c53eb7b73f71825712314709167a98"/>
+    <w:bookmarkStart w:id="37" w:name="Xc0684ce49a57cc7d6fe6abd602e08d265c4e81c"/>
+    <w:p>
+      <w:pPr>
+        <w:pStyle w:val="Heading1"/>
+      </w:pPr>
+      <w:r>
+        <w:t xml:space="preserve">Serial chain vs. full model fit, composite worldview groups</w:t>
+      </w:r>
+    </w:p>
+    <w:p>
+      <w:pPr>
+        <w:pStyle w:val="FirstParagraph"/>
+      </w:pPr>
+      <w:r>
+        <w:t xml:space="preserve">The main text reports the full combined model (HIER-INDIV, EGAL-COMM composite groups) with direct paths added. Table S1a compares its fit against the strict serial-chain specification (no direct worldview → behavior paths) that motivated including those direct paths.</w:t>
+      </w:r>
+    </w:p>
+    <w:tbl>
+      <w:tblPr>
+        <w:tblStyle w:val="Table"/>
+        <w:tblW w:type="pct" w:w="5000"/>
+        <w:tblLayout w:type="fixed"/>
+        <w:tblLook w:firstRow="0" w:lastRow="0" w:firstColumn="0" w:lastColumn="0" w:noHBand="0" w:noVBand="0" w:val="0000"/>
+      </w:tblPr>
+      <w:tblGrid>
+        <w:gridCol w:w="7920"/>
+      </w:tblGrid>
+      <w:tr>
+        <w:tc>
+          <w:tcPr/>
+          <w:bookmarkStart w:id="36" w:name="tbl-serial-fit-hiec"/>
+          <w:p>
+            <w:pPr>
+              <w:jc w:val="center"/>
+            </w:pPr>
+            <w:pPr>
+              <w:jc w:val="left"/>
+              <w:spacing w:before="200"/>
+              <w:pStyle w:val="ImageCaption"/>
+            </w:pPr>
+            <w:r>
+              <w:t xml:space="preserve">Table 2: Fit comparison of the strict serial chain versus the full combined model, composite worldview groups.</w:t>
+            </w:r>
+          </w:p>
+          <w:tbl xmlns:w="http://schemas.openxmlformats.org/wordprocessingml/2006/main" xmlns:r="http://schemas.openxmlformats.org/officeDocument/2006/relationships" xmlns:w14="http://schemas.microsoft.com/office/word/2010/wordml" xmlns:wp="http://schemas.openxmlformats.org/drawingml/2006/wordprocessingDrawing" xmlns:a="http://schemas.openxmlformats.org/drawingml/2006/main" xmlns:pic="http://schemas.openxmlformats.org/drawingml/2006/picture">
+            <w:tblPr>
+              <w:tblLayout w:type="fixed"/>
+              <w:jc w:val="center"/>
+              <w:tblLook w:firstRow="1" w:lastRow="0" w:firstColumn="0" w:lastColumn="0" w:noHBand="0" w:noVBand="1"/>
+            </w:tblPr>
+            <w:tblGrid>
+              <w:gridCol w:w="2232"/>
+              <w:gridCol w:w="720"/>
+              <w:gridCol w:w="432"/>
+              <w:gridCol w:w="648"/>
+              <w:gridCol w:w="648"/>
+              <w:gridCol w:w="720"/>
+              <w:gridCol w:w="1152"/>
+              <w:gridCol w:w="648"/>
+              <w:gridCol w:w="792"/>
+              <w:gridCol w:w="792"/>
+            </w:tblGrid>
+            <w:tr>
+              <w:trPr>
+                <w:trHeight w:val="360" w:hRule="auto"/>
+                <w:tblHeader/>
+              </w:trPr>
+              <w:tc>
+                <w:tcPr>
+                  <w:tcBorders>
+                    <w:bottom w:val="single" w:sz="12" w:space="0" w:color="666666"/>
+                    <w:top w:val="single" w:sz="12" w:space="0" w:color="666666"/>
+                    <w:left w:val="none" w:sz="0" w:space="0" w:color="000000"/>
+                    <w:right w:val="none" w:sz="0" w:space="0" w:color="000000"/>
+                  </w:tcBorders>
+                  <w:shd w:val="clear" w:color="auto" w:fill="FFFFFF"/>
+                  <w:tcMar>
+                    <w:top w:w="0" w:type="dxa"/>
+                    <w:bottom w:w="0" w:type="dxa"/>
+                    <w:left w:w="0" w:type="dxa"/>
+                    <w:right w:w="0" w:type="dxa"/>
+                  </w:tcMar>
+                  <w:vAlign w:val="center"/>
+                </w:tcPr>
+                <w:p>
+                  <w:pPr>
+                    <w:jc w:val="left"/>
+                    <w:pBdr>
+                      <w:bottom w:val="none" w:sz="0" w:space="0" w:color="000000"/>
+                      <w:top w:val="none" w:sz="0" w:space="0" w:color="000000"/>
+                      <w:left w:val="none" w:sz="0" w:space="0" w:color="000000"/>
+                      <w:right w:val="none" w:sz="0" w:space="0" w:color="000000"/>
+                    </w:pBdr>
+                    <w:spacing w:after="40" w:before="40" w:line="240"/>
+                    <w:ind w:left="40" w:right="40" w:firstLine="0" w:firstLineChars="0"/>
+                    <w:rPr>
+                      <w:rFonts w:ascii="Helvetica" w:hAnsi="Helvetica" w:eastAsia="Helvetica" w:cs="Helvetica"/>
+                      <w:i w:val="false"/>
+                      <w:b w:val="true"/>
+                      <w:u w:val="none"/>
+                      <w:strike w:val="false"/>
+                      <w:sz w:val="16"/>
+                      <w:szCs w:val="16"/>
+                      <w:color w:val="000000"/>
+                    </w:rPr>
+                  </w:pPr>
+                  <w:r xmlns:w="http://schemas.openxmlformats.org/wordprocessingml/2006/main" xmlns:wp="http://schemas.openxmlformats.org/drawingml/2006/wordprocessingDrawing" xmlns:r="http://schemas.openxmlformats.org/officeDocument/2006/relationships" xmlns:w14="http://schemas.microsoft.com/office/word/2010/wordml">
+                    <w:rPr>
+                      <w:rFonts w:ascii="Helvetica" w:hAnsi="Helvetica" w:eastAsia="Helvetica" w:cs="Helvetica"/>
+                      <w:i w:val="false"/>
+                      <w:b w:val="true"/>
+                      <w:u w:val="none"/>
+                      <w:strike w:val="false"/>
+                      <w:sz w:val="16"/>
+                      <w:szCs w:val="16"/>
+                      <w:color w:val="000000"/>
+                    </w:rPr>
+                    <w:t xml:space="preserve">Model</w:t>
+                  </w:r>
+                </w:p>
+              </w:tc>
+              <w:tc>
+                <w:tcPr>
+                  <w:tcBorders>
+                    <w:bottom w:val="single" w:sz="12" w:space="0" w:color="666666"/>
+                    <w:top w:val="single" w:sz="12" w:space="0" w:color="666666"/>
+                    <w:left w:val="none" w:sz="0" w:space="0" w:color="000000"/>
+                    <w:right w:val="none" w:sz="0" w:space="0" w:color="000000"/>
+                  </w:tcBorders>
+                  <w:shd w:val="clear" w:color="auto" w:fill="FFFFFF"/>
+                  <w:tcMar>
+                    <w:top w:w="0" w:type="dxa"/>
+                    <w:bottom w:w="0" w:type="dxa"/>
+                    <w:left w:w="0" w:type="dxa"/>
+                    <w:right w:w="0" w:type="dxa"/>
+                  </w:tcMar>
+                  <w:vAlign w:val="center"/>
+                </w:tcPr>
+                <w:p>
+                  <w:pPr>
+                    <w:jc w:val="center"/>
+                    <w:pBdr>
+                      <w:bottom w:val="none" w:sz="0" w:space="0" w:color="000000"/>
+                      <w:top w:val="none" w:sz="0" w:space="0" w:color="000000"/>
+                      <w:left w:val="none" w:sz="0" w:space="0" w:color="000000"/>
+                      <w:right w:val="none" w:sz="0" w:space="0" w:color="000000"/>
+                    </w:pBdr>
+                    <w:spacing w:after="40" w:before="40" w:line="240"/>
+                    <w:ind w:left="40" w:right="40" w:firstLine="0" w:firstLineChars="0"/>
+                    <w:rPr>
+                      <w:rFonts w:ascii="Helvetica" w:hAnsi="Helvetica" w:eastAsia="Helvetica" w:cs="Helvetica"/>
+                      <w:i w:val="false"/>
+                      <w:b w:val="true"/>
+                      <w:u w:val="none"/>
+                      <w:strike w:val="false"/>
+                      <w:sz w:val="16"/>
+                      <w:szCs w:val="16"/>
+                      <w:color w:val="000000"/>
+                    </w:rPr>
+                  </w:pPr>
+                  <w:r xmlns:w="http://schemas.openxmlformats.org/wordprocessingml/2006/main" xmlns:wp="http://schemas.openxmlformats.org/drawingml/2006/wordprocessingDrawing" xmlns:r="http://schemas.openxmlformats.org/officeDocument/2006/relationships" xmlns:w14="http://schemas.microsoft.com/office/word/2010/wordml">
+                    <w:rPr>
+                      <w:rFonts w:ascii="Helvetica" w:hAnsi="Helvetica" w:eastAsia="Helvetica" w:cs="Helvetica"/>
+                      <w:i w:val="false"/>
+                      <w:b w:val="true"/>
+                      <w:u w:val="none"/>
+                      <w:strike w:val="false"/>
+                      <w:sz w:val="16"/>
+                      <w:szCs w:val="16"/>
+                      <w:color w:val="000000"/>
+                    </w:rPr>
+                    <w:t xml:space="preserve">Chi-sq</w:t>
+                  </w:r>
+                </w:p>
+              </w:tc>
+              <w:tc>
+                <w:tcPr>
+                  <w:tcBorders>
+                    <w:bottom w:val="single" w:sz="12" w:space="0" w:color="666666"/>
+                    <w:top w:val="single" w:sz="12" w:space="0" w:color="666666"/>
+                    <w:left w:val="none" w:sz="0" w:space="0" w:color="000000"/>
+                    <w:right w:val="none" w:sz="0" w:space="0" w:color="000000"/>
+                  </w:tcBorders>
+                  <w:shd w:val="clear" w:color="auto" w:fill="FFFFFF"/>
+                  <w:tcMar>
+                    <w:top w:w="0" w:type="dxa"/>
+                    <w:bottom w:w="0" w:type="dxa"/>
+                    <w:left w:w="0" w:type="dxa"/>
+                    <w:right w:w="0" w:type="dxa"/>
+                  </w:tcMar>
+                  <w:vAlign w:val="center"/>
+                </w:tcPr>
+                <w:p>
+                  <w:pPr>
+                    <w:jc w:val="center"/>
+                    <w:pBdr>
+                      <w:bottom w:val="none" w:sz="0" w:space="0" w:color="000000"/>
+                      <w:top w:val="none" w:sz="0" w:space="0" w:color="000000"/>
+                      <w:left w:val="none" w:sz="0" w:space="0" w:color="000000"/>
+                      <w:right w:val="none" w:sz="0" w:space="0" w:color="000000"/>
+                    </w:pBdr>
+                    <w:spacing w:after="40" w:before="40" w:line="240"/>
+                    <w:ind w:left="40" w:right="40" w:firstLine="0" w:firstLineChars="0"/>
+                    <w:rPr>
+                      <w:rFonts w:ascii="Helvetica" w:hAnsi="Helvetica" w:eastAsia="Helvetica" w:cs="Helvetica"/>
+                      <w:i w:val="false"/>
+                      <w:b w:val="true"/>
+                      <w:u w:val="none"/>
+                      <w:strike w:val="false"/>
+                      <w:sz w:val="16"/>
+                      <w:szCs w:val="16"/>
+                      <w:color w:val="000000"/>
+                    </w:rPr>
+                  </w:pPr>
+                  <w:r xmlns:w="http://schemas.openxmlformats.org/wordprocessingml/2006/main" xmlns:wp="http://schemas.openxmlformats.org/drawingml/2006/wordprocessingDrawing" xmlns:r="http://schemas.openxmlformats.org/officeDocument/2006/relationships" xmlns:w14="http://schemas.microsoft.com/office/word/2010/wordml">
+                    <w:rPr>
+                      <w:rFonts w:ascii="Helvetica" w:hAnsi="Helvetica" w:eastAsia="Helvetica" w:cs="Helvetica"/>
+                      <w:i w:val="false"/>
+                      <w:b w:val="true"/>
+                      <w:u w:val="none"/>
+                      <w:strike w:val="false"/>
+                      <w:sz w:val="16"/>
+                      <w:szCs w:val="16"/>
+                      <w:color w:val="000000"/>
+                    </w:rPr>
+                    <w:t xml:space="preserve">df</w:t>
+                  </w:r>
+                </w:p>
+              </w:tc>
+              <w:tc>
+                <w:tcPr>
+                  <w:tcBorders>
+                    <w:bottom w:val="single" w:sz="12" w:space="0" w:color="666666"/>
+                    <w:top w:val="single" w:sz="12" w:space="0" w:color="666666"/>
+                    <w:left w:val="none" w:sz="0" w:space="0" w:color="000000"/>
+                    <w:right w:val="none" w:sz="0" w:space="0" w:color="000000"/>
+                  </w:tcBorders>
+                  <w:shd w:val="clear" w:color="auto" w:fill="FFFFFF"/>
+                  <w:tcMar>
+                    <w:top w:w="0" w:type="dxa"/>
+                    <w:bottom w:w="0" w:type="dxa"/>
+                    <w:left w:w="0" w:type="dxa"/>
+                    <w:right w:w="0" w:type="dxa"/>
+                  </w:tcMar>
+                  <w:vAlign w:val="center"/>
+                </w:tcPr>
+                <w:p>
+                  <w:pPr>
+                    <w:jc w:val="center"/>
+                    <w:pBdr>
+                      <w:bottom w:val="none" w:sz="0" w:space="0" w:color="000000"/>
+                      <w:top w:val="none" w:sz="0" w:space="0" w:color="000000"/>
+                      <w:left w:val="none" w:sz="0" w:space="0" w:color="000000"/>
+                      <w:right w:val="none" w:sz="0" w:space="0" w:color="000000"/>
+                    </w:pBdr>
+                    <w:spacing w:after="40" w:before="40" w:line="240"/>
+                    <w:ind w:left="40" w:right="40" w:firstLine="0" w:firstLineChars="0"/>
+                    <w:rPr>
+                      <w:rFonts w:ascii="Helvetica" w:hAnsi="Helvetica" w:eastAsia="Helvetica" w:cs="Helvetica"/>
+                      <w:i w:val="false"/>
+                      <w:b w:val="true"/>
+                      <w:u w:val="none"/>
+                      <w:strike w:val="false"/>
+                      <w:sz w:val="16"/>
+                      <w:szCs w:val="16"/>
+                      <w:color w:val="000000"/>
+                    </w:rPr>
+                  </w:pPr>
+                  <w:r xmlns:w="http://schemas.openxmlformats.org/wordprocessingml/2006/main" xmlns:wp="http://schemas.openxmlformats.org/drawingml/2006/wordprocessingDrawing" xmlns:r="http://schemas.openxmlformats.org/officeDocument/2006/relationships" xmlns:w14="http://schemas.microsoft.com/office/word/2010/wordml">
+                    <w:rPr>
+                      <w:rFonts w:ascii="Helvetica" w:hAnsi="Helvetica" w:eastAsia="Helvetica" w:cs="Helvetica"/>
+                      <w:i w:val="false"/>
+                      <w:b w:val="true"/>
+                      <w:u w:val="none"/>
+                      <w:strike w:val="false"/>
+                      <w:sz w:val="16"/>
+                      <w:szCs w:val="16"/>
+                      <w:color w:val="000000"/>
+                    </w:rPr>
+                    <w:t xml:space="preserve">CFI</w:t>
+                  </w:r>
+                </w:p>
+              </w:tc>
+              <w:tc>
+                <w:tcPr>
+                  <w:tcBorders>
+                    <w:bottom w:val="single" w:sz="12" w:space="0" w:color="666666"/>
+                    <w:top w:val="single" w:sz="12" w:space="0" w:color="666666"/>
+                    <w:left w:val="none" w:sz="0" w:space="0" w:color="000000"/>
+                    <w:right w:val="none" w:sz="0" w:space="0" w:color="000000"/>
+                  </w:tcBorders>
+                  <w:shd w:val="clear" w:color="auto" w:fill="FFFFFF"/>
+                  <w:tcMar>
+                    <w:top w:w="0" w:type="dxa"/>
+                    <w:bottom w:w="0" w:type="dxa"/>
+                    <w:left w:w="0" w:type="dxa"/>
+                    <w:right w:w="0" w:type="dxa"/>
+                  </w:tcMar>
+                  <w:vAlign w:val="center"/>
+                </w:tcPr>
+                <w:p>
+                  <w:pPr>
+                    <w:jc w:val="center"/>
+                    <w:pBdr>
+                      <w:bottom w:val="none" w:sz="0" w:space="0" w:color="000000"/>
+                      <w:top w:val="none" w:sz="0" w:space="0" w:color="000000"/>
+                      <w:left w:val="none" w:sz="0" w:space="0" w:color="000000"/>
+                      <w:right w:val="none" w:sz="0" w:space="0" w:color="000000"/>
+                    </w:pBdr>
+                    <w:spacing w:after="40" w:before="40" w:line="240"/>
+                    <w:ind w:left="40" w:right="40" w:firstLine="0" w:firstLineChars="0"/>
+                    <w:rPr>
+                      <w:rFonts w:ascii="Helvetica" w:hAnsi="Helvetica" w:eastAsia="Helvetica" w:cs="Helvetica"/>
+                      <w:i w:val="false"/>
+                      <w:b w:val="true"/>
+                      <w:u w:val="none"/>
+                      <w:strike w:val="false"/>
+                      <w:sz w:val="16"/>
+                      <w:szCs w:val="16"/>
+                      <w:color w:val="000000"/>
+                    </w:rPr>
+                  </w:pPr>
+                  <w:r xmlns:w="http://schemas.openxmlformats.org/wordprocessingml/2006/main" xmlns:wp="http://schemas.openxmlformats.org/drawingml/2006/wordprocessingDrawing" xmlns:r="http://schemas.openxmlformats.org/officeDocument/2006/relationships" xmlns:w14="http://schemas.microsoft.com/office/word/2010/wordml">
+                    <w:rPr>
+                      <w:rFonts w:ascii="Helvetica" w:hAnsi="Helvetica" w:eastAsia="Helvetica" w:cs="Helvetica"/>
+                      <w:i w:val="false"/>
+                      <w:b w:val="true"/>
+                      <w:u w:val="none"/>
+                      <w:strike w:val="false"/>
+                      <w:sz w:val="16"/>
+                      <w:szCs w:val="16"/>
+                      <w:color w:val="000000"/>
+                    </w:rPr>
+                    <w:t xml:space="preserve">TLI</w:t>
+                  </w:r>
+                </w:p>
+              </w:tc>
+              <w:tc>
+                <w:tcPr>
+                  <w:tcBorders>
+                    <w:bottom w:val="single" w:sz="12" w:space="0" w:color="666666"/>
+                    <w:top w:val="single" w:sz="12" w:space="0" w:color="666666"/>
+                    <w:left w:val="none" w:sz="0" w:space="0" w:color="000000"/>
+                    <w:right w:val="none" w:sz="0" w:space="0" w:color="000000"/>
+                  </w:tcBorders>
+                  <w:shd w:val="clear" w:color="auto" w:fill="FFFFFF"/>
+                  <w:tcMar>
+                    <w:top w:w="0" w:type="dxa"/>
+                    <w:bottom w:w="0" w:type="dxa"/>
+                    <w:left w:w="0" w:type="dxa"/>
+                    <w:right w:w="0" w:type="dxa"/>
+                  </w:tcMar>
+                  <w:vAlign w:val="center"/>
+                </w:tcPr>
+                <w:p>
+                  <w:pPr>
+                    <w:jc w:val="center"/>
+                    <w:pBdr>
+                      <w:bottom w:val="none" w:sz="0" w:space="0" w:color="000000"/>
+                      <w:top w:val="none" w:sz="0" w:space="0" w:color="000000"/>
+                      <w:left w:val="none" w:sz="0" w:space="0" w:color="000000"/>
+                      <w:right w:val="none" w:sz="0" w:space="0" w:color="000000"/>
+                    </w:pBdr>
+                    <w:spacing w:after="40" w:before="40" w:line="240"/>
+                    <w:ind w:left="40" w:right="40" w:firstLine="0" w:firstLineChars="0"/>
+                    <w:rPr>
+                      <w:rFonts w:ascii="Helvetica" w:hAnsi="Helvetica" w:eastAsia="Helvetica" w:cs="Helvetica"/>
+                      <w:i w:val="false"/>
+                      <w:b w:val="true"/>
+                      <w:u w:val="none"/>
+                      <w:strike w:val="false"/>
+                      <w:sz w:val="16"/>
+                      <w:szCs w:val="16"/>
+                      <w:color w:val="000000"/>
+                    </w:rPr>
+                  </w:pPr>
+                  <w:r xmlns:w="http://schemas.openxmlformats.org/wordprocessingml/2006/main" xmlns:wp="http://schemas.openxmlformats.org/drawingml/2006/wordprocessingDrawing" xmlns:r="http://schemas.openxmlformats.org/officeDocument/2006/relationships" xmlns:w14="http://schemas.microsoft.com/office/word/2010/wordml">
+                    <w:rPr>
+                      <w:rFonts w:ascii="Helvetica" w:hAnsi="Helvetica" w:eastAsia="Helvetica" w:cs="Helvetica"/>
+                      <w:i w:val="false"/>
+                      <w:b w:val="true"/>
+                      <w:u w:val="none"/>
+                      <w:strike w:val="false"/>
+                      <w:sz w:val="16"/>
+                      <w:szCs w:val="16"/>
+                      <w:color w:val="000000"/>
+                    </w:rPr>
+                    <w:t xml:space="preserve">RMSEA</w:t>
+                  </w:r>
+                </w:p>
+              </w:tc>
+              <w:tc>
+                <w:tcPr>
+                  <w:tcBorders>
+                    <w:bottom w:val="single" w:sz="12" w:space="0" w:color="666666"/>
+                    <w:top w:val="single" w:sz="12" w:space="0" w:color="666666"/>
+                    <w:left w:val="none" w:sz="0" w:space="0" w:color="000000"/>
+                    <w:right w:val="none" w:sz="0" w:space="0" w:color="000000"/>
+                  </w:tcBorders>
+                  <w:shd w:val="clear" w:color="auto" w:fill="FFFFFF"/>
+                  <w:tcMar>
+                    <w:top w:w="0" w:type="dxa"/>
+                    <w:bottom w:w="0" w:type="dxa"/>
+                    <w:left w:w="0" w:type="dxa"/>
+                    <w:right w:w="0" w:type="dxa"/>
+                  </w:tcMar>
+                  <w:vAlign w:val="center"/>
+                </w:tcPr>
+                <w:p>
+                  <w:pPr>
+                    <w:jc w:val="center"/>
+                    <w:pBdr>
+                      <w:bottom w:val="none" w:sz="0" w:space="0" w:color="000000"/>
+                      <w:top w:val="none" w:sz="0" w:space="0" w:color="000000"/>
+                      <w:left w:val="none" w:sz="0" w:space="0" w:color="000000"/>
+                      <w:right w:val="none" w:sz="0" w:space="0" w:color="000000"/>
+                    </w:pBdr>
+                    <w:spacing w:after="40" w:before="40" w:line="240"/>
+                    <w:ind w:left="40" w:right="40" w:firstLine="0" w:firstLineChars="0"/>
+                    <w:rPr>
+                      <w:rFonts w:ascii="Helvetica" w:hAnsi="Helvetica" w:eastAsia="Helvetica" w:cs="Helvetica"/>
+                      <w:i w:val="false"/>
+                      <w:b w:val="true"/>
+                      <w:u w:val="none"/>
+                      <w:strike w:val="false"/>
+                      <w:sz w:val="16"/>
+                      <w:szCs w:val="16"/>
+                      <w:color w:val="000000"/>
+                    </w:rPr>
+                  </w:pPr>
+                  <w:r xmlns:w="http://schemas.openxmlformats.org/wordprocessingml/2006/main" xmlns:wp="http://schemas.openxmlformats.org/drawingml/2006/wordprocessingDrawing" xmlns:r="http://schemas.openxmlformats.org/officeDocument/2006/relationships" xmlns:w14="http://schemas.microsoft.com/office/word/2010/wordml">
+                    <w:rPr>
+                      <w:rFonts w:ascii="Helvetica" w:hAnsi="Helvetica" w:eastAsia="Helvetica" w:cs="Helvetica"/>
+                      <w:i w:val="false"/>
+                      <w:b w:val="true"/>
+                      <w:u w:val="none"/>
+                      <w:strike w:val="false"/>
+                      <w:sz w:val="16"/>
+                      <w:szCs w:val="16"/>
+                      <w:color w:val="000000"/>
+                    </w:rPr>
+                    <w:t xml:space="preserve">RMSEA 90% CI</w:t>
+                  </w:r>
+                </w:p>
+              </w:tc>
+              <w:tc>
+                <w:tcPr>
+                  <w:tcBorders>
+                    <w:bottom w:val="single" w:sz="12" w:space="0" w:color="666666"/>
+                    <w:top w:val="single" w:sz="12" w:space="0" w:color="666666"/>
+                    <w:left w:val="none" w:sz="0" w:space="0" w:color="000000"/>
+                    <w:right w:val="none" w:sz="0" w:space="0" w:color="000000"/>
+                  </w:tcBorders>
+                  <w:shd w:val="clear" w:color="auto" w:fill="FFFFFF"/>
+                  <w:tcMar>
+                    <w:top w:w="0" w:type="dxa"/>
+                    <w:bottom w:w="0" w:type="dxa"/>
+                    <w:left w:w="0" w:type="dxa"/>
+                    <w:right w:w="0" w:type="dxa"/>
+                  </w:tcMar>
+                  <w:vAlign w:val="center"/>
+                </w:tcPr>
+                <w:p>
+                  <w:pPr>
+                    <w:jc w:val="center"/>
+                    <w:pBdr>
+                      <w:bottom w:val="none" w:sz="0" w:space="0" w:color="000000"/>
+                      <w:top w:val="none" w:sz="0" w:space="0" w:color="000000"/>
+                      <w:left w:val="none" w:sz="0" w:space="0" w:color="000000"/>
+                      <w:right w:val="none" w:sz="0" w:space="0" w:color="000000"/>
+                    </w:pBdr>
+                    <w:spacing w:after="40" w:before="40" w:line="240"/>
+                    <w:ind w:left="40" w:right="40" w:firstLine="0" w:firstLineChars="0"/>
+                    <w:rPr>
+                      <w:rFonts w:ascii="Helvetica" w:hAnsi="Helvetica" w:eastAsia="Helvetica" w:cs="Helvetica"/>
+                      <w:i w:val="false"/>
+                      <w:b w:val="true"/>
+                      <w:u w:val="none"/>
+                      <w:strike w:val="false"/>
+                      <w:sz w:val="16"/>
+                      <w:szCs w:val="16"/>
+                      <w:color w:val="000000"/>
+                    </w:rPr>
+                  </w:pPr>
+                  <w:r xmlns:w="http://schemas.openxmlformats.org/wordprocessingml/2006/main" xmlns:wp="http://schemas.openxmlformats.org/drawingml/2006/wordprocessingDrawing" xmlns:r="http://schemas.openxmlformats.org/officeDocument/2006/relationships" xmlns:w14="http://schemas.microsoft.com/office/word/2010/wordml">
+                    <w:rPr>
+                      <w:rFonts w:ascii="Helvetica" w:hAnsi="Helvetica" w:eastAsia="Helvetica" w:cs="Helvetica"/>
+                      <w:i w:val="false"/>
+                      <w:b w:val="true"/>
+                      <w:u w:val="none"/>
+                      <w:strike w:val="false"/>
+                      <w:sz w:val="16"/>
+                      <w:szCs w:val="16"/>
+                      <w:color w:val="000000"/>
+                    </w:rPr>
+                    <w:t xml:space="preserve">SRMR</w:t>
+                  </w:r>
+                </w:p>
+              </w:tc>
+              <w:tc>
+                <w:tcPr>
+                  <w:tcBorders>
+                    <w:bottom w:val="single" w:sz="12" w:space="0" w:color="666666"/>
+                    <w:top w:val="single" w:sz="12" w:space="0" w:color="666666"/>
+                    <w:left w:val="none" w:sz="0" w:space="0" w:color="000000"/>
+                    <w:right w:val="none" w:sz="0" w:space="0" w:color="000000"/>
+                  </w:tcBorders>
+                  <w:shd w:val="clear" w:color="auto" w:fill="FFFFFF"/>
+                  <w:tcMar>
+                    <w:top w:w="0" w:type="dxa"/>
+                    <w:bottom w:w="0" w:type="dxa"/>
+                    <w:left w:w="0" w:type="dxa"/>
+                    <w:right w:w="0" w:type="dxa"/>
+                  </w:tcMar>
+                  <w:vAlign w:val="center"/>
+                </w:tcPr>
+                <w:p>
+                  <w:pPr>
+                    <w:jc w:val="center"/>
+                    <w:pBdr>
+                      <w:bottom w:val="none" w:sz="0" w:space="0" w:color="000000"/>
+                      <w:top w:val="none" w:sz="0" w:space="0" w:color="000000"/>
+                      <w:left w:val="none" w:sz="0" w:space="0" w:color="000000"/>
+                      <w:right w:val="none" w:sz="0" w:space="0" w:color="000000"/>
+                    </w:pBdr>
+                    <w:spacing w:after="40" w:before="40" w:line="240"/>
+                    <w:ind w:left="40" w:right="40" w:firstLine="0" w:firstLineChars="0"/>
+                    <w:rPr>
+                      <w:rFonts w:ascii="Helvetica" w:hAnsi="Helvetica" w:eastAsia="Helvetica" w:cs="Helvetica"/>
+                      <w:i w:val="false"/>
+                      <w:b w:val="true"/>
+                      <w:u w:val="none"/>
+                      <w:strike w:val="false"/>
+                      <w:sz w:val="16"/>
+                      <w:szCs w:val="16"/>
+                      <w:color w:val="000000"/>
+                    </w:rPr>
+                  </w:pPr>
+                  <w:r xmlns:w="http://schemas.openxmlformats.org/wordprocessingml/2006/main" xmlns:wp="http://schemas.openxmlformats.org/drawingml/2006/wordprocessingDrawing" xmlns:r="http://schemas.openxmlformats.org/officeDocument/2006/relationships" xmlns:w14="http://schemas.microsoft.com/office/word/2010/wordml">
+                    <w:rPr>
+                      <w:rFonts w:ascii="Helvetica" w:hAnsi="Helvetica" w:eastAsia="Helvetica" w:cs="Helvetica"/>
+                      <w:i w:val="false"/>
+                      <w:b w:val="true"/>
+                      <w:u w:val="none"/>
+                      <w:strike w:val="false"/>
+                      <w:sz w:val="16"/>
+                      <w:szCs w:val="16"/>
+                      <w:color w:val="000000"/>
+                    </w:rPr>
+                    <w:t xml:space="preserve">AIC</w:t>
+                  </w:r>
+                </w:p>
+              </w:tc>
+              <w:tc>
+                <w:tcPr>
+                  <w:tcBorders>
+                    <w:bottom w:val="single" w:sz="12" w:space="0" w:color="666666"/>
+                    <w:top w:val="single" w:sz="12" w:space="0" w:color="666666"/>
+                    <w:left w:val="none" w:sz="0" w:space="0" w:color="000000"/>
+                    <w:right w:val="none" w:sz="0" w:space="0" w:color="000000"/>
+                  </w:tcBorders>
+                  <w:shd w:val="clear" w:color="auto" w:fill="FFFFFF"/>
+                  <w:tcMar>
+                    <w:top w:w="0" w:type="dxa"/>
+                    <w:bottom w:w="0" w:type="dxa"/>
+                    <w:left w:w="0" w:type="dxa"/>
+                    <w:right w:w="0" w:type="dxa"/>
+                  </w:tcMar>
+                  <w:vAlign w:val="center"/>
+                </w:tcPr>
+                <w:p>
+                  <w:pPr>
+                    <w:jc w:val="center"/>
+                    <w:pBdr>
+                      <w:bottom w:val="none" w:sz="0" w:space="0" w:color="000000"/>
+                      <w:top w:val="none" w:sz="0" w:space="0" w:color="000000"/>
+                      <w:left w:val="none" w:sz="0" w:space="0" w:color="000000"/>
+                      <w:right w:val="none" w:sz="0" w:space="0" w:color="000000"/>
+                    </w:pBdr>
+                    <w:spacing w:after="40" w:before="40" w:line="240"/>
+                    <w:ind w:left="40" w:right="40" w:firstLine="0" w:firstLineChars="0"/>
+                    <w:rPr>
+                      <w:rFonts w:ascii="Helvetica" w:hAnsi="Helvetica" w:eastAsia="Helvetica" w:cs="Helvetica"/>
+                      <w:i w:val="false"/>
+                      <w:b w:val="true"/>
+                      <w:u w:val="none"/>
+                      <w:strike w:val="false"/>
+                      <w:sz w:val="16"/>
+                      <w:szCs w:val="16"/>
+                      <w:color w:val="000000"/>
+                    </w:rPr>
+                  </w:pPr>
+                  <w:r xmlns:w="http://schemas.openxmlformats.org/wordprocessingml/2006/main" xmlns:wp="http://schemas.openxmlformats.org/drawingml/2006/wordprocessingDrawing" xmlns:r="http://schemas.openxmlformats.org/officeDocument/2006/relationships" xmlns:w14="http://schemas.microsoft.com/office/word/2010/wordml">
+                    <w:rPr>
+                      <w:rFonts w:ascii="Helvetica" w:hAnsi="Helvetica" w:eastAsia="Helvetica" w:cs="Helvetica"/>
+                      <w:i w:val="false"/>
+                      <w:b w:val="true"/>
+                      <w:u w:val="none"/>
+                      <w:strike w:val="false"/>
+                      <w:sz w:val="16"/>
+                      <w:szCs w:val="16"/>
+                      <w:color w:val="000000"/>
+                    </w:rPr>
+                    <w:t xml:space="preserve">BIC</w:t>
+                  </w:r>
+                </w:p>
+              </w:tc>
+            </w:tr>
+            <w:tr>
+              <w:trPr>
+                <w:trHeight w:val="360" w:hRule="auto"/>
+              </w:trPr>
+              <w:tc>
+                <w:tcPr>
+                  <w:tcBorders>
+                    <w:bottom w:val="none" w:sz="0" w:space="0" w:color="000000"/>
+                    <w:top w:val="single" w:sz="12" w:space="0" w:color="666666"/>
+                    <w:left w:val="none" w:sz="0" w:space="0" w:color="000000"/>
+                    <w:right w:val="none" w:sz="0" w:space="0" w:color="000000"/>
+                  </w:tcBorders>
+                  <w:shd w:val="clear" w:color="auto" w:fill="FFFFFF"/>
+                  <w:tcMar>
+                    <w:top w:w="0" w:type="dxa"/>
+                    <w:bottom w:w="0" w:type="dxa"/>
+                    <w:left w:w="0" w:type="dxa"/>
+                    <w:right w:w="0" w:type="dxa"/>
+                  </w:tcMar>
+                  <w:vAlign w:val="center"/>
+                </w:tcPr>
+                <w:p>
+                  <w:pPr>
+                    <w:jc w:val="left"/>
+                    <w:pBdr>
+                      <w:bottom w:val="none" w:sz="0" w:space="0" w:color="000000"/>
+                      <w:top w:val="none" w:sz="0" w:space="0" w:color="000000"/>
+                      <w:left w:val="none" w:sz="0" w:space="0" w:color="000000"/>
+                      <w:right w:val="none" w:sz="0" w:space="0" w:color="000000"/>
+                    </w:pBdr>
+                    <w:spacing w:after="40" w:before="40" w:line="240"/>
+                    <w:ind w:left="40" w:right="40" w:firstLine="0" w:firstLineChars="0"/>
+                    <w:rPr>
+                      <w:rFonts w:ascii="Helvetica" w:hAnsi="Helvetica" w:eastAsia="Helvetica" w:cs="Helvetica"/>
+                      <w:i w:val="false"/>
+                      <w:b w:val="false"/>
+                      <w:u w:val="none"/>
+                      <w:strike w:val="false"/>
+                      <w:sz w:val="16"/>
+                      <w:szCs w:val="16"/>
+                      <w:color w:val="000000"/>
+                    </w:rPr>
+                  </w:pPr>
+                  <w:r xmlns:w="http://schemas.openxmlformats.org/wordprocessingml/2006/main" xmlns:wp="http://schemas.openxmlformats.org/drawingml/2006/wordprocessingDrawing" xmlns:r="http://schemas.openxmlformats.org/officeDocument/2006/relationships" xmlns:w14="http://schemas.microsoft.com/office/word/2010/wordml">
+                    <w:rPr>
+                      <w:rFonts w:ascii="Helvetica" w:hAnsi="Helvetica" w:eastAsia="Helvetica" w:cs="Helvetica"/>
+                      <w:i w:val="false"/>
+                      <w:b w:val="false"/>
+                      <w:u w:val="none"/>
+                      <w:strike w:val="false"/>
+                      <w:sz w:val="16"/>
+                      <w:szCs w:val="16"/>
+                      <w:color w:val="000000"/>
+                    </w:rPr>
+                    <w:t xml:space="preserve">Serial chain (HI/EC)</w:t>
+                  </w:r>
+                </w:p>
+              </w:tc>
+              <w:tc>
+                <w:tcPr>
+                  <w:tcBorders>
+                    <w:bottom w:val="none" w:sz="0" w:space="0" w:color="000000"/>
+                    <w:top w:val="single" w:sz="12" w:space="0" w:color="666666"/>
+                    <w:left w:val="none" w:sz="0" w:space="0" w:color="000000"/>
+                    <w:right w:val="none" w:sz="0" w:space="0" w:color="000000"/>
+                  </w:tcBorders>
+                  <w:shd w:val="clear" w:color="auto" w:fill="FFFFFF"/>
+                  <w:tcMar>
+                    <w:top w:w="0" w:type="dxa"/>
+                    <w:bottom w:w="0" w:type="dxa"/>
+                    <w:left w:w="0" w:type="dxa"/>
+                    <w:right w:w="0" w:type="dxa"/>
+                  </w:tcMar>
+                  <w:vAlign w:val="center"/>
+                </w:tcPr>
+                <w:p>
+                  <w:pPr>
+                    <w:jc w:val="center"/>
+                    <w:pBdr>
+                      <w:bottom w:val="none" w:sz="0" w:space="0" w:color="000000"/>
+                      <w:top w:val="none" w:sz="0" w:space="0" w:color="000000"/>
+                      <w:left w:val="none" w:sz="0" w:space="0" w:color="000000"/>
+                      <w:right w:val="none" w:sz="0" w:space="0" w:color="000000"/>
+                    </w:pBdr>
+                    <w:spacing w:after="40" w:before="40" w:line="240"/>
+                    <w:ind w:left="40" w:right="40" w:firstLine="0" w:firstLineChars="0"/>
+                    <w:rPr>
+                      <w:rFonts w:ascii="Helvetica" w:hAnsi="Helvetica" w:eastAsia="Helvetica" w:cs="Helvetica"/>
+                      <w:i w:val="false"/>
+                      <w:b w:val="false"/>
+                      <w:u w:val="none"/>
+                      <w:strike w:val="false"/>
+                      <w:sz w:val="16"/>
+                      <w:szCs w:val="16"/>
+                      <w:color w:val="000000"/>
+                    </w:rPr>
+                  </w:pPr>
+                  <w:r xmlns:w="http://schemas.openxmlformats.org/wordprocessingml/2006/main" xmlns:wp="http://schemas.openxmlformats.org/drawingml/2006/wordprocessingDrawing" xmlns:r="http://schemas.openxmlformats.org/officeDocument/2006/relationships" xmlns:w14="http://schemas.microsoft.com/office/word/2010/wordml">
+                    <w:rPr>
+                      <w:rFonts w:ascii="Helvetica" w:hAnsi="Helvetica" w:eastAsia="Helvetica" w:cs="Helvetica"/>
+                      <w:i w:val="false"/>
+                      <w:b w:val="false"/>
+                      <w:u w:val="none"/>
+                      <w:strike w:val="false"/>
+                      <w:sz w:val="16"/>
+                      <w:szCs w:val="16"/>
+                      <w:color w:val="000000"/>
+                    </w:rPr>
+                    <w:t xml:space="preserve">171.87</w:t>
+                  </w:r>
+                </w:p>
+              </w:tc>
+              <w:tc>
+                <w:tcPr>
+                  <w:tcBorders>
+                    <w:bottom w:val="none" w:sz="0" w:space="0" w:color="000000"/>
+                    <w:top w:val="single" w:sz="12" w:space="0" w:color="666666"/>
+                    <w:left w:val="none" w:sz="0" w:space="0" w:color="000000"/>
+                    <w:right w:val="none" w:sz="0" w:space="0" w:color="000000"/>
+                  </w:tcBorders>
+                  <w:shd w:val="clear" w:color="auto" w:fill="FFFFFF"/>
+                  <w:tcMar>
+                    <w:top w:w="0" w:type="dxa"/>
+                    <w:bottom w:w="0" w:type="dxa"/>
+                    <w:left w:w="0" w:type="dxa"/>
+                    <w:right w:w="0" w:type="dxa"/>
+                  </w:tcMar>
+                  <w:vAlign w:val="center"/>
+                </w:tcPr>
+                <w:p>
+                  <w:pPr>
+                    <w:jc w:val="center"/>
+                    <w:pBdr>
+                      <w:bottom w:val="none" w:sz="0" w:space="0" w:color="000000"/>
+                      <w:top w:val="none" w:sz="0" w:space="0" w:color="000000"/>
+                      <w:left w:val="none" w:sz="0" w:space="0" w:color="000000"/>
+                      <w:right w:val="none" w:sz="0" w:space="0" w:color="000000"/>
+                    </w:pBdr>
+                    <w:spacing w:after="40" w:before="40" w:line="240"/>
+                    <w:ind w:left="40" w:right="40" w:firstLine="0" w:firstLineChars="0"/>
+                    <w:rPr>
+                      <w:rFonts w:ascii="Helvetica" w:hAnsi="Helvetica" w:eastAsia="Helvetica" w:cs="Helvetica"/>
+                      <w:i w:val="false"/>
+                      <w:b w:val="false"/>
+                      <w:u w:val="none"/>
+                      <w:strike w:val="false"/>
+                      <w:sz w:val="16"/>
+                      <w:szCs w:val="16"/>
+                      <w:color w:val="000000"/>
+                    </w:rPr>
+                  </w:pPr>
+                  <w:r xmlns:w="http://schemas.openxmlformats.org/wordprocessingml/2006/main" xmlns:wp="http://schemas.openxmlformats.org/drawingml/2006/wordprocessingDrawing" xmlns:r="http://schemas.openxmlformats.org/officeDocument/2006/relationships" xmlns:w14="http://schemas.microsoft.com/office/word/2010/wordml">
+                    <w:rPr>
+                      <w:rFonts w:ascii="Helvetica" w:hAnsi="Helvetica" w:eastAsia="Helvetica" w:cs="Helvetica"/>
+                      <w:i w:val="false"/>
+                      <w:b w:val="false"/>
+                      <w:u w:val="none"/>
+                      <w:strike w:val="false"/>
+                      <w:sz w:val="16"/>
+                      <w:szCs w:val="16"/>
+                      <w:color w:val="000000"/>
+                    </w:rPr>
+                    <w:t xml:space="preserve">45</w:t>
+                  </w:r>
+                </w:p>
+              </w:tc>
+              <w:tc>
+                <w:tcPr>
+                  <w:tcBorders>
+                    <w:bottom w:val="none" w:sz="0" w:space="0" w:color="000000"/>
+                    <w:top w:val="single" w:sz="12" w:space="0" w:color="666666"/>
+                    <w:left w:val="none" w:sz="0" w:space="0" w:color="000000"/>
+                    <w:right w:val="none" w:sz="0" w:space="0" w:color="000000"/>
+                  </w:tcBorders>
+                  <w:shd w:val="clear" w:color="auto" w:fill="FFFFFF"/>
+                  <w:tcMar>
+                    <w:top w:w="0" w:type="dxa"/>
+                    <w:bottom w:w="0" w:type="dxa"/>
+                    <w:left w:w="0" w:type="dxa"/>
+                    <w:right w:w="0" w:type="dxa"/>
+                  </w:tcMar>
+                  <w:vAlign w:val="center"/>
+                </w:tcPr>
+                <w:p>
+                  <w:pPr>
+                    <w:jc w:val="center"/>
+                    <w:pBdr>
+                      <w:bottom w:val="none" w:sz="0" w:space="0" w:color="000000"/>
+                      <w:top w:val="none" w:sz="0" w:space="0" w:color="000000"/>
+                      <w:left w:val="none" w:sz="0" w:space="0" w:color="000000"/>
+                      <w:right w:val="none" w:sz="0" w:space="0" w:color="000000"/>
+                    </w:pBdr>
+                    <w:spacing w:after="40" w:before="40" w:line="240"/>
+                    <w:ind w:left="40" w:right="40" w:firstLine="0" w:firstLineChars="0"/>
+                    <w:rPr>
+                      <w:rFonts w:ascii="Helvetica" w:hAnsi="Helvetica" w:eastAsia="Helvetica" w:cs="Helvetica"/>
+                      <w:i w:val="false"/>
+                      <w:b w:val="false"/>
+                      <w:u w:val="none"/>
+                      <w:strike w:val="false"/>
+                      <w:sz w:val="16"/>
+                      <w:szCs w:val="16"/>
+                      <w:color w:val="000000"/>
+                    </w:rPr>
+                  </w:pPr>
+                  <w:r xmlns:w="http://schemas.openxmlformats.org/wordprocessingml/2006/main" xmlns:wp="http://schemas.openxmlformats.org/drawingml/2006/wordprocessingDrawing" xmlns:r="http://schemas.openxmlformats.org/officeDocument/2006/relationships" xmlns:w14="http://schemas.microsoft.com/office/word/2010/wordml">
+                    <w:rPr>
+                      <w:rFonts w:ascii="Helvetica" w:hAnsi="Helvetica" w:eastAsia="Helvetica" w:cs="Helvetica"/>
+                      <w:i w:val="false"/>
+                      <w:b w:val="false"/>
+                      <w:u w:val="none"/>
+                      <w:strike w:val="false"/>
+                      <w:sz w:val="16"/>
+                      <w:szCs w:val="16"/>
+                      <w:color w:val="000000"/>
+                    </w:rPr>
+                    <w:t xml:space="preserve">0.881</w:t>
+                  </w:r>
+                </w:p>
+              </w:tc>
+              <w:tc>
+                <w:tcPr>
+                  <w:tcBorders>
+                    <w:bottom w:val="none" w:sz="0" w:space="0" w:color="000000"/>
+                    <w:top w:val="single" w:sz="12" w:space="0" w:color="666666"/>
+                    <w:left w:val="none" w:sz="0" w:space="0" w:color="000000"/>
+                    <w:right w:val="none" w:sz="0" w:space="0" w:color="000000"/>
+                  </w:tcBorders>
+                  <w:shd w:val="clear" w:color="auto" w:fill="FFFFFF"/>
+                  <w:tcMar>
+                    <w:top w:w="0" w:type="dxa"/>
+                    <w:bottom w:w="0" w:type="dxa"/>
+                    <w:left w:w="0" w:type="dxa"/>
+                    <w:right w:w="0" w:type="dxa"/>
+                  </w:tcMar>
+                  <w:vAlign w:val="center"/>
+                </w:tcPr>
+                <w:p>
+                  <w:pPr>
+                    <w:jc w:val="center"/>
+                    <w:pBdr>
+                      <w:bottom w:val="none" w:sz="0" w:space="0" w:color="000000"/>
+                      <w:top w:val="none" w:sz="0" w:space="0" w:color="000000"/>
+                      <w:left w:val="none" w:sz="0" w:space="0" w:color="000000"/>
+                      <w:right w:val="none" w:sz="0" w:space="0" w:color="000000"/>
+                    </w:pBdr>
+                    <w:spacing w:after="40" w:before="40" w:line="240"/>
+                    <w:ind w:left="40" w:right="40" w:firstLine="0" w:firstLineChars="0"/>
+                    <w:rPr>
+                      <w:rFonts w:ascii="Helvetica" w:hAnsi="Helvetica" w:eastAsia="Helvetica" w:cs="Helvetica"/>
+                      <w:i w:val="false"/>
+                      <w:b w:val="false"/>
+                      <w:u w:val="none"/>
+                      <w:strike w:val="false"/>
+                      <w:sz w:val="16"/>
+                      <w:szCs w:val="16"/>
+                      <w:color w:val="000000"/>
+                    </w:rPr>
+                  </w:pPr>
+                  <w:r xmlns:w="http://schemas.openxmlformats.org/wordprocessingml/2006/main" xmlns:wp="http://schemas.openxmlformats.org/drawingml/2006/wordprocessingDrawing" xmlns:r="http://schemas.openxmlformats.org/officeDocument/2006/relationships" xmlns:w14="http://schemas.microsoft.com/office/word/2010/wordml">
+                    <w:rPr>
+                      <w:rFonts w:ascii="Helvetica" w:hAnsi="Helvetica" w:eastAsia="Helvetica" w:cs="Helvetica"/>
+                      <w:i w:val="false"/>
+                      <w:b w:val="false"/>
+                      <w:u w:val="none"/>
+                      <w:strike w:val="false"/>
+                      <w:sz w:val="16"/>
+                      <w:szCs w:val="16"/>
+                      <w:color w:val="000000"/>
+                    </w:rPr>
+                    <w:t xml:space="preserve">0.815</w:t>
+                  </w:r>
+                </w:p>
+              </w:tc>
+              <w:tc>
+                <w:tcPr>
+                  <w:tcBorders>
+                    <w:bottom w:val="none" w:sz="0" w:space="0" w:color="000000"/>
+                    <w:top w:val="single" w:sz="12" w:space="0" w:color="666666"/>
+                    <w:left w:val="none" w:sz="0" w:space="0" w:color="000000"/>
+                    <w:right w:val="none" w:sz="0" w:space="0" w:color="000000"/>
+                  </w:tcBorders>
+                  <w:shd w:val="clear" w:color="auto" w:fill="FFFFFF"/>
+                  <w:tcMar>
+                    <w:top w:w="0" w:type="dxa"/>
+                    <w:bottom w:w="0" w:type="dxa"/>
+                    <w:left w:w="0" w:type="dxa"/>
+                    <w:right w:w="0" w:type="dxa"/>
+                  </w:tcMar>
+                  <w:vAlign w:val="center"/>
+                </w:tcPr>
+                <w:p>
+                  <w:pPr>
+                    <w:jc w:val="center"/>
+                    <w:pBdr>
+                      <w:bottom w:val="none" w:sz="0" w:space="0" w:color="000000"/>
+                      <w:top w:val="none" w:sz="0" w:space="0" w:color="000000"/>
+                      <w:left w:val="none" w:sz="0" w:space="0" w:color="000000"/>
+                      <w:right w:val="none" w:sz="0" w:space="0" w:color="000000"/>
+                    </w:pBdr>
+                    <w:spacing w:after="40" w:before="40" w:line="240"/>
+                    <w:ind w:left="40" w:right="40" w:firstLine="0" w:firstLineChars="0"/>
+                    <w:rPr>
+                      <w:rFonts w:ascii="Helvetica" w:hAnsi="Helvetica" w:eastAsia="Helvetica" w:cs="Helvetica"/>
+                      <w:i w:val="false"/>
+                      <w:b w:val="false"/>
+                      <w:u w:val="none"/>
+                      <w:strike w:val="false"/>
+                      <w:sz w:val="16"/>
+                      <w:szCs w:val="16"/>
+                      <w:color w:val="000000"/>
+                    </w:rPr>
+                  </w:pPr>
+                  <w:r xmlns:w="http://schemas.openxmlformats.org/wordprocessingml/2006/main" xmlns:wp="http://schemas.openxmlformats.org/drawingml/2006/wordprocessingDrawing" xmlns:r="http://schemas.openxmlformats.org/officeDocument/2006/relationships" xmlns:w14="http://schemas.microsoft.com/office/word/2010/wordml">
+                    <w:rPr>
+                      <w:rFonts w:ascii="Helvetica" w:hAnsi="Helvetica" w:eastAsia="Helvetica" w:cs="Helvetica"/>
+                      <w:i w:val="false"/>
+                      <w:b w:val="false"/>
+                      <w:u w:val="none"/>
+                      <w:strike w:val="false"/>
+                      <w:sz w:val="16"/>
+                      <w:szCs w:val="16"/>
+                      <w:color w:val="000000"/>
+                    </w:rPr>
+                    <w:t xml:space="preserve">0.075</w:t>
+                  </w:r>
+                </w:p>
+              </w:tc>
+              <w:tc>
+                <w:tcPr>
+                  <w:tcBorders>
+                    <w:bottom w:val="none" w:sz="0" w:space="0" w:color="000000"/>
+                    <w:top w:val="single" w:sz="12" w:space="0" w:color="666666"/>
+                    <w:left w:val="none" w:sz="0" w:space="0" w:color="000000"/>
+                    <w:right w:val="none" w:sz="0" w:space="0" w:color="000000"/>
+                  </w:tcBorders>
+                  <w:shd w:val="clear" w:color="auto" w:fill="FFFFFF"/>
+                  <w:tcMar>
+                    <w:top w:w="0" w:type="dxa"/>
+                    <w:bottom w:w="0" w:type="dxa"/>
+                    <w:left w:w="0" w:type="dxa"/>
+                    <w:right w:w="0" w:type="dxa"/>
+                  </w:tcMar>
+                  <w:vAlign w:val="center"/>
+                </w:tcPr>
+                <w:p>
+                  <w:pPr>
+                    <w:jc w:val="center"/>
+                    <w:pBdr>
+                      <w:bottom w:val="none" w:sz="0" w:space="0" w:color="000000"/>
+                      <w:top w:val="none" w:sz="0" w:space="0" w:color="000000"/>
+                      <w:left w:val="none" w:sz="0" w:space="0" w:color="000000"/>
+                      <w:right w:val="none" w:sz="0" w:space="0" w:color="000000"/>
+                    </w:pBdr>
+                    <w:spacing w:after="40" w:before="40" w:line="240"/>
+                    <w:ind w:left="40" w:right="40" w:firstLine="0" w:firstLineChars="0"/>
+                    <w:rPr>
+                      <w:rFonts w:ascii="Helvetica" w:hAnsi="Helvetica" w:eastAsia="Helvetica" w:cs="Helvetica"/>
+                      <w:i w:val="false"/>
+                      <w:b w:val="false"/>
+                      <w:u w:val="none"/>
+                      <w:strike w:val="false"/>
+                      <w:sz w:val="16"/>
+                      <w:szCs w:val="16"/>
+                      <w:color w:val="000000"/>
+                    </w:rPr>
+                  </w:pPr>
+                  <w:r xmlns:w="http://schemas.openxmlformats.org/wordprocessingml/2006/main" xmlns:wp="http://schemas.openxmlformats.org/drawingml/2006/wordprocessingDrawing" xmlns:r="http://schemas.openxmlformats.org/officeDocument/2006/relationships" xmlns:w14="http://schemas.microsoft.com/office/word/2010/wordml">
+                    <w:rPr>
+                      <w:rFonts w:ascii="Helvetica" w:hAnsi="Helvetica" w:eastAsia="Helvetica" w:cs="Helvetica"/>
+                      <w:i w:val="false"/>
+                      <w:b w:val="false"/>
+                      <w:u w:val="none"/>
+                      <w:strike w:val="false"/>
+                      <w:sz w:val="16"/>
+                      <w:szCs w:val="16"/>
+                      <w:color w:val="000000"/>
+                    </w:rPr>
+                    <w:t xml:space="preserve">(0.063, 0.087)</w:t>
+                  </w:r>
+                </w:p>
+              </w:tc>
+              <w:tc>
+                <w:tcPr>
+                  <w:tcBorders>
+                    <w:bottom w:val="none" w:sz="0" w:space="0" w:color="000000"/>
+                    <w:top w:val="single" w:sz="12" w:space="0" w:color="666666"/>
+                    <w:left w:val="none" w:sz="0" w:space="0" w:color="000000"/>
+                    <w:right w:val="none" w:sz="0" w:space="0" w:color="000000"/>
+                  </w:tcBorders>
+                  <w:shd w:val="clear" w:color="auto" w:fill="FFFFFF"/>
+                  <w:tcMar>
+                    <w:top w:w="0" w:type="dxa"/>
+                    <w:bottom w:w="0" w:type="dxa"/>
+                    <w:left w:w="0" w:type="dxa"/>
+                    <w:right w:w="0" w:type="dxa"/>
+                  </w:tcMar>
+                  <w:vAlign w:val="center"/>
+                </w:tcPr>
+                <w:p>
+                  <w:pPr>
+                    <w:jc w:val="center"/>
+                    <w:pBdr>
+                      <w:bottom w:val="none" w:sz="0" w:space="0" w:color="000000"/>
+                      <w:top w:val="none" w:sz="0" w:space="0" w:color="000000"/>
+                      <w:left w:val="none" w:sz="0" w:space="0" w:color="000000"/>
+                      <w:right w:val="none" w:sz="0" w:space="0" w:color="000000"/>
+                    </w:pBdr>
+                    <w:spacing w:after="40" w:before="40" w:line="240"/>
+                    <w:ind w:left="40" w:right="40" w:firstLine="0" w:firstLineChars="0"/>
+                    <w:rPr>
+                      <w:rFonts w:ascii="Helvetica" w:hAnsi="Helvetica" w:eastAsia="Helvetica" w:cs="Helvetica"/>
+                      <w:i w:val="false"/>
+                      <w:b w:val="false"/>
+                      <w:u w:val="none"/>
+                      <w:strike w:val="false"/>
+                      <w:sz w:val="16"/>
+                      <w:szCs w:val="16"/>
+                      <w:color w:val="000000"/>
+                    </w:rPr>
+                  </w:pPr>
+                  <w:r xmlns:w="http://schemas.openxmlformats.org/wordprocessingml/2006/main" xmlns:wp="http://schemas.openxmlformats.org/drawingml/2006/wordprocessingDrawing" xmlns:r="http://schemas.openxmlformats.org/officeDocument/2006/relationships" xmlns:w14="http://schemas.microsoft.com/office/word/2010/wordml">
+                    <w:rPr>
+                      <w:rFonts w:ascii="Helvetica" w:hAnsi="Helvetica" w:eastAsia="Helvetica" w:cs="Helvetica"/>
+                      <w:i w:val="false"/>
+                      <w:b w:val="false"/>
+                      <w:u w:val="none"/>
+                      <w:strike w:val="false"/>
+                      <w:sz w:val="16"/>
+                      <w:szCs w:val="16"/>
+                      <w:color w:val="000000"/>
+                    </w:rPr>
+                    <w:t xml:space="preserve">0.046</w:t>
+                  </w:r>
+                </w:p>
+              </w:tc>
+              <w:tc>
+                <w:tcPr>
+                  <w:tcBorders>
+                    <w:bottom w:val="none" w:sz="0" w:space="0" w:color="000000"/>
+                    <w:top w:val="single" w:sz="12" w:space="0" w:color="666666"/>
+                    <w:left w:val="none" w:sz="0" w:space="0" w:color="000000"/>
+                    <w:right w:val="none" w:sz="0" w:space="0" w:color="000000"/>
+                  </w:tcBorders>
+                  <w:shd w:val="clear" w:color="auto" w:fill="FFFFFF"/>
+                  <w:tcMar>
+                    <w:top w:w="0" w:type="dxa"/>
+                    <w:bottom w:w="0" w:type="dxa"/>
+                    <w:left w:w="0" w:type="dxa"/>
+                    <w:right w:w="0" w:type="dxa"/>
+                  </w:tcMar>
+                  <w:vAlign w:val="center"/>
+                </w:tcPr>
+                <w:p>
+                  <w:pPr>
+                    <w:jc w:val="center"/>
+                    <w:pBdr>
+                      <w:bottom w:val="none" w:sz="0" w:space="0" w:color="000000"/>
+                      <w:top w:val="none" w:sz="0" w:space="0" w:color="000000"/>
+                      <w:left w:val="none" w:sz="0" w:space="0" w:color="000000"/>
+                      <w:right w:val="none" w:sz="0" w:space="0" w:color="000000"/>
+                    </w:pBdr>
+                    <w:spacing w:after="40" w:before="40" w:line="240"/>
+                    <w:ind w:left="40" w:right="40" w:firstLine="0" w:firstLineChars="0"/>
+                    <w:rPr>
+                      <w:rFonts w:ascii="Helvetica" w:hAnsi="Helvetica" w:eastAsia="Helvetica" w:cs="Helvetica"/>
+                      <w:i w:val="false"/>
+                      <w:b w:val="false"/>
+                      <w:u w:val="none"/>
+                      <w:strike w:val="false"/>
+                      <w:sz w:val="16"/>
+                      <w:szCs w:val="16"/>
+                      <w:color w:val="000000"/>
+                    </w:rPr>
+                  </w:pPr>
+                  <w:r xmlns:w="http://schemas.openxmlformats.org/wordprocessingml/2006/main" xmlns:wp="http://schemas.openxmlformats.org/drawingml/2006/wordprocessingDrawing" xmlns:r="http://schemas.openxmlformats.org/officeDocument/2006/relationships" xmlns:w14="http://schemas.microsoft.com/office/word/2010/wordml">
+                    <w:rPr>
+                      <w:rFonts w:ascii="Helvetica" w:hAnsi="Helvetica" w:eastAsia="Helvetica" w:cs="Helvetica"/>
+                      <w:i w:val="false"/>
+                      <w:b w:val="false"/>
+                      <w:u w:val="none"/>
+                      <w:strike w:val="false"/>
+                      <w:sz w:val="16"/>
+                      <w:szCs w:val="16"/>
+                      <w:color w:val="000000"/>
+                    </w:rPr>
+                    <w:t xml:space="preserve">10,580.3</w:t>
+                  </w:r>
+                </w:p>
+              </w:tc>
+              <w:tc>
+                <w:tcPr>
+                  <w:tcBorders>
+                    <w:bottom w:val="none" w:sz="0" w:space="0" w:color="000000"/>
+                    <w:top w:val="single" w:sz="12" w:space="0" w:color="666666"/>
+                    <w:left w:val="none" w:sz="0" w:space="0" w:color="000000"/>
+                    <w:right w:val="none" w:sz="0" w:space="0" w:color="000000"/>
+                  </w:tcBorders>
+                  <w:shd w:val="clear" w:color="auto" w:fill="FFFFFF"/>
+                  <w:tcMar>
+                    <w:top w:w="0" w:type="dxa"/>
+                    <w:bottom w:w="0" w:type="dxa"/>
+                    <w:left w:w="0" w:type="dxa"/>
+                    <w:right w:w="0" w:type="dxa"/>
+                  </w:tcMar>
+                  <w:vAlign w:val="center"/>
+                </w:tcPr>
+                <w:p>
+                  <w:pPr>
+                    <w:jc w:val="center"/>
+                    <w:pBdr>
+                      <w:bottom w:val="none" w:sz="0" w:space="0" w:color="000000"/>
+                      <w:top w:val="none" w:sz="0" w:space="0" w:color="000000"/>
+                      <w:left w:val="none" w:sz="0" w:space="0" w:color="000000"/>
+                      <w:right w:val="none" w:sz="0" w:space="0" w:color="000000"/>
+                    </w:pBdr>
+                    <w:spacing w:after="40" w:before="40" w:line="240"/>
+                    <w:ind w:left="40" w:right="40" w:firstLine="0" w:firstLineChars="0"/>
+                    <w:rPr>
+                      <w:rFonts w:ascii="Helvetica" w:hAnsi="Helvetica" w:eastAsia="Helvetica" w:cs="Helvetica"/>
+                      <w:i w:val="false"/>
+                      <w:b w:val="false"/>
+                      <w:u w:val="none"/>
+                      <w:strike w:val="false"/>
+                      <w:sz w:val="16"/>
+                      <w:szCs w:val="16"/>
+                      <w:color w:val="000000"/>
+                    </w:rPr>
+                  </w:pPr>
+                  <w:r xmlns:w="http://schemas.openxmlformats.org/wordprocessingml/2006/main" xmlns:wp="http://schemas.openxmlformats.org/drawingml/2006/wordprocessingDrawing" xmlns:r="http://schemas.openxmlformats.org/officeDocument/2006/relationships" xmlns:w14="http://schemas.microsoft.com/office/word/2010/wordml">
+                    <w:rPr>
+                      <w:rFonts w:ascii="Helvetica" w:hAnsi="Helvetica" w:eastAsia="Helvetica" w:cs="Helvetica"/>
+                      <w:i w:val="false"/>
+                      <w:b w:val="false"/>
+                      <w:u w:val="none"/>
+                      <w:strike w:val="false"/>
+                      <w:sz w:val="16"/>
+                      <w:szCs w:val="16"/>
+                      <w:color w:val="000000"/>
+                    </w:rPr>
+                    <w:t xml:space="preserve">10,715.2</w:t>
+                  </w:r>
+                </w:p>
+              </w:tc>
+            </w:tr>
+            <w:tr>
+              <w:trPr>
+                <w:trHeight w:val="360" w:hRule="auto"/>
+              </w:trPr>
+              <w:tc>
+                <w:tcPr>
+                  <w:tcBorders>
+                    <w:bottom w:val="single" w:sz="12" w:space="0" w:color="666666"/>
+                    <w:top w:val="none" w:sz="0" w:space="0" w:color="000000"/>
+                    <w:left w:val="none" w:sz="0" w:space="0" w:color="000000"/>
+                    <w:right w:val="none" w:sz="0" w:space="0" w:color="000000"/>
+                  </w:tcBorders>
+                  <w:shd w:val="clear" w:color="auto" w:fill="FFFFFF"/>
+                  <w:tcMar>
+                    <w:top w:w="0" w:type="dxa"/>
+                    <w:bottom w:w="0" w:type="dxa"/>
+                    <w:left w:w="0" w:type="dxa"/>
+                    <w:right w:w="0" w:type="dxa"/>
+                  </w:tcMar>
+                  <w:vAlign w:val="center"/>
+                </w:tcPr>
+                <w:p>
+                  <w:pPr>
+                    <w:jc w:val="left"/>
+                    <w:pBdr>
+                      <w:bottom w:val="none" w:sz="0" w:space="0" w:color="000000"/>
+                      <w:top w:val="none" w:sz="0" w:space="0" w:color="000000"/>
+                      <w:left w:val="none" w:sz="0" w:space="0" w:color="000000"/>
+                      <w:right w:val="none" w:sz="0" w:space="0" w:color="000000"/>
+                    </w:pBdr>
+                    <w:spacing w:after="40" w:before="40" w:line="240"/>
+                    <w:ind w:left="40" w:right="40" w:firstLine="0" w:firstLineChars="0"/>
+                    <w:rPr>
+                      <w:rFonts w:ascii="Helvetica" w:hAnsi="Helvetica" w:eastAsia="Helvetica" w:cs="Helvetica"/>
+                      <w:i w:val="false"/>
+                      <w:b w:val="false"/>
+                      <w:u w:val="none"/>
+                      <w:strike w:val="false"/>
+                      <w:sz w:val="16"/>
+                      <w:szCs w:val="16"/>
+                      <w:color w:val="000000"/>
+                    </w:rPr>
+                  </w:pPr>
+                  <w:r xmlns:w="http://schemas.openxmlformats.org/wordprocessingml/2006/main" xmlns:wp="http://schemas.openxmlformats.org/drawingml/2006/wordprocessingDrawing" xmlns:r="http://schemas.openxmlformats.org/officeDocument/2006/relationships" xmlns:w14="http://schemas.microsoft.com/office/word/2010/wordml">
+                    <w:rPr>
+                      <w:rFonts w:ascii="Helvetica" w:hAnsi="Helvetica" w:eastAsia="Helvetica" w:cs="Helvetica"/>
+                      <w:i w:val="false"/>
+                      <w:b w:val="false"/>
+                      <w:u w:val="none"/>
+                      <w:strike w:val="false"/>
+                      <w:sz w:val="16"/>
+                      <w:szCs w:val="16"/>
+                      <w:color w:val="000000"/>
+                    </w:rPr>
+                    <w:t xml:space="preserve">Full (HI/EC, + direct paths)</w:t>
+                  </w:r>
+                </w:p>
+              </w:tc>
+              <w:tc>
+                <w:tcPr>
+                  <w:tcBorders>
+                    <w:bottom w:val="single" w:sz="12" w:space="0" w:color="666666"/>
+                    <w:top w:val="none" w:sz="0" w:space="0" w:color="000000"/>
+                    <w:left w:val="none" w:sz="0" w:space="0" w:color="000000"/>
+                    <w:right w:val="none" w:sz="0" w:space="0" w:color="000000"/>
+                  </w:tcBorders>
+                  <w:shd w:val="clear" w:color="auto" w:fill="FFFFFF"/>
+                  <w:tcMar>
+                    <w:top w:w="0" w:type="dxa"/>
+                    <w:bottom w:w="0" w:type="dxa"/>
+                    <w:left w:w="0" w:type="dxa"/>
+                    <w:right w:w="0" w:type="dxa"/>
+                  </w:tcMar>
+                  <w:vAlign w:val="center"/>
+                </w:tcPr>
+                <w:p>
+                  <w:pPr>
+                    <w:jc w:val="center"/>
+                    <w:pBdr>
+                      <w:bottom w:val="none" w:sz="0" w:space="0" w:color="000000"/>
+                      <w:top w:val="none" w:sz="0" w:space="0" w:color="000000"/>
+                      <w:left w:val="none" w:sz="0" w:space="0" w:color="000000"/>
+                      <w:right w:val="none" w:sz="0" w:space="0" w:color="000000"/>
+                    </w:pBdr>
+                    <w:spacing w:after="40" w:before="40" w:line="240"/>
+                    <w:ind w:left="40" w:right="40" w:firstLine="0" w:firstLineChars="0"/>
+                    <w:rPr>
+                      <w:rFonts w:ascii="Helvetica" w:hAnsi="Helvetica" w:eastAsia="Helvetica" w:cs="Helvetica"/>
+                      <w:i w:val="false"/>
+                      <w:b w:val="false"/>
+                      <w:u w:val="none"/>
+                      <w:strike w:val="false"/>
+                      <w:sz w:val="16"/>
+                      <w:szCs w:val="16"/>
+                      <w:color w:val="000000"/>
+                    </w:rPr>
+                  </w:pPr>
+                  <w:r xmlns:w="http://schemas.openxmlformats.org/wordprocessingml/2006/main" xmlns:wp="http://schemas.openxmlformats.org/drawingml/2006/wordprocessingDrawing" xmlns:r="http://schemas.openxmlformats.org/officeDocument/2006/relationships" xmlns:w14="http://schemas.microsoft.com/office/word/2010/wordml">
+                    <w:rPr>
+                      <w:rFonts w:ascii="Helvetica" w:hAnsi="Helvetica" w:eastAsia="Helvetica" w:cs="Helvetica"/>
+                      <w:i w:val="false"/>
+                      <w:b w:val="false"/>
+                      <w:u w:val="none"/>
+                      <w:strike w:val="false"/>
+                      <w:sz w:val="16"/>
+                      <w:szCs w:val="16"/>
+                      <w:color w:val="000000"/>
+                    </w:rPr>
+                    <w:t xml:space="preserve">141.46</w:t>
+                  </w:r>
+                </w:p>
+              </w:tc>
+              <w:tc>
+                <w:tcPr>
+                  <w:tcBorders>
+                    <w:bottom w:val="single" w:sz="12" w:space="0" w:color="666666"/>
+                    <w:top w:val="none" w:sz="0" w:space="0" w:color="000000"/>
+                    <w:left w:val="none" w:sz="0" w:space="0" w:color="000000"/>
+                    <w:right w:val="none" w:sz="0" w:space="0" w:color="000000"/>
+                  </w:tcBorders>
+                  <w:shd w:val="clear" w:color="auto" w:fill="FFFFFF"/>
+                  <w:tcMar>
+                    <w:top w:w="0" w:type="dxa"/>
+                    <w:bottom w:w="0" w:type="dxa"/>
+                    <w:left w:w="0" w:type="dxa"/>
+                    <w:right w:w="0" w:type="dxa"/>
+                  </w:tcMar>
+                  <w:vAlign w:val="center"/>
+                </w:tcPr>
+                <w:p>
+                  <w:pPr>
+                    <w:jc w:val="center"/>
+                    <w:pBdr>
+                      <w:bottom w:val="none" w:sz="0" w:space="0" w:color="000000"/>
+                      <w:top w:val="none" w:sz="0" w:space="0" w:color="000000"/>
+                      <w:left w:val="none" w:sz="0" w:space="0" w:color="000000"/>
+                      <w:right w:val="none" w:sz="0" w:space="0" w:color="000000"/>
+                    </w:pBdr>
+                    <w:spacing w:after="40" w:before="40" w:line="240"/>
+                    <w:ind w:left="40" w:right="40" w:firstLine="0" w:firstLineChars="0"/>
+                    <w:rPr>
+                      <w:rFonts w:ascii="Helvetica" w:hAnsi="Helvetica" w:eastAsia="Helvetica" w:cs="Helvetica"/>
+                      <w:i w:val="false"/>
+                      <w:b w:val="false"/>
+                      <w:u w:val="none"/>
+                      <w:strike w:val="false"/>
+                      <w:sz w:val="16"/>
+                      <w:szCs w:val="16"/>
+                      <w:color w:val="000000"/>
+                    </w:rPr>
+                  </w:pPr>
+                  <w:r xmlns:w="http://schemas.openxmlformats.org/wordprocessingml/2006/main" xmlns:wp="http://schemas.openxmlformats.org/drawingml/2006/wordprocessingDrawing" xmlns:r="http://schemas.openxmlformats.org/officeDocument/2006/relationships" xmlns:w14="http://schemas.microsoft.com/office/word/2010/wordml">
+                    <w:rPr>
+                      <w:rFonts w:ascii="Helvetica" w:hAnsi="Helvetica" w:eastAsia="Helvetica" w:cs="Helvetica"/>
+                      <w:i w:val="false"/>
+                      <w:b w:val="false"/>
+                      <w:u w:val="none"/>
+                      <w:strike w:val="false"/>
+                      <w:sz w:val="16"/>
+                      <w:szCs w:val="16"/>
+                      <w:color w:val="000000"/>
+                    </w:rPr>
+                    <w:t xml:space="preserve">40</w:t>
+                  </w:r>
+                </w:p>
+              </w:tc>
+              <w:tc>
+                <w:tcPr>
+                  <w:tcBorders>
+                    <w:bottom w:val="single" w:sz="12" w:space="0" w:color="666666"/>
+                    <w:top w:val="none" w:sz="0" w:space="0" w:color="000000"/>
+                    <w:left w:val="none" w:sz="0" w:space="0" w:color="000000"/>
+                    <w:right w:val="none" w:sz="0" w:space="0" w:color="000000"/>
+                  </w:tcBorders>
+                  <w:shd w:val="clear" w:color="auto" w:fill="FFFFFF"/>
+                  <w:tcMar>
+                    <w:top w:w="0" w:type="dxa"/>
+                    <w:bottom w:w="0" w:type="dxa"/>
+                    <w:left w:w="0" w:type="dxa"/>
+                    <w:right w:w="0" w:type="dxa"/>
+                  </w:tcMar>
+                  <w:vAlign w:val="center"/>
+                </w:tcPr>
+                <w:p>
+                  <w:pPr>
+                    <w:jc w:val="center"/>
+                    <w:pBdr>
+                      <w:bottom w:val="none" w:sz="0" w:space="0" w:color="000000"/>
+                      <w:top w:val="none" w:sz="0" w:space="0" w:color="000000"/>
+                      <w:left w:val="none" w:sz="0" w:space="0" w:color="000000"/>
+                      <w:right w:val="none" w:sz="0" w:space="0" w:color="000000"/>
+                    </w:pBdr>
+                    <w:spacing w:after="40" w:before="40" w:line="240"/>
+                    <w:ind w:left="40" w:right="40" w:firstLine="0" w:firstLineChars="0"/>
+                    <w:rPr>
+                      <w:rFonts w:ascii="Helvetica" w:hAnsi="Helvetica" w:eastAsia="Helvetica" w:cs="Helvetica"/>
+                      <w:i w:val="false"/>
+                      <w:b w:val="false"/>
+                      <w:u w:val="none"/>
+                      <w:strike w:val="false"/>
+                      <w:sz w:val="16"/>
+                      <w:szCs w:val="16"/>
+                      <w:color w:val="000000"/>
+                    </w:rPr>
+                  </w:pPr>
+                  <w:r xmlns:w="http://schemas.openxmlformats.org/wordprocessingml/2006/main" xmlns:wp="http://schemas.openxmlformats.org/drawingml/2006/wordprocessingDrawing" xmlns:r="http://schemas.openxmlformats.org/officeDocument/2006/relationships" xmlns:w14="http://schemas.microsoft.com/office/word/2010/wordml">
+                    <w:rPr>
+                      <w:rFonts w:ascii="Helvetica" w:hAnsi="Helvetica" w:eastAsia="Helvetica" w:cs="Helvetica"/>
+                      <w:i w:val="false"/>
+                      <w:b w:val="false"/>
+                      <w:u w:val="none"/>
+                      <w:strike w:val="false"/>
+                      <w:sz w:val="16"/>
+                      <w:szCs w:val="16"/>
+                      <w:color w:val="000000"/>
+                    </w:rPr>
+                    <w:t xml:space="preserve">0.905</w:t>
+                  </w:r>
+                </w:p>
+              </w:tc>
+              <w:tc>
+                <w:tcPr>
+                  <w:tcBorders>
+                    <w:bottom w:val="single" w:sz="12" w:space="0" w:color="666666"/>
+                    <w:top w:val="none" w:sz="0" w:space="0" w:color="000000"/>
+                    <w:left w:val="none" w:sz="0" w:space="0" w:color="000000"/>
+                    <w:right w:val="none" w:sz="0" w:space="0" w:color="000000"/>
+                  </w:tcBorders>
+                  <w:shd w:val="clear" w:color="auto" w:fill="FFFFFF"/>
+                  <w:tcMar>
+                    <w:top w:w="0" w:type="dxa"/>
+                    <w:bottom w:w="0" w:type="dxa"/>
+                    <w:left w:w="0" w:type="dxa"/>
+                    <w:right w:w="0" w:type="dxa"/>
+                  </w:tcMar>
+                  <w:vAlign w:val="center"/>
+                </w:tcPr>
+                <w:p>
+                  <w:pPr>
+                    <w:jc w:val="center"/>
+                    <w:pBdr>
+                      <w:bottom w:val="none" w:sz="0" w:space="0" w:color="000000"/>
+                      <w:top w:val="none" w:sz="0" w:space="0" w:color="000000"/>
+                      <w:left w:val="none" w:sz="0" w:space="0" w:color="000000"/>
+                      <w:right w:val="none" w:sz="0" w:space="0" w:color="000000"/>
+                    </w:pBdr>
+                    <w:spacing w:after="40" w:before="40" w:line="240"/>
+                    <w:ind w:left="40" w:right="40" w:firstLine="0" w:firstLineChars="0"/>
+                    <w:rPr>
+                      <w:rFonts w:ascii="Helvetica" w:hAnsi="Helvetica" w:eastAsia="Helvetica" w:cs="Helvetica"/>
+                      <w:i w:val="false"/>
+                      <w:b w:val="false"/>
+                      <w:u w:val="none"/>
+                      <w:strike w:val="false"/>
+                      <w:sz w:val="16"/>
+                      <w:szCs w:val="16"/>
+                      <w:color w:val="000000"/>
+                    </w:rPr>
+                  </w:pPr>
+                  <w:r xmlns:w="http://schemas.openxmlformats.org/wordprocessingml/2006/main" xmlns:wp="http://schemas.openxmlformats.org/drawingml/2006/wordprocessingDrawing" xmlns:r="http://schemas.openxmlformats.org/officeDocument/2006/relationships" xmlns:w14="http://schemas.microsoft.com/office/word/2010/wordml">
+                    <w:rPr>
+                      <w:rFonts w:ascii="Helvetica" w:hAnsi="Helvetica" w:eastAsia="Helvetica" w:cs="Helvetica"/>
+                      <w:i w:val="false"/>
+                      <w:b w:val="false"/>
+                      <w:u w:val="none"/>
+                      <w:strike w:val="false"/>
+                      <w:sz w:val="16"/>
+                      <w:szCs w:val="16"/>
+                      <w:color w:val="000000"/>
+                    </w:rPr>
+                    <w:t xml:space="preserve">0.834</w:t>
+                  </w:r>
+                </w:p>
+              </w:tc>
+              <w:tc>
+                <w:tcPr>
+                  <w:tcBorders>
+                    <w:bottom w:val="single" w:sz="12" w:space="0" w:color="666666"/>
+                    <w:top w:val="none" w:sz="0" w:space="0" w:color="000000"/>
+                    <w:left w:val="none" w:sz="0" w:space="0" w:color="000000"/>
+                    <w:right w:val="none" w:sz="0" w:space="0" w:color="000000"/>
+                  </w:tcBorders>
+                  <w:shd w:val="clear" w:color="auto" w:fill="FFFFFF"/>
+                  <w:tcMar>
+                    <w:top w:w="0" w:type="dxa"/>
+                    <w:bottom w:w="0" w:type="dxa"/>
+                    <w:left w:w="0" w:type="dxa"/>
+                    <w:right w:w="0" w:type="dxa"/>
+                  </w:tcMar>
+                  <w:vAlign w:val="center"/>
+                </w:tcPr>
+                <w:p>
+                  <w:pPr>
+                    <w:jc w:val="center"/>
+                    <w:pBdr>
+                      <w:bottom w:val="none" w:sz="0" w:space="0" w:color="000000"/>
+                      <w:top w:val="none" w:sz="0" w:space="0" w:color="000000"/>
+                      <w:left w:val="none" w:sz="0" w:space="0" w:color="000000"/>
+                      <w:right w:val="none" w:sz="0" w:space="0" w:color="000000"/>
+                    </w:pBdr>
+                    <w:spacing w:after="40" w:before="40" w:line="240"/>
+                    <w:ind w:left="40" w:right="40" w:firstLine="0" w:firstLineChars="0"/>
+                    <w:rPr>
+                      <w:rFonts w:ascii="Helvetica" w:hAnsi="Helvetica" w:eastAsia="Helvetica" w:cs="Helvetica"/>
+                      <w:i w:val="false"/>
+                      <w:b w:val="false"/>
+                      <w:u w:val="none"/>
+                      <w:strike w:val="false"/>
+                      <w:sz w:val="16"/>
+                      <w:szCs w:val="16"/>
+                      <w:color w:val="000000"/>
+                    </w:rPr>
+                  </w:pPr>
+                  <w:r xmlns:w="http://schemas.openxmlformats.org/wordprocessingml/2006/main" xmlns:wp="http://schemas.openxmlformats.org/drawingml/2006/wordprocessingDrawing" xmlns:r="http://schemas.openxmlformats.org/officeDocument/2006/relationships" xmlns:w14="http://schemas.microsoft.com/office/word/2010/wordml">
+                    <w:rPr>
+                      <w:rFonts w:ascii="Helvetica" w:hAnsi="Helvetica" w:eastAsia="Helvetica" w:cs="Helvetica"/>
+                      <w:i w:val="false"/>
+                      <w:b w:val="false"/>
+                      <w:u w:val="none"/>
+                      <w:strike w:val="false"/>
+                      <w:sz w:val="16"/>
+                      <w:szCs w:val="16"/>
+                      <w:color w:val="000000"/>
+                    </w:rPr>
+                    <w:t xml:space="preserve">0.071</w:t>
+                  </w:r>
+                </w:p>
+              </w:tc>
+              <w:tc>
+                <w:tcPr>
+                  <w:tcBorders>
+                    <w:bottom w:val="single" w:sz="12" w:space="0" w:color="666666"/>
+                    <w:top w:val="none" w:sz="0" w:space="0" w:color="000000"/>
+                    <w:left w:val="none" w:sz="0" w:space="0" w:color="000000"/>
+                    <w:right w:val="none" w:sz="0" w:space="0" w:color="000000"/>
+                  </w:tcBorders>
+                  <w:shd w:val="clear" w:color="auto" w:fill="FFFFFF"/>
+                  <w:tcMar>
+                    <w:top w:w="0" w:type="dxa"/>
+                    <w:bottom w:w="0" w:type="dxa"/>
+                    <w:left w:w="0" w:type="dxa"/>
+                    <w:right w:w="0" w:type="dxa"/>
+                  </w:tcMar>
+                  <w:vAlign w:val="center"/>
+                </w:tcPr>
+                <w:p>
+                  <w:pPr>
+                    <w:jc w:val="center"/>
+                    <w:pBdr>
+                      <w:bottom w:val="none" w:sz="0" w:space="0" w:color="000000"/>
+                      <w:top w:val="none" w:sz="0" w:space="0" w:color="000000"/>
+                      <w:left w:val="none" w:sz="0" w:space="0" w:color="000000"/>
+                      <w:right w:val="none" w:sz="0" w:space="0" w:color="000000"/>
+                    </w:pBdr>
+                    <w:spacing w:after="40" w:before="40" w:line="240"/>
+                    <w:ind w:left="40" w:right="40" w:firstLine="0" w:firstLineChars="0"/>
+                    <w:rPr>
+                      <w:rFonts w:ascii="Helvetica" w:hAnsi="Helvetica" w:eastAsia="Helvetica" w:cs="Helvetica"/>
+                      <w:i w:val="false"/>
+                      <w:b w:val="false"/>
+                      <w:u w:val="none"/>
+                      <w:strike w:val="false"/>
+                      <w:sz w:val="16"/>
+                      <w:szCs w:val="16"/>
+                      <w:color w:val="000000"/>
+                    </w:rPr>
+                  </w:pPr>
+                  <w:r xmlns:w="http://schemas.openxmlformats.org/wordprocessingml/2006/main" xmlns:wp="http://schemas.openxmlformats.org/drawingml/2006/wordprocessingDrawing" xmlns:r="http://schemas.openxmlformats.org/officeDocument/2006/relationships" xmlns:w14="http://schemas.microsoft.com/office/word/2010/wordml">
+                    <w:rPr>
+                      <w:rFonts w:ascii="Helvetica" w:hAnsi="Helvetica" w:eastAsia="Helvetica" w:cs="Helvetica"/>
+                      <w:i w:val="false"/>
+                      <w:b w:val="false"/>
+                      <w:u w:val="none"/>
+                      <w:strike w:val="false"/>
+                      <w:sz w:val="16"/>
+                      <w:szCs w:val="16"/>
+                      <w:color w:val="000000"/>
+                    </w:rPr>
+                    <w:t xml:space="preserve">(0.059, 0.084)</w:t>
+                  </w:r>
+                </w:p>
+              </w:tc>
+              <w:tc>
+                <w:tcPr>
+                  <w:tcBorders>
+                    <w:bottom w:val="single" w:sz="12" w:space="0" w:color="666666"/>
+                    <w:top w:val="none" w:sz="0" w:space="0" w:color="000000"/>
+                    <w:left w:val="none" w:sz="0" w:space="0" w:color="000000"/>
+                    <w:right w:val="none" w:sz="0" w:space="0" w:color="000000"/>
+                  </w:tcBorders>
+                  <w:shd w:val="clear" w:color="auto" w:fill="FFFFFF"/>
+                  <w:tcMar>
+                    <w:top w:w="0" w:type="dxa"/>
+                    <w:bottom w:w="0" w:type="dxa"/>
+                    <w:left w:w="0" w:type="dxa"/>
+                    <w:right w:w="0" w:type="dxa"/>
+                  </w:tcMar>
+                  <w:vAlign w:val="center"/>
+                </w:tcPr>
+                <w:p>
+                  <w:pPr>
+                    <w:jc w:val="center"/>
+                    <w:pBdr>
+                      <w:bottom w:val="none" w:sz="0" w:space="0" w:color="000000"/>
+                      <w:top w:val="none" w:sz="0" w:space="0" w:color="000000"/>
+                      <w:left w:val="none" w:sz="0" w:space="0" w:color="000000"/>
+                      <w:right w:val="none" w:sz="0" w:space="0" w:color="000000"/>
+                    </w:pBdr>
+                    <w:spacing w:after="40" w:before="40" w:line="240"/>
+                    <w:ind w:left="40" w:right="40" w:firstLine="0" w:firstLineChars="0"/>
+                    <w:rPr>
+                      <w:rFonts w:ascii="Helvetica" w:hAnsi="Helvetica" w:eastAsia="Helvetica" w:cs="Helvetica"/>
+                      <w:i w:val="false"/>
+                      <w:b w:val="false"/>
+                      <w:u w:val="none"/>
+                      <w:strike w:val="false"/>
+                      <w:sz w:val="16"/>
+                      <w:szCs w:val="16"/>
+                      <w:color w:val="000000"/>
+                    </w:rPr>
+                  </w:pPr>
+                  <w:r xmlns:w="http://schemas.openxmlformats.org/wordprocessingml/2006/main" xmlns:wp="http://schemas.openxmlformats.org/drawingml/2006/wordprocessingDrawing" xmlns:r="http://schemas.openxmlformats.org/officeDocument/2006/relationships" xmlns:w14="http://schemas.microsoft.com/office/word/2010/wordml">
+                    <w:rPr>
+                      <w:rFonts w:ascii="Helvetica" w:hAnsi="Helvetica" w:eastAsia="Helvetica" w:cs="Helvetica"/>
+                      <w:i w:val="false"/>
+                      <w:b w:val="false"/>
+                      <w:u w:val="none"/>
+                      <w:strike w:val="false"/>
+                      <w:sz w:val="16"/>
+                      <w:szCs w:val="16"/>
+                      <w:color w:val="000000"/>
+                    </w:rPr>
+                    <w:t xml:space="preserve">0.039</w:t>
+                  </w:r>
+                </w:p>
+              </w:tc>
+              <w:tc>
+                <w:tcPr>
+                  <w:tcBorders>
+                    <w:bottom w:val="single" w:sz="12" w:space="0" w:color="666666"/>
+                    <w:top w:val="none" w:sz="0" w:space="0" w:color="000000"/>
+                    <w:left w:val="none" w:sz="0" w:space="0" w:color="000000"/>
+                    <w:right w:val="none" w:sz="0" w:space="0" w:color="000000"/>
+                  </w:tcBorders>
+                  <w:shd w:val="clear" w:color="auto" w:fill="FFFFFF"/>
+                  <w:tcMar>
+                    <w:top w:w="0" w:type="dxa"/>
+                    <w:bottom w:w="0" w:type="dxa"/>
+                    <w:left w:w="0" w:type="dxa"/>
+                    <w:right w:w="0" w:type="dxa"/>
+                  </w:tcMar>
+                  <w:vAlign w:val="center"/>
+                </w:tcPr>
+                <w:p>
+                  <w:pPr>
+                    <w:jc w:val="center"/>
+                    <w:pBdr>
+                      <w:bottom w:val="none" w:sz="0" w:space="0" w:color="000000"/>
+                      <w:top w:val="none" w:sz="0" w:space="0" w:color="000000"/>
+                      <w:left w:val="none" w:sz="0" w:space="0" w:color="000000"/>
+                      <w:right w:val="none" w:sz="0" w:space="0" w:color="000000"/>
+                    </w:pBdr>
+                    <w:spacing w:after="40" w:before="40" w:line="240"/>
+                    <w:ind w:left="40" w:right="40" w:firstLine="0" w:firstLineChars="0"/>
+                    <w:rPr>
+                      <w:rFonts w:ascii="Helvetica" w:hAnsi="Helvetica" w:eastAsia="Helvetica" w:cs="Helvetica"/>
+                      <w:i w:val="false"/>
+                      <w:b w:val="false"/>
+                      <w:u w:val="none"/>
+                      <w:strike w:val="false"/>
+                      <w:sz w:val="16"/>
+                      <w:szCs w:val="16"/>
+                      <w:color w:val="000000"/>
+                    </w:rPr>
+                  </w:pPr>
+                  <w:r xmlns:w="http://schemas.openxmlformats.org/wordprocessingml/2006/main" xmlns:wp="http://schemas.openxmlformats.org/drawingml/2006/wordprocessingDrawing" xmlns:r="http://schemas.openxmlformats.org/officeDocument/2006/relationships" xmlns:w14="http://schemas.microsoft.com/office/word/2010/wordml">
+                    <w:rPr>
+                      <w:rFonts w:ascii="Helvetica" w:hAnsi="Helvetica" w:eastAsia="Helvetica" w:cs="Helvetica"/>
+                      <w:i w:val="false"/>
+                      <w:b w:val="false"/>
+                      <w:u w:val="none"/>
+                      <w:strike w:val="false"/>
+                      <w:sz w:val="16"/>
+                      <w:szCs w:val="16"/>
+                      <w:color w:val="000000"/>
+                    </w:rPr>
+                    <w:t xml:space="preserve">10,559.8</w:t>
+                  </w:r>
+                </w:p>
+              </w:tc>
+              <w:tc>
+                <w:tcPr>
+                  <w:tcBorders>
+                    <w:bottom w:val="single" w:sz="12" w:space="0" w:color="666666"/>
+                    <w:top w:val="none" w:sz="0" w:space="0" w:color="000000"/>
+                    <w:left w:val="none" w:sz="0" w:space="0" w:color="000000"/>
+                    <w:right w:val="none" w:sz="0" w:space="0" w:color="000000"/>
+                  </w:tcBorders>
+                  <w:shd w:val="clear" w:color="auto" w:fill="FFFFFF"/>
+                  <w:tcMar>
+                    <w:top w:w="0" w:type="dxa"/>
+                    <w:bottom w:w="0" w:type="dxa"/>
+                    <w:left w:w="0" w:type="dxa"/>
+                    <w:right w:w="0" w:type="dxa"/>
+                  </w:tcMar>
+                  <w:vAlign w:val="center"/>
+                </w:tcPr>
+                <w:p>
+                  <w:pPr>
+                    <w:jc w:val="center"/>
+                    <w:pBdr>
+                      <w:bottom w:val="none" w:sz="0" w:space="0" w:color="000000"/>
+                      <w:top w:val="none" w:sz="0" w:space="0" w:color="000000"/>
+                      <w:left w:val="none" w:sz="0" w:space="0" w:color="000000"/>
+                      <w:right w:val="none" w:sz="0" w:space="0" w:color="000000"/>
+                    </w:pBdr>
+                    <w:spacing w:after="40" w:before="40" w:line="240"/>
+                    <w:ind w:left="40" w:right="40" w:firstLine="0" w:firstLineChars="0"/>
+                    <w:rPr>
+                      <w:rFonts w:ascii="Helvetica" w:hAnsi="Helvetica" w:eastAsia="Helvetica" w:cs="Helvetica"/>
+                      <w:i w:val="false"/>
+                      <w:b w:val="false"/>
+                      <w:u w:val="none"/>
+                      <w:strike w:val="false"/>
+                      <w:sz w:val="16"/>
+                      <w:szCs w:val="16"/>
+                      <w:color w:val="000000"/>
+                    </w:rPr>
+                  </w:pPr>
+                  <w:r xmlns:w="http://schemas.openxmlformats.org/wordprocessingml/2006/main" xmlns:wp="http://schemas.openxmlformats.org/drawingml/2006/wordprocessingDrawing" xmlns:r="http://schemas.openxmlformats.org/officeDocument/2006/relationships" xmlns:w14="http://schemas.microsoft.com/office/word/2010/wordml">
+                    <w:rPr>
+                      <w:rFonts w:ascii="Helvetica" w:hAnsi="Helvetica" w:eastAsia="Helvetica" w:cs="Helvetica"/>
+                      <w:i w:val="false"/>
+                      <w:b w:val="false"/>
+                      <w:u w:val="none"/>
+                      <w:strike w:val="false"/>
+                      <w:sz w:val="16"/>
+                      <w:szCs w:val="16"/>
+                      <w:color w:val="000000"/>
+                    </w:rPr>
+                    <w:t xml:space="preserve">10,715.9</w:t>
+                  </w:r>
+                </w:p>
+              </w:tc>
+            </w:tr>
+            <w:tr>
+              <w:trPr>
+                <w:trHeight w:val="360" w:hRule="auto"/>
+              </w:trPr>
+              <w:tc>
+                <w:tcPr>
+                  <w:gridSpan w:val="10"/>
+                  <w:tcBorders>
+                    <w:bottom w:val="none" w:sz="0" w:space="0" w:color="FFFFFF"/>
+                    <w:top w:val="single" w:sz="12" w:space="0" w:color="666666"/>
+                    <w:left w:val="none" w:sz="0" w:space="0" w:color="FFFFFF"/>
+                    <w:right w:val="none" w:sz="0" w:space="0" w:color="FFFFFF"/>
+                  </w:tcBorders>
+                  <w:shd w:val="clear" w:color="auto" w:fill="FFFFFF"/>
+                  <w:tcMar>
+                    <w:top w:w="0" w:type="dxa"/>
+                    <w:bottom w:w="0" w:type="dxa"/>
+                    <w:left w:w="0" w:type="dxa"/>
+                    <w:right w:w="0" w:type="dxa"/>
+                  </w:tcMar>
+                  <w:vAlign w:val="center"/>
+                </w:tcPr>
+                <w:p>
+                  <w:pPr>
+                    <w:jc w:val="left"/>
+                    <w:pBdr>
+                      <w:bottom w:val="none" w:sz="0" w:space="0" w:color="000000"/>
+                      <w:top w:val="none" w:sz="0" w:space="0" w:color="000000"/>
+                      <w:left w:val="none" w:sz="0" w:space="0" w:color="000000"/>
+                      <w:right w:val="none" w:sz="0" w:space="0" w:color="000000"/>
+                    </w:pBdr>
+                    <w:spacing w:after="100" w:before="100" w:line="240"/>
+                    <w:ind w:left="100" w:right="100" w:firstLine="0" w:firstLineChars="0"/>
+                    <w:rPr>
+                      <w:rFonts w:ascii="Helvetica" w:hAnsi="Helvetica" w:eastAsia="Helvetica" w:cs="Helvetica"/>
+                      <w:i w:val="true"/>
+                      <w:b w:val="false"/>
+                      <w:u w:val="none"/>
+                      <w:strike w:val="false"/>
+                      <w:sz w:val="14"/>
+                      <w:szCs w:val="14"/>
+                      <w:color w:val="000000"/>
+                    </w:rPr>
+                  </w:pPr>
+                  <w:r xmlns:w="http://schemas.openxmlformats.org/wordprocessingml/2006/main" xmlns:wp="http://schemas.openxmlformats.org/drawingml/2006/wordprocessingDrawing" xmlns:r="http://schemas.openxmlformats.org/officeDocument/2006/relationships" xmlns:w14="http://schemas.microsoft.com/office/word/2010/wordml">
+                    <w:rPr>
+                      <w:rFonts w:ascii="Helvetica" w:hAnsi="Helvetica" w:eastAsia="Helvetica" w:cs="Helvetica"/>
+                      <w:i w:val="true"/>
+                      <w:b w:val="false"/>
+                      <w:u w:val="none"/>
+                      <w:strike w:val="false"/>
+                      <w:sz w:val="14"/>
+                      <w:szCs w:val="14"/>
+                      <w:color w:val="000000"/>
+                    </w:rPr>
+                    <w:t xml:space="preserve">Note: Both models control for age, gender, race, education, and household income. Nested χ² difference test (serial chain nested in full model, HIER-INDIV/EGAL-COMM groups): Δχ²(5) = 30.41, p = 0.0000.</w:t>
+                  </w:r>
+                </w:p>
+              </w:tc>
+            </w:tr>
+          </w:tbl>
+          <w:bookmarkEnd w:id="36"/>
+        </w:tc>
+      </w:tr>
+    </w:tbl>
+    <w:bookmarkEnd w:id="37"/>
+    <w:bookmarkStart w:id="44" w:name="X627d865e4c53eb7b73f71825712314709167a98"/>
     <w:p>
       <w:pPr>
         <w:pStyle w:val="Heading1"/>
@@ -626,7 +2390,7 @@
       <w:tr>
         <w:tc>
           <w:tcPr/>
-          <w:bookmarkStart w:id="39" w:name="fig-structural-4wv"/>
+          <w:bookmarkStart w:id="41" w:name="fig-structural-4wv"/>
           <w:p>
             <w:pPr>
               <w:jc w:val="center"/>
@@ -650,18 +2414,18 @@
                 <wp:inline>
                   <wp:extent cx="6642100" cy="4797072"/>
                   <wp:effectExtent b="0" l="0" r="0" t="0"/>
-                  <wp:docPr descr="" title="" id="37" name="Picture"/>
+                  <wp:docPr descr="" title="" id="39" name="Picture"/>
                   <a:graphic>
                     <a:graphicData uri="http://schemas.openxmlformats.org/drawingml/2006/picture">
                       <pic:pic>
                         <pic:nvPicPr>
-                          <pic:cNvPr descr="cc-behave-supplemental_files/figure-docx/fig-structural-4wv-1.png" id="38" name="Picture"/>
+                          <pic:cNvPr descr="cc-behave-supplemental_files/figure-docx/fig-structural-4wv-1.png" id="40" name="Picture"/>
                           <pic:cNvPicPr>
                             <a:picLocks noChangeArrowheads="1" noChangeAspect="1"/>
                           </pic:cNvPicPr>
                         </pic:nvPicPr>
                         <pic:blipFill>
-                          <a:blip r:embed="rId36"/>
+                          <a:blip r:embed="rId38"/>
                           <a:stretch>
                             <a:fillRect/>
                           </a:stretch>
@@ -688,7 +2452,7 @@
               </w:drawing>
             </w:r>
           </w:p>
-          <w:bookmarkEnd w:id="39"/>
+          <w:bookmarkEnd w:id="41"/>
         </w:tc>
       </w:tr>
     </w:tbl>
@@ -705,7 +2469,7 @@
       <w:tr>
         <w:tc>
           <w:tcPr/>
-          <w:bookmarkStart w:id="40" w:name="tbl-serial-fit-4wv"/>
+          <w:bookmarkStart w:id="42" w:name="tbl-serial-fit-4wv"/>
           <w:p>
             <w:pPr>
               <w:jc w:val="center"/>
@@ -716,7 +2480,7 @@
               <w:pStyle w:val="ImageCaption"/>
             </w:pPr>
             <w:r>
-              <w:t xml:space="preserve">Table 2: Fit comparison of the strict serial chain versus the full combined model with direct paths added, four separate worldview measures. Both models control for age, gender, race, education, and household income.</w:t>
+              <w:t xml:space="preserve">Table 3: Fit comparison of the strict serial chain versus the full combined model with direct paths added, four separate worldview measures. Both models control for age, gender, race, education, and household income.</w:t>
             </w:r>
           </w:p>
           <w:tbl>
@@ -961,7 +2725,7 @@
                     <w:jc w:val="center"/>
                   </w:pPr>
                   <w:r>
-                    <w:t xml:space="preserve">[0.060, 0.071]</w:t>
+                    <w:t xml:space="preserve">(0.060, 0.071)</w:t>
                   </w:r>
                 </w:p>
               </w:tc>
@@ -1093,7 +2857,7 @@
                     <w:jc w:val="center"/>
                   </w:pPr>
                   <w:r>
-                    <w:t xml:space="preserve">[0.058, 0.069]</w:t>
+                    <w:t xml:space="preserve">(0.058, 0.069)</w:t>
                   </w:r>
                 </w:p>
               </w:tc>
@@ -1138,7 +2902,7 @@
               </w:tc>
             </w:tr>
           </w:tbl>
-          <w:bookmarkEnd w:id="40"/>
+          <w:bookmarkEnd w:id="42"/>
           <w:p/>
         </w:tc>
       </w:tr>
@@ -1257,7 +3021,7 @@
       <w:tr>
         <w:tc>
           <w:tcPr/>
-          <w:bookmarkStart w:id="41" w:name="tbl-serial-effects-4wv"/>
+          <w:bookmarkStart w:id="43" w:name="tbl-serial-effects-4wv"/>
           <w:p>
             <w:pPr>
               <w:jc w:val="center"/>
@@ -1268,7 +3032,7 @@
               <w:pStyle w:val="ImageCaption"/>
             </w:pPr>
             <w:r>
-              <w:t xml:space="preserve">Table 3: Standardized decomposition of cultural cognition effects on public and private behavior in the full combined model, four separate worldview measures, controlling for age, gender, race, education, and household income († p&lt;0.10, * p&lt;0.05, ** p&lt;0.01, *** p&lt;0.001)</w:t>
+              <w:t xml:space="preserve">Table 4: Standardized decomposition of cultural cognition effects on public and private behavior in the full combined model, four separate worldview measures, controlling for age, gender, race, education, and household income († p&lt;0.10, * p&lt;0.05, ** p&lt;0.01, *** p&lt;0.001)</w:t>
             </w:r>
           </w:p>
           <w:tbl>
@@ -2010,13 +3774,13 @@
               </w:tc>
             </w:tr>
           </w:tbl>
-          <w:bookmarkEnd w:id="41"/>
+          <w:bookmarkEnd w:id="43"/>
           <w:p/>
         </w:tc>
       </w:tr>
     </w:tbl>
-    <w:bookmarkEnd w:id="42"/>
-    <w:bookmarkStart w:id="47" w:name="X6ae8f49109075555e434b86493e1683070a13c8"/>
+    <w:bookmarkEnd w:id="44"/>
+    <w:bookmarkStart w:id="49" w:name="X6ae8f49109075555e434b86493e1683070a13c8"/>
     <w:p>
       <w:pPr>
         <w:pStyle w:val="Heading1"/>
@@ -2046,7 +3810,7 @@
       <w:tr>
         <w:tc>
           <w:tcPr/>
-          <w:bookmarkStart w:id="46" w:name="fig-serial"/>
+          <w:bookmarkStart w:id="48" w:name="fig-serial"/>
           <w:p>
             <w:pPr>
               <w:jc w:val="center"/>
@@ -2070,18 +3834,18 @@
                 <wp:inline>
                   <wp:extent cx="6642100" cy="4797072"/>
                   <wp:effectExtent b="0" l="0" r="0" t="0"/>
-                  <wp:docPr descr="" title="" id="44" name="Picture"/>
+                  <wp:docPr descr="" title="" id="46" name="Picture"/>
                   <a:graphic>
                     <a:graphicData uri="http://schemas.openxmlformats.org/drawingml/2006/picture">
                       <pic:pic>
                         <pic:nvPicPr>
-                          <pic:cNvPr descr="cc-behave-supplemental_files/figure-docx/fig-serial-1.png" id="45" name="Picture"/>
+                          <pic:cNvPr descr="cc-behave-supplemental_files/figure-docx/fig-serial-1.png" id="47" name="Picture"/>
                           <pic:cNvPicPr>
                             <a:picLocks noChangeArrowheads="1" noChangeAspect="1"/>
                           </pic:cNvPicPr>
                         </pic:nvPicPr>
                         <pic:blipFill>
-                          <a:blip r:embed="rId43"/>
+                          <a:blip r:embed="rId45"/>
                           <a:stretch>
                             <a:fillRect/>
                           </a:stretch>
@@ -2108,12 +3872,12 @@
               </w:drawing>
             </w:r>
           </w:p>
-          <w:bookmarkEnd w:id="46"/>
+          <w:bookmarkEnd w:id="48"/>
         </w:tc>
       </w:tr>
     </w:tbl>
-    <w:bookmarkEnd w:id="47"/>
-    <w:bookmarkStart w:id="49" w:name="mediation-analysis"/>
+    <w:bookmarkEnd w:id="49"/>
+    <w:bookmarkStart w:id="51" w:name="mediation-analysis"/>
     <w:p>
       <w:pPr>
         <w:pStyle w:val="Heading1"/>
@@ -2135,7 +3899,7 @@
       <w:tr>
         <w:tc>
           <w:tcPr/>
-          <w:bookmarkStart w:id="48" w:name="tbl-mediation"/>
+          <w:bookmarkStart w:id="50" w:name="tbl-mediation"/>
           <w:p>
             <w:pPr>
               <w:jc w:val="center"/>
@@ -2146,7 +3910,7 @@
               <w:pStyle w:val="ImageCaption"/>
             </w:pPr>
             <w:r>
-              <w:t xml:space="preserve">Table 4: Mediation analysis: standardized direct, indirect, and total effects of cultural cognition on public and private pro-environmental behavior, controlling for age, gender, race, education, and household income († p&lt;0.10, * p&lt;0.05, ** p&lt;0.01, *** p&lt;0.001)</w:t>
+              <w:t xml:space="preserve">Table 5: Mediation analysis: standardized direct, indirect, and total effects of cultural cognition on public and private pro-environmental behavior, controlling for age, gender, race, education, and household income († p&lt;0.10, * p&lt;0.05, ** p&lt;0.01, *** p&lt;0.001)</w:t>
             </w:r>
           </w:p>
           <w:tbl>
@@ -2769,13 +4533,13 @@
               </w:tc>
             </w:tr>
           </w:tbl>
-          <w:bookmarkEnd w:id="48"/>
+          <w:bookmarkEnd w:id="50"/>
           <w:p/>
         </w:tc>
       </w:tr>
     </w:tbl>
-    <w:bookmarkEnd w:id="49"/>
-    <w:bookmarkStart w:id="51" w:name="demographic-control-coefficients"/>
+    <w:bookmarkEnd w:id="51"/>
+    <w:bookmarkStart w:id="53" w:name="demographic-control-coefficients"/>
     <w:p>
       <w:pPr>
         <w:pStyle w:val="Heading1"/>
@@ -2805,7 +4569,7 @@
       <w:tr>
         <w:tc>
           <w:tcPr/>
-          <w:bookmarkStart w:id="50" w:name="tbl-hiec-controls"/>
+          <w:bookmarkStart w:id="52" w:name="tbl-hiec-controls"/>
           <w:p>
             <w:pPr>
               <w:jc w:val="center"/>
@@ -2816,7 +4580,7 @@
               <w:pStyle w:val="ImageCaption"/>
             </w:pPr>
             <w:r>
-              <w:t xml:space="preserve">Table 5: Standardized demographic control coefficients from the full combined model reported in the main text (HIER-INDIV/EGAL-COMM), by outcome († p&lt;0.10, * p&lt;0.05, ** p&lt;0.01, *** p&lt;0.001)</w:t>
+              <w:t xml:space="preserve">Table 6: Standardized demographic control coefficients from the full combined model reported in the main text (HIER-INDIV/EGAL-COMM), by outcome († p&lt;0.10, * p&lt;0.05, ** p&lt;0.01, *** p&lt;0.001)</w:t>
             </w:r>
           </w:p>
           <w:tbl>
@@ -2826,11 +4590,10 @@
               <w:tblLook w:firstRow="1" w:lastRow="0" w:firstColumn="0" w:lastColumn="0" w:noHBand="0" w:noVBand="0" w:val="0020"/>
             </w:tblPr>
             <w:tblGrid>
-              <w:gridCol w:w="1584"/>
-              <w:gridCol w:w="1584"/>
-              <w:gridCol w:w="1584"/>
-              <w:gridCol w:w="1584"/>
-              <w:gridCol w:w="1584"/>
+              <w:gridCol w:w="1980"/>
+              <w:gridCol w:w="1980"/>
+              <w:gridCol w:w="1980"/>
+              <w:gridCol w:w="1980"/>
             </w:tblGrid>
             <w:tr>
               <w:trPr>
@@ -2884,20 +4647,7 @@
                     <w:jc w:val="center"/>
                   </w:pPr>
                   <w:r>
-                    <w:t xml:space="preserve">Public</w:t>
-                  </w:r>
-                </w:p>
-              </w:tc>
-              <w:tc>
-                <w:tcPr/>
-                <w:p>
-                  <w:pPr>
-                    <w:pStyle w:val="Compact"/>
-                    <w:jc w:val="right"/>
-                    <w:jc w:val="center"/>
-                  </w:pPr>
-                  <w:r>
-                    <w:t xml:space="preserve">Private</w:t>
+                    <w:t xml:space="preserve">Behavior</w:t>
                   </w:r>
                 </w:p>
               </w:tc>
@@ -2925,7 +4675,7 @@
                     <w:jc w:val="center"/>
                   </w:pPr>
                   <w:r>
-                    <w:t xml:space="preserve">-0.040</w:t>
+                    <w:t xml:space="preserve">-0.039</w:t>
                   </w:r>
                 </w:p>
               </w:tc>
@@ -2951,20 +4701,7 @@
                     <w:jc w:val="center"/>
                   </w:pPr>
                   <w:r>
-                    <w:t xml:space="preserve">-0.205***</w:t>
-                  </w:r>
-                </w:p>
-              </w:tc>
-              <w:tc>
-                <w:tcPr/>
-                <w:p>
-                  <w:pPr>
-                    <w:pStyle w:val="Compact"/>
-                    <w:jc w:val="right"/>
-                    <w:jc w:val="center"/>
-                  </w:pPr>
-                  <w:r>
-                    <w:t xml:space="preserve">0.147**</w:t>
+                    <w:t xml:space="preserve">-0.059</w:t>
                   </w:r>
                 </w:p>
               </w:tc>
@@ -3018,20 +4755,7 @@
                     <w:jc w:val="center"/>
                   </w:pPr>
                   <w:r>
-                    <w:t xml:space="preserve">0.068</w:t>
-                  </w:r>
-                </w:p>
-              </w:tc>
-              <w:tc>
-                <w:tcPr/>
-                <w:p>
-                  <w:pPr>
-                    <w:pStyle w:val="Compact"/>
-                    <w:jc w:val="right"/>
-                    <w:jc w:val="center"/>
-                  </w:pPr>
-                  <w:r>
-                    <w:t xml:space="preserve">-0.132**</w:t>
+                    <w:t xml:space="preserve">-0.026</w:t>
                   </w:r>
                 </w:p>
               </w:tc>
@@ -3085,20 +4809,7 @@
                     <w:jc w:val="center"/>
                   </w:pPr>
                   <w:r>
-                    <w:t xml:space="preserve">-0.012</w:t>
-                  </w:r>
-                </w:p>
-              </w:tc>
-              <w:tc>
-                <w:tcPr/>
-                <w:p>
-                  <w:pPr>
-                    <w:pStyle w:val="Compact"/>
-                    <w:jc w:val="right"/>
-                    <w:jc w:val="center"/>
-                  </w:pPr>
-                  <w:r>
-                    <w:t xml:space="preserve">0.068</w:t>
+                    <w:t xml:space="preserve">0.029</w:t>
                   </w:r>
                 </w:p>
               </w:tc>
@@ -3152,20 +4863,7 @@
                     <w:jc w:val="center"/>
                   </w:pPr>
                   <w:r>
-                    <w:t xml:space="preserve">0.064</w:t>
-                  </w:r>
-                </w:p>
-              </w:tc>
-              <w:tc>
-                <w:tcPr/>
-                <w:p>
-                  <w:pPr>
-                    <w:pStyle w:val="Compact"/>
-                    <w:jc w:val="right"/>
-                    <w:jc w:val="center"/>
-                  </w:pPr>
-                  <w:r>
-                    <w:t xml:space="preserve">0.050</w:t>
+                    <w:t xml:space="preserve">0.071</w:t>
                   </w:r>
                 </w:p>
               </w:tc>
@@ -3219,26 +4917,13 @@
                     <w:jc w:val="center"/>
                   </w:pPr>
                   <w:r>
-                    <w:t xml:space="preserve">0.095*</w:t>
-                  </w:r>
-                </w:p>
-              </w:tc>
-              <w:tc>
-                <w:tcPr/>
-                <w:p>
-                  <w:pPr>
-                    <w:pStyle w:val="Compact"/>
-                    <w:jc w:val="right"/>
-                    <w:jc w:val="center"/>
-                  </w:pPr>
-                  <w:r>
-                    <w:t xml:space="preserve">0.128**</w:t>
+                    <w:t xml:space="preserve">0.134**</w:t>
                   </w:r>
                 </w:p>
               </w:tc>
             </w:tr>
           </w:tbl>
-          <w:bookmarkEnd w:id="50"/>
+          <w:bookmarkEnd w:id="52"/>
           <w:p/>
         </w:tc>
       </w:tr>
@@ -3248,8 +4933,8 @@
         <w:br w:type="page"/>
       </w:r>
     </w:p>
-    <w:bookmarkEnd w:id="51"/>
-    <w:bookmarkStart w:id="52" w:name="references"/>
+    <w:bookmarkEnd w:id="53"/>
+    <w:bookmarkStart w:id="54" w:name="references"/>
     <w:p>
       <w:pPr>
         <w:pStyle w:val="Heading1"/>
@@ -3263,7 +4948,7 @@
         <w:pStyle w:val="FirstParagraph"/>
       </w:pPr>
     </w:p>
-    <w:bookmarkEnd w:id="52"/>
+    <w:bookmarkEnd w:id="54"/>
     <w:sectPr>
       <w:headerReference r:id="rId12" w:type="even"/>
       <w:headerReference r:id="rId13" w:type="default"/>
